--- a/blog-doc/Blog.docx
+++ b/blog-doc/Blog.docx
@@ -1417,6 +1417,49 @@
         </w:rPr>
         <w:t xml:space="preserve">GIT REPO: </w:t>
       </w:r>
+      <w:hyperlink r:id="rId36" w:history="1">
+        <w:proofErr w:type="spellStart"/>
+        <w:r>
+          <w:rPr>
+            <w:rStyle w:val="Hyperlink"/>
+            <w:lang w:val="en-US"/>
+          </w:rPr>
+          <w:t>PyFlink</w:t>
+        </w:r>
+        <w:proofErr w:type="spellEnd"/>
+        <w:r>
+          <w:rPr>
+            <w:rStyle w:val="Hyperlink"/>
+            <w:lang w:val="en-US"/>
+          </w:rPr>
+          <w:t>-Embedding-</w:t>
+        </w:r>
+        <w:proofErr w:type="spellStart"/>
+        <w:r>
+          <w:rPr>
+            <w:rStyle w:val="Hyperlink"/>
+            <w:lang w:val="en-US"/>
+          </w:rPr>
+          <w:t>fluss</w:t>
+        </w:r>
+        <w:proofErr w:type="spellEnd"/>
+        <w:r>
+          <w:rPr>
+            <w:rStyle w:val="Hyperlink"/>
+            <w:lang w:val="en-US"/>
+          </w:rPr>
+          <w:t>-</w:t>
+        </w:r>
+        <w:proofErr w:type="spellStart"/>
+        <w:r>
+          <w:rPr>
+            <w:rStyle w:val="Hyperlink"/>
+            <w:lang w:val="en-US"/>
+          </w:rPr>
+          <w:t>paimon</w:t>
+        </w:r>
+        <w:proofErr w:type="spellEnd"/>
+      </w:hyperlink>
     </w:p>
     <w:p>
       <w:pPr>
@@ -1817,7 +1860,7 @@
         </w:rPr>
         <w:t xml:space="preserve">and the </w:t>
       </w:r>
-      <w:hyperlink r:id="rId36" w:history="1">
+      <w:hyperlink r:id="rId37" w:history="1">
         <w:r>
           <w:rPr>
             <w:rStyle w:val="Hyperlink"/>
@@ -2116,7 +2159,7 @@
         </w:rPr>
         <w:t xml:space="preserve">) and pushing that directly into our </w:t>
       </w:r>
-      <w:hyperlink r:id="rId37" w:history="1">
+      <w:hyperlink r:id="rId38" w:history="1">
         <w:r>
           <w:rPr>
             <w:rStyle w:val="Hyperlink"/>
@@ -2168,152 +2211,6 @@
           <w:lang w:val="en-US"/>
         </w:rPr>
         <w:t xml:space="preserve"> </w:t>
-      </w:r>
-      <w:hyperlink r:id="rId38" w:history="1">
-        <w:r>
-          <w:rPr>
-            <w:rStyle w:val="Hyperlink"/>
-            <w:lang w:val="en-US"/>
-          </w:rPr>
-          <w:t>Apache Fluss (Incubating)</w:t>
-        </w:r>
-      </w:hyperlink>
-      <w:r>
-        <w:rPr>
-          <w:lang w:val="en-US"/>
-        </w:rPr>
-        <w:t xml:space="preserve"> </w:t>
-      </w:r>
-      <w:r>
-        <w:rPr>
-          <w:lang w:val="en-US"/>
-        </w:rPr>
-        <w:t xml:space="preserve">does not support </w:t>
-      </w:r>
-      <w:r>
-        <w:rPr>
-          <w:rFonts w:ascii="Courier New" w:hAnsi="Courier New" w:cs="Courier New"/>
-          <w:lang w:val="en-US"/>
-        </w:rPr>
-        <w:t>Array of Float</w:t>
-      </w:r>
-      <w:r>
-        <w:rPr>
-          <w:lang w:val="en-US"/>
-        </w:rPr>
-        <w:t xml:space="preserve"> or </w:t>
-      </w:r>
-      <w:r>
-        <w:rPr>
-          <w:rFonts w:ascii="Courier New" w:hAnsi="Courier New" w:cs="Courier New"/>
-          <w:lang w:val="en-US"/>
-        </w:rPr>
-        <w:t>Array of Double</w:t>
-      </w:r>
-      <w:r>
-        <w:rPr>
-          <w:lang w:val="en-US"/>
-        </w:rPr>
-        <w:t xml:space="preserve"> as column type</w:t>
-      </w:r>
-      <w:r>
-        <w:rPr>
-          <w:lang w:val="en-US"/>
-        </w:rPr>
-        <w:t>s</w:t>
-      </w:r>
-      <w:r>
-        <w:rPr>
-          <w:lang w:val="en-US"/>
-        </w:rPr>
-        <w:t>,</w:t>
-      </w:r>
-      <w:r>
-        <w:rPr>
-          <w:lang w:val="en-US"/>
-        </w:rPr>
-        <w:t xml:space="preserve"> </w:t>
-      </w:r>
-      <w:r>
-        <w:rPr>
-          <w:lang w:val="en-US"/>
-        </w:rPr>
-        <w:t xml:space="preserve">as such </w:t>
-      </w:r>
-      <w:r>
-        <w:rPr>
-          <w:lang w:val="en-US"/>
-        </w:rPr>
-        <w:t xml:space="preserve">we're excluding that </w:t>
-      </w:r>
-      <w:r>
-        <w:rPr>
-          <w:lang w:val="en-US"/>
-        </w:rPr>
-        <w:t>from</w:t>
-      </w:r>
-      <w:r>
-        <w:rPr>
-          <w:lang w:val="en-US"/>
-        </w:rPr>
-        <w:t xml:space="preserve"> our </w:t>
-      </w:r>
-      <w:r>
-        <w:rPr>
-          <w:rFonts w:ascii="Courier New" w:hAnsi="Courier New" w:cs="Courier New"/>
-          <w:lang w:val="en-US"/>
-        </w:rPr>
-        <w:t>Select / insert</w:t>
-      </w:r>
-      <w:r>
-        <w:rPr>
-          <w:lang w:val="en-US"/>
-        </w:rPr>
-        <w:t xml:space="preserve"> sta</w:t>
-      </w:r>
-      <w:r>
-        <w:rPr>
-          <w:lang w:val="en-US"/>
-        </w:rPr>
-        <w:t>t</w:t>
-      </w:r>
-      <w:r>
-        <w:rPr>
-          <w:lang w:val="en-US"/>
-        </w:rPr>
-        <w:t xml:space="preserve">ement. This will however be very easy to add </w:t>
-      </w:r>
-      <w:r>
-        <w:rPr>
-          <w:lang w:val="en-US"/>
-        </w:rPr>
-        <w:t xml:space="preserve">back into our SQL statement </w:t>
-      </w:r>
-      <w:r>
-        <w:rPr>
-          <w:lang w:val="en-US"/>
-        </w:rPr>
-        <w:t xml:space="preserve">once it is supported in </w:t>
-      </w:r>
-      <w:proofErr w:type="gramStart"/>
-      <w:r>
-        <w:rPr>
-          <w:lang w:val="en-US"/>
-        </w:rPr>
-        <w:t>an</w:t>
-      </w:r>
-      <w:proofErr w:type="gramEnd"/>
-      <w:r>
-        <w:rPr>
-          <w:lang w:val="en-US"/>
-        </w:rPr>
-        <w:t xml:space="preserve"> </w:t>
-      </w:r>
-      <w:r>
-        <w:rPr>
-          <w:lang w:val="en-US"/>
-        </w:rPr>
-        <w:t xml:space="preserve">soon to be released </w:t>
       </w:r>
       <w:hyperlink r:id="rId39" w:history="1">
         <w:r>
@@ -2334,6 +2231,152 @@
         <w:rPr>
           <w:lang w:val="en-US"/>
         </w:rPr>
+        <w:t xml:space="preserve">does not support </w:t>
+      </w:r>
+      <w:r>
+        <w:rPr>
+          <w:rFonts w:ascii="Courier New" w:hAnsi="Courier New" w:cs="Courier New"/>
+          <w:lang w:val="en-US"/>
+        </w:rPr>
+        <w:t>Array of Float</w:t>
+      </w:r>
+      <w:r>
+        <w:rPr>
+          <w:lang w:val="en-US"/>
+        </w:rPr>
+        <w:t xml:space="preserve"> or </w:t>
+      </w:r>
+      <w:r>
+        <w:rPr>
+          <w:rFonts w:ascii="Courier New" w:hAnsi="Courier New" w:cs="Courier New"/>
+          <w:lang w:val="en-US"/>
+        </w:rPr>
+        <w:t>Array of Double</w:t>
+      </w:r>
+      <w:r>
+        <w:rPr>
+          <w:lang w:val="en-US"/>
+        </w:rPr>
+        <w:t xml:space="preserve"> as column type</w:t>
+      </w:r>
+      <w:r>
+        <w:rPr>
+          <w:lang w:val="en-US"/>
+        </w:rPr>
+        <w:t>s</w:t>
+      </w:r>
+      <w:r>
+        <w:rPr>
+          <w:lang w:val="en-US"/>
+        </w:rPr>
+        <w:t>,</w:t>
+      </w:r>
+      <w:r>
+        <w:rPr>
+          <w:lang w:val="en-US"/>
+        </w:rPr>
+        <w:t xml:space="preserve"> </w:t>
+      </w:r>
+      <w:r>
+        <w:rPr>
+          <w:lang w:val="en-US"/>
+        </w:rPr>
+        <w:t xml:space="preserve">as such </w:t>
+      </w:r>
+      <w:r>
+        <w:rPr>
+          <w:lang w:val="en-US"/>
+        </w:rPr>
+        <w:t xml:space="preserve">we're excluding that </w:t>
+      </w:r>
+      <w:r>
+        <w:rPr>
+          <w:lang w:val="en-US"/>
+        </w:rPr>
+        <w:t>from</w:t>
+      </w:r>
+      <w:r>
+        <w:rPr>
+          <w:lang w:val="en-US"/>
+        </w:rPr>
+        <w:t xml:space="preserve"> our </w:t>
+      </w:r>
+      <w:r>
+        <w:rPr>
+          <w:rFonts w:ascii="Courier New" w:hAnsi="Courier New" w:cs="Courier New"/>
+          <w:lang w:val="en-US"/>
+        </w:rPr>
+        <w:t>Select / insert</w:t>
+      </w:r>
+      <w:r>
+        <w:rPr>
+          <w:lang w:val="en-US"/>
+        </w:rPr>
+        <w:t xml:space="preserve"> sta</w:t>
+      </w:r>
+      <w:r>
+        <w:rPr>
+          <w:lang w:val="en-US"/>
+        </w:rPr>
+        <w:t>t</w:t>
+      </w:r>
+      <w:r>
+        <w:rPr>
+          <w:lang w:val="en-US"/>
+        </w:rPr>
+        <w:t xml:space="preserve">ement. This will however be very easy to add </w:t>
+      </w:r>
+      <w:r>
+        <w:rPr>
+          <w:lang w:val="en-US"/>
+        </w:rPr>
+        <w:t xml:space="preserve">back into our SQL statement </w:t>
+      </w:r>
+      <w:r>
+        <w:rPr>
+          <w:lang w:val="en-US"/>
+        </w:rPr>
+        <w:t xml:space="preserve">once it is supported in </w:t>
+      </w:r>
+      <w:proofErr w:type="gramStart"/>
+      <w:r>
+        <w:rPr>
+          <w:lang w:val="en-US"/>
+        </w:rPr>
+        <w:t>an</w:t>
+      </w:r>
+      <w:proofErr w:type="gramEnd"/>
+      <w:r>
+        <w:rPr>
+          <w:lang w:val="en-US"/>
+        </w:rPr>
+        <w:t xml:space="preserve"> </w:t>
+      </w:r>
+      <w:r>
+        <w:rPr>
+          <w:lang w:val="en-US"/>
+        </w:rPr>
+        <w:t xml:space="preserve">soon to be released </w:t>
+      </w:r>
+      <w:hyperlink r:id="rId40" w:history="1">
+        <w:r>
+          <w:rPr>
+            <w:rStyle w:val="Hyperlink"/>
+            <w:lang w:val="en-US"/>
+          </w:rPr>
+          <w:t>Apache Fluss (Incubating)</w:t>
+        </w:r>
+      </w:hyperlink>
+      <w:r>
+        <w:rPr>
+          <w:lang w:val="en-US"/>
+        </w:rPr>
+        <w:t xml:space="preserve"> </w:t>
+      </w:r>
+      <w:r>
+        <w:rPr>
+          <w:lang w:val="en-US"/>
+        </w:rPr>
         <w:t>version</w:t>
       </w:r>
       <w:r>
@@ -2499,7 +2542,7 @@
         </w:rPr>
         <w:t xml:space="preserve">These are all inserted into a </w:t>
       </w:r>
-      <w:hyperlink r:id="rId40" w:history="1">
+      <w:hyperlink r:id="rId41" w:history="1">
         <w:r>
           <w:rPr>
             <w:rStyle w:val="Hyperlink"/>
@@ -2558,7 +2601,7 @@
         </w:rPr>
         <w:t xml:space="preserve"> Apache Flink CDC to consume these into transient tables inside </w:t>
       </w:r>
-      <w:hyperlink r:id="rId41" w:history="1">
+      <w:hyperlink r:id="rId42" w:history="1">
         <w:r>
           <w:rPr>
             <w:rStyle w:val="Hyperlink"/>
@@ -2710,7 +2753,7 @@
         </w:rPr>
         <w:t xml:space="preserve">statement to push our data into our </w:t>
       </w:r>
-      <w:hyperlink r:id="rId42" w:history="1">
+      <w:hyperlink r:id="rId43" w:history="1">
         <w:r>
           <w:rPr>
             <w:rStyle w:val="Hyperlink"/>
@@ -3377,7 +3420,7 @@
         </w:rPr>
         <w:t xml:space="preserve"> in our </w:t>
       </w:r>
-      <w:hyperlink r:id="rId43" w:history="1">
+      <w:hyperlink r:id="rId44" w:history="1">
         <w:r>
           <w:rPr>
             <w:rStyle w:val="Hyperlink"/>
@@ -3398,7 +3441,7 @@
         </w:rPr>
         <w:t xml:space="preserve">and </w:t>
       </w:r>
-      <w:hyperlink r:id="rId44" w:history="1">
+      <w:hyperlink r:id="rId45" w:history="1">
         <w:r>
           <w:rPr>
             <w:rStyle w:val="Hyperlink"/>
@@ -3475,7 +3518,7 @@
         </w:rPr>
         <w:t xml:space="preserve"> configuration. The last bit being the required values for our </w:t>
       </w:r>
-      <w:hyperlink r:id="rId45" w:history="1">
+      <w:hyperlink r:id="rId46" w:history="1">
         <w:r>
           <w:rPr>
             <w:rStyle w:val="Hyperlink"/>
@@ -3546,7 +3589,7 @@
         </w:rPr>
         <w:t xml:space="preserve"> the work done in </w:t>
       </w:r>
-      <w:hyperlink r:id="rId46" w:history="1">
+      <w:hyperlink r:id="rId47" w:history="1">
         <w:r>
           <w:rPr>
             <w:rStyle w:val="Hyperlink"/>
@@ -3591,7 +3634,7 @@
         </w:rPr>
         <w:t xml:space="preserve">, and by Proxy </w:t>
       </w:r>
-      <w:hyperlink r:id="rId47" w:history="1">
+      <w:hyperlink r:id="rId48" w:history="1">
         <w:proofErr w:type="spellStart"/>
         <w:r>
           <w:rPr>
@@ -3661,7 +3704,7 @@
         </w:rPr>
         <w:t xml:space="preserve">Below is our </w:t>
       </w:r>
-      <w:hyperlink r:id="rId48" w:history="1">
+      <w:hyperlink r:id="rId49" w:history="1">
         <w:r>
           <w:rPr>
             <w:rStyle w:val="Hyperlink"/>
@@ -4724,3651 +4767,6 @@
           <w:lang w:val="en-US"/>
         </w:rPr>
         <w:t xml:space="preserve">The next one is our </w:t>
-      </w:r>
-      <w:hyperlink r:id="rId49" w:history="1">
-        <w:r>
-          <w:rPr>
-            <w:rStyle w:val="Hyperlink"/>
-            <w:lang w:val="en-US"/>
-          </w:rPr>
-          <w:t>Apache Flink</w:t>
-        </w:r>
-      </w:hyperlink>
-      <w:r>
-        <w:rPr>
-          <w:lang w:val="en-US"/>
-        </w:rPr>
-        <w:t xml:space="preserve"> </w:t>
-      </w:r>
-      <w:proofErr w:type="spellStart"/>
-      <w:r>
-        <w:rPr>
-          <w:lang w:val="en-US"/>
-        </w:rPr>
-        <w:t>Dockerfile</w:t>
-      </w:r>
-      <w:proofErr w:type="spellEnd"/>
-      <w:r>
-        <w:rPr>
-          <w:lang w:val="en-US"/>
-        </w:rPr>
-        <w:t>,</w:t>
-      </w:r>
-      <w:r>
-        <w:rPr>
-          <w:lang w:val="en-US"/>
-        </w:rPr>
-        <w:t xml:space="preserve"> </w:t>
-      </w:r>
-      <w:r>
-        <w:rPr>
-          <w:lang w:val="en-US"/>
-        </w:rPr>
-        <w:t>slightly</w:t>
-      </w:r>
-      <w:r>
-        <w:rPr>
-          <w:lang w:val="en-US"/>
-        </w:rPr>
-        <w:t xml:space="preserve"> more complex.</w:t>
-      </w:r>
-    </w:p>
-    <w:p>
-      <w:pPr>
-        <w:rPr>
-          <w:lang w:val="en-US"/>
-        </w:rPr>
-      </w:pPr>
-    </w:p>
-    <w:p>
-      <w:pPr>
-        <w:rPr>
-          <w:lang w:val="en-US"/>
-        </w:rPr>
-      </w:pPr>
-      <w:r>
-        <w:rPr>
-          <w:lang w:val="en-US"/>
-        </w:rPr>
-        <w:t xml:space="preserve">The </w:t>
-      </w:r>
-      <w:r>
-        <w:rPr>
-          <w:lang w:val="en-US"/>
-        </w:rPr>
-        <w:t>final</w:t>
-      </w:r>
-      <w:r>
-        <w:rPr>
-          <w:lang w:val="en-US"/>
-        </w:rPr>
-        <w:t xml:space="preserve"> </w:t>
-      </w:r>
-      <w:r>
-        <w:rPr>
-          <w:lang w:val="en-US"/>
-        </w:rPr>
-        <w:t xml:space="preserve">Apache Flink image is built on top of a </w:t>
-      </w:r>
-      <w:r>
-        <w:rPr>
-          <w:lang w:val="en-US"/>
-        </w:rPr>
-        <w:t xml:space="preserve">base </w:t>
-      </w:r>
-      <w:r>
-        <w:rPr>
-          <w:lang w:val="en-US"/>
-        </w:rPr>
-        <w:t xml:space="preserve">image where we first add the Python engine which can be found </w:t>
-      </w:r>
-      <w:r>
-        <w:rPr>
-          <w:lang w:val="en-US"/>
-        </w:rPr>
-        <w:t xml:space="preserve">in </w:t>
-      </w:r>
-      <w:r>
-        <w:rPr>
-          <w:rFonts w:ascii="Courier New" w:hAnsi="Courier New" w:cs="Courier New"/>
-          <w:lang w:val="en-US"/>
-        </w:rPr>
-        <w:t>&lt;Project root&gt;/infrastructure/</w:t>
-      </w:r>
-      <w:proofErr w:type="spellStart"/>
-      <w:r>
-        <w:rPr>
-          <w:rFonts w:ascii="Courier New" w:hAnsi="Courier New" w:cs="Courier New"/>
-          <w:lang w:val="en-US"/>
-        </w:rPr>
-        <w:t>fl</w:t>
-      </w:r>
-      <w:r>
-        <w:rPr>
-          <w:rFonts w:ascii="Courier New" w:hAnsi="Courier New" w:cs="Courier New"/>
-          <w:lang w:val="en-US"/>
-        </w:rPr>
-        <w:t>ink_base</w:t>
-      </w:r>
-      <w:proofErr w:type="spellEnd"/>
-      <w:r>
-        <w:rPr>
-          <w:rFonts w:ascii="Courier New" w:hAnsi="Courier New" w:cs="Courier New"/>
-          <w:lang w:val="en-US"/>
-        </w:rPr>
-        <w:t>.</w:t>
-      </w:r>
-    </w:p>
-    <w:p>
-      <w:pPr>
-        <w:rPr>
-          <w:lang w:val="en-US"/>
-        </w:rPr>
-      </w:pPr>
-    </w:p>
-    <w:p>
-      <w:pPr>
-        <w:rPr>
-          <w:lang w:val="en-US"/>
-        </w:rPr>
-      </w:pPr>
-      <w:r>
-        <w:rPr>
-          <w:lang w:val="en-US"/>
-        </w:rPr>
-        <w:t xml:space="preserve">The below can be found in </w:t>
-      </w:r>
-      <w:r>
-        <w:rPr>
-          <w:rFonts w:ascii="Courier New" w:hAnsi="Courier New" w:cs="Courier New"/>
-          <w:lang w:val="en-US"/>
-        </w:rPr>
-        <w:t>&lt;Project root&gt;/infrastructure/</w:t>
-      </w:r>
-      <w:proofErr w:type="spellStart"/>
-      <w:r>
-        <w:rPr>
-          <w:rFonts w:ascii="Courier New" w:hAnsi="Courier New" w:cs="Courier New"/>
-          <w:lang w:val="en-US"/>
-        </w:rPr>
-        <w:t>fl</w:t>
-      </w:r>
-      <w:r>
-        <w:rPr>
-          <w:rFonts w:ascii="Courier New" w:hAnsi="Courier New" w:cs="Courier New"/>
-          <w:lang w:val="en-US"/>
-        </w:rPr>
-        <w:t>ink</w:t>
-      </w:r>
-      <w:proofErr w:type="spellEnd"/>
-      <w:r>
-        <w:rPr>
-          <w:rFonts w:ascii="Courier New" w:hAnsi="Courier New" w:cs="Courier New"/>
-          <w:lang w:val="en-US"/>
-        </w:rPr>
-        <w:t>.</w:t>
-      </w:r>
-    </w:p>
-    <w:p>
-      <w:pPr>
-        <w:shd w:val="clear" w:color="auto" w:fill="1F1F1F"/>
-        <w:spacing w:line="270" w:lineRule="atLeast"/>
-        <w:rPr>
-          <w:rFonts w:ascii="Menlo" w:hAnsi="Menlo" w:cs="Menlo"/>
-          <w:color w:val="CCCCCC"/>
-          <w:sz w:val="18"/>
-          <w:szCs w:val="18"/>
-        </w:rPr>
-      </w:pPr>
-      <w:r>
-        <w:rPr>
-          <w:rFonts w:ascii="Menlo" w:hAnsi="Menlo" w:cs="Menlo"/>
-          <w:color w:val="569CD6"/>
-          <w:sz w:val="18"/>
-          <w:szCs w:val="18"/>
-        </w:rPr>
-        <w:t>FROM</w:t>
-      </w:r>
-      <w:r>
-        <w:rPr>
-          <w:rFonts w:ascii="Menlo" w:hAnsi="Menlo" w:cs="Menlo"/>
-          <w:color w:val="CCCCCC"/>
-          <w:sz w:val="18"/>
-          <w:szCs w:val="18"/>
-        </w:rPr>
-        <w:t xml:space="preserve"> </w:t>
-      </w:r>
-      <w:proofErr w:type="spellStart"/>
-      <w:r>
-        <w:rPr>
-          <w:rFonts w:ascii="Menlo" w:hAnsi="Menlo" w:cs="Menlo"/>
-          <w:color w:val="CCCCCC"/>
-          <w:sz w:val="18"/>
-          <w:szCs w:val="18"/>
-        </w:rPr>
-        <w:t>georgelza</w:t>
-      </w:r>
-      <w:proofErr w:type="spellEnd"/>
-      <w:r>
-        <w:rPr>
-          <w:rFonts w:ascii="Menlo" w:hAnsi="Menlo" w:cs="Menlo"/>
-          <w:color w:val="CCCCCC"/>
-          <w:sz w:val="18"/>
-          <w:szCs w:val="18"/>
-        </w:rPr>
-        <w:t>/apacheflink-base-1.20.2-scala_2.12-java17:1.0.0</w:t>
-      </w:r>
-    </w:p>
-    <w:p>
-      <w:pPr>
-        <w:shd w:val="clear" w:color="auto" w:fill="1F1F1F"/>
-        <w:spacing w:line="270" w:lineRule="atLeast"/>
-        <w:rPr>
-          <w:rFonts w:ascii="Menlo" w:hAnsi="Menlo" w:cs="Menlo"/>
-          <w:color w:val="CCCCCC"/>
-          <w:sz w:val="18"/>
-          <w:szCs w:val="18"/>
-        </w:rPr>
-      </w:pPr>
-      <w:r>
-        <w:rPr>
-          <w:rFonts w:ascii="Menlo" w:hAnsi="Menlo" w:cs="Menlo"/>
-          <w:color w:val="569CD6"/>
-          <w:sz w:val="18"/>
-          <w:szCs w:val="18"/>
-        </w:rPr>
-        <w:lastRenderedPageBreak/>
-        <w:t>SHELL</w:t>
-      </w:r>
-      <w:r>
-        <w:rPr>
-          <w:rFonts w:ascii="Menlo" w:hAnsi="Menlo" w:cs="Menlo"/>
-          <w:color w:val="CCCCCC"/>
-          <w:sz w:val="18"/>
-          <w:szCs w:val="18"/>
-        </w:rPr>
-        <w:t xml:space="preserve"> [</w:t>
-      </w:r>
-      <w:r>
-        <w:rPr>
-          <w:rFonts w:ascii="Menlo" w:hAnsi="Menlo" w:cs="Menlo"/>
-          <w:color w:val="CE9178"/>
-          <w:sz w:val="18"/>
-          <w:szCs w:val="18"/>
-        </w:rPr>
-        <w:t>"/bin/bash"</w:t>
-      </w:r>
-      <w:r>
-        <w:rPr>
-          <w:rFonts w:ascii="Menlo" w:hAnsi="Menlo" w:cs="Menlo"/>
-          <w:color w:val="CCCCCC"/>
-          <w:sz w:val="18"/>
-          <w:szCs w:val="18"/>
-        </w:rPr>
-        <w:t xml:space="preserve">, </w:t>
-      </w:r>
-      <w:r>
-        <w:rPr>
-          <w:rFonts w:ascii="Menlo" w:hAnsi="Menlo" w:cs="Menlo"/>
-          <w:color w:val="CE9178"/>
-          <w:sz w:val="18"/>
-          <w:szCs w:val="18"/>
-        </w:rPr>
-        <w:t>"-c"</w:t>
-      </w:r>
-      <w:r>
-        <w:rPr>
-          <w:rFonts w:ascii="Menlo" w:hAnsi="Menlo" w:cs="Menlo"/>
-          <w:color w:val="CCCCCC"/>
-          <w:sz w:val="18"/>
-          <w:szCs w:val="18"/>
-        </w:rPr>
-        <w:t>]</w:t>
-      </w:r>
-    </w:p>
-    <w:p>
-      <w:pPr>
-        <w:shd w:val="clear" w:color="auto" w:fill="1F1F1F"/>
-        <w:spacing w:line="270" w:lineRule="atLeast"/>
-        <w:rPr>
-          <w:rFonts w:ascii="Menlo" w:hAnsi="Menlo" w:cs="Menlo"/>
-          <w:color w:val="CCCCCC"/>
-          <w:sz w:val="18"/>
-          <w:szCs w:val="18"/>
-        </w:rPr>
-      </w:pPr>
-    </w:p>
-    <w:p>
-      <w:pPr>
-        <w:shd w:val="clear" w:color="auto" w:fill="1F1F1F"/>
-        <w:spacing w:line="270" w:lineRule="atLeast"/>
-        <w:rPr>
-          <w:rFonts w:ascii="Menlo" w:hAnsi="Menlo" w:cs="Menlo"/>
-          <w:color w:val="CCCCCC"/>
-          <w:sz w:val="18"/>
-          <w:szCs w:val="18"/>
-        </w:rPr>
-      </w:pPr>
-      <w:r>
-        <w:rPr>
-          <w:rFonts w:ascii="Menlo" w:hAnsi="Menlo" w:cs="Menlo"/>
-          <w:color w:val="6A9955"/>
-          <w:sz w:val="18"/>
-          <w:szCs w:val="18"/>
-        </w:rPr>
-        <w:t xml:space="preserve"># 2. Environment Variables </w:t>
-      </w:r>
-    </w:p>
-    <w:p>
-      <w:pPr>
-        <w:shd w:val="clear" w:color="auto" w:fill="1F1F1F"/>
-        <w:spacing w:line="270" w:lineRule="atLeast"/>
-        <w:rPr>
-          <w:rFonts w:ascii="Menlo" w:hAnsi="Menlo" w:cs="Menlo"/>
-          <w:color w:val="CCCCCC"/>
-          <w:sz w:val="18"/>
-          <w:szCs w:val="18"/>
-        </w:rPr>
-      </w:pPr>
-      <w:r>
-        <w:rPr>
-          <w:rFonts w:ascii="Menlo" w:hAnsi="Menlo" w:cs="Menlo"/>
-          <w:color w:val="569CD6"/>
-          <w:sz w:val="18"/>
-          <w:szCs w:val="18"/>
-        </w:rPr>
-        <w:t>ENV</w:t>
-      </w:r>
-      <w:r>
-        <w:rPr>
-          <w:rFonts w:ascii="Menlo" w:hAnsi="Menlo" w:cs="Menlo"/>
-          <w:color w:val="CCCCCC"/>
-          <w:sz w:val="18"/>
-          <w:szCs w:val="18"/>
-        </w:rPr>
-        <w:t xml:space="preserve"> PYTHON_HOME=/</w:t>
-      </w:r>
-      <w:proofErr w:type="spellStart"/>
-      <w:r>
-        <w:rPr>
-          <w:rFonts w:ascii="Menlo" w:hAnsi="Menlo" w:cs="Menlo"/>
-          <w:color w:val="CCCCCC"/>
-          <w:sz w:val="18"/>
-          <w:szCs w:val="18"/>
-        </w:rPr>
-        <w:t>usr</w:t>
-      </w:r>
-      <w:proofErr w:type="spellEnd"/>
-      <w:r>
-        <w:rPr>
-          <w:rFonts w:ascii="Menlo" w:hAnsi="Menlo" w:cs="Menlo"/>
-          <w:color w:val="CCCCCC"/>
-          <w:sz w:val="18"/>
-          <w:szCs w:val="18"/>
-        </w:rPr>
-        <w:t>/bin/python3.10</w:t>
-      </w:r>
-    </w:p>
-    <w:p>
-      <w:pPr>
-        <w:shd w:val="clear" w:color="auto" w:fill="1F1F1F"/>
-        <w:spacing w:line="270" w:lineRule="atLeast"/>
-        <w:rPr>
-          <w:rFonts w:ascii="Menlo" w:hAnsi="Menlo" w:cs="Menlo"/>
-          <w:color w:val="CCCCCC"/>
-          <w:sz w:val="18"/>
-          <w:szCs w:val="18"/>
-        </w:rPr>
-      </w:pPr>
-      <w:r>
-        <w:rPr>
-          <w:rFonts w:ascii="Menlo" w:hAnsi="Menlo" w:cs="Menlo"/>
-          <w:color w:val="569CD6"/>
-          <w:sz w:val="18"/>
-          <w:szCs w:val="18"/>
-        </w:rPr>
-        <w:t>ENV</w:t>
-      </w:r>
-      <w:r>
-        <w:rPr>
-          <w:rFonts w:ascii="Menlo" w:hAnsi="Menlo" w:cs="Menlo"/>
-          <w:color w:val="CCCCCC"/>
-          <w:sz w:val="18"/>
-          <w:szCs w:val="18"/>
-        </w:rPr>
-        <w:t xml:space="preserve"> PATH=$PATH:$PYTHON_HOME</w:t>
-      </w:r>
-    </w:p>
-    <w:p>
-      <w:pPr>
-        <w:shd w:val="clear" w:color="auto" w:fill="1F1F1F"/>
-        <w:spacing w:line="270" w:lineRule="atLeast"/>
-        <w:rPr>
-          <w:rFonts w:ascii="Menlo" w:hAnsi="Menlo" w:cs="Menlo"/>
-          <w:color w:val="CCCCCC"/>
-          <w:sz w:val="18"/>
-          <w:szCs w:val="18"/>
-        </w:rPr>
-      </w:pPr>
-      <w:r>
-        <w:rPr>
-          <w:rFonts w:ascii="Menlo" w:hAnsi="Menlo" w:cs="Menlo"/>
-          <w:color w:val="569CD6"/>
-          <w:sz w:val="18"/>
-          <w:szCs w:val="18"/>
-        </w:rPr>
-        <w:t>ENV</w:t>
-      </w:r>
-      <w:r>
-        <w:rPr>
-          <w:rFonts w:ascii="Menlo" w:hAnsi="Menlo" w:cs="Menlo"/>
-          <w:color w:val="CCCCCC"/>
-          <w:sz w:val="18"/>
-          <w:szCs w:val="18"/>
-        </w:rPr>
-        <w:t xml:space="preserve"> JAVA_HOME=/</w:t>
-      </w:r>
-      <w:proofErr w:type="spellStart"/>
-      <w:r>
-        <w:rPr>
-          <w:rFonts w:ascii="Menlo" w:hAnsi="Menlo" w:cs="Menlo"/>
-          <w:color w:val="CCCCCC"/>
-          <w:sz w:val="18"/>
-          <w:szCs w:val="18"/>
-        </w:rPr>
-        <w:t>usr</w:t>
-      </w:r>
-      <w:proofErr w:type="spellEnd"/>
-      <w:r>
-        <w:rPr>
-          <w:rFonts w:ascii="Menlo" w:hAnsi="Menlo" w:cs="Menlo"/>
-          <w:color w:val="CCCCCC"/>
-          <w:sz w:val="18"/>
-          <w:szCs w:val="18"/>
-        </w:rPr>
-        <w:t>/lib/</w:t>
-      </w:r>
-      <w:proofErr w:type="spellStart"/>
-      <w:r>
-        <w:rPr>
-          <w:rFonts w:ascii="Menlo" w:hAnsi="Menlo" w:cs="Menlo"/>
-          <w:color w:val="CCCCCC"/>
-          <w:sz w:val="18"/>
-          <w:szCs w:val="18"/>
-        </w:rPr>
-        <w:t>jvm</w:t>
-      </w:r>
-      <w:proofErr w:type="spellEnd"/>
-      <w:r>
-        <w:rPr>
-          <w:rFonts w:ascii="Menlo" w:hAnsi="Menlo" w:cs="Menlo"/>
-          <w:color w:val="CCCCCC"/>
-          <w:sz w:val="18"/>
-          <w:szCs w:val="18"/>
-        </w:rPr>
-        <w:t>/java-17-openjdk-arm64</w:t>
-      </w:r>
-    </w:p>
-    <w:p>
-      <w:pPr>
-        <w:shd w:val="clear" w:color="auto" w:fill="1F1F1F"/>
-        <w:spacing w:line="270" w:lineRule="atLeast"/>
-        <w:rPr>
-          <w:rFonts w:ascii="Menlo" w:hAnsi="Menlo" w:cs="Menlo"/>
-          <w:color w:val="CCCCCC"/>
-          <w:sz w:val="18"/>
-          <w:szCs w:val="18"/>
-        </w:rPr>
-      </w:pPr>
-      <w:r>
-        <w:rPr>
-          <w:rFonts w:ascii="Menlo" w:hAnsi="Menlo" w:cs="Menlo"/>
-          <w:color w:val="569CD6"/>
-          <w:sz w:val="18"/>
-          <w:szCs w:val="18"/>
-        </w:rPr>
-        <w:t>ENV</w:t>
-      </w:r>
-      <w:r>
-        <w:rPr>
-          <w:rFonts w:ascii="Menlo" w:hAnsi="Menlo" w:cs="Menlo"/>
-          <w:color w:val="CCCCCC"/>
-          <w:sz w:val="18"/>
-          <w:szCs w:val="18"/>
-        </w:rPr>
-        <w:t xml:space="preserve"> FLINK_HOME=/opt/</w:t>
-      </w:r>
-      <w:proofErr w:type="spellStart"/>
-      <w:r>
-        <w:rPr>
-          <w:rFonts w:ascii="Menlo" w:hAnsi="Menlo" w:cs="Menlo"/>
-          <w:color w:val="CCCCCC"/>
-          <w:sz w:val="18"/>
-          <w:szCs w:val="18"/>
-        </w:rPr>
-        <w:t>flink</w:t>
-      </w:r>
-      <w:proofErr w:type="spellEnd"/>
-    </w:p>
-    <w:p>
-      <w:pPr>
-        <w:shd w:val="clear" w:color="auto" w:fill="1F1F1F"/>
-        <w:spacing w:line="270" w:lineRule="atLeast"/>
-        <w:rPr>
-          <w:rFonts w:ascii="Menlo" w:hAnsi="Menlo" w:cs="Menlo"/>
-          <w:color w:val="CCCCCC"/>
-          <w:sz w:val="18"/>
-          <w:szCs w:val="18"/>
-        </w:rPr>
-      </w:pPr>
-      <w:r>
-        <w:rPr>
-          <w:rFonts w:ascii="Menlo" w:hAnsi="Menlo" w:cs="Menlo"/>
-          <w:color w:val="569CD6"/>
-          <w:sz w:val="18"/>
-          <w:szCs w:val="18"/>
-        </w:rPr>
-        <w:t>ENV</w:t>
-      </w:r>
-      <w:r>
-        <w:rPr>
-          <w:rFonts w:ascii="Menlo" w:hAnsi="Menlo" w:cs="Menlo"/>
-          <w:color w:val="CCCCCC"/>
-          <w:sz w:val="18"/>
-          <w:szCs w:val="18"/>
-        </w:rPr>
-        <w:t xml:space="preserve"> HIVE_HOME=${FLINK_HOME}/conf/</w:t>
-      </w:r>
-    </w:p>
-    <w:p>
-      <w:pPr>
-        <w:shd w:val="clear" w:color="auto" w:fill="1F1F1F"/>
-        <w:spacing w:line="270" w:lineRule="atLeast"/>
-        <w:rPr>
-          <w:rFonts w:ascii="Menlo" w:hAnsi="Menlo" w:cs="Menlo"/>
-          <w:color w:val="CCCCCC"/>
-          <w:sz w:val="18"/>
-          <w:szCs w:val="18"/>
-        </w:rPr>
-      </w:pPr>
-      <w:r>
-        <w:rPr>
-          <w:rFonts w:ascii="Menlo" w:hAnsi="Menlo" w:cs="Menlo"/>
-          <w:color w:val="569CD6"/>
-          <w:sz w:val="18"/>
-          <w:szCs w:val="18"/>
-        </w:rPr>
-        <w:t>ENV</w:t>
-      </w:r>
-      <w:r>
-        <w:rPr>
-          <w:rFonts w:ascii="Menlo" w:hAnsi="Menlo" w:cs="Menlo"/>
-          <w:color w:val="CCCCCC"/>
-          <w:sz w:val="18"/>
-          <w:szCs w:val="18"/>
-        </w:rPr>
-        <w:t xml:space="preserve"> FLINK_VERSION_SHORT=1.20</w:t>
-      </w:r>
-    </w:p>
-    <w:p>
-      <w:pPr>
-        <w:shd w:val="clear" w:color="auto" w:fill="1F1F1F"/>
-        <w:spacing w:line="270" w:lineRule="atLeast"/>
-        <w:rPr>
-          <w:rFonts w:ascii="Menlo" w:hAnsi="Menlo" w:cs="Menlo"/>
-          <w:color w:val="CCCCCC"/>
-          <w:sz w:val="18"/>
-          <w:szCs w:val="18"/>
-        </w:rPr>
-      </w:pPr>
-      <w:r>
-        <w:rPr>
-          <w:rFonts w:ascii="Menlo" w:hAnsi="Menlo" w:cs="Menlo"/>
-          <w:color w:val="569CD6"/>
-          <w:sz w:val="18"/>
-          <w:szCs w:val="18"/>
-        </w:rPr>
-        <w:t>ENV</w:t>
-      </w:r>
-      <w:r>
-        <w:rPr>
-          <w:rFonts w:ascii="Menlo" w:hAnsi="Menlo" w:cs="Menlo"/>
-          <w:color w:val="CCCCCC"/>
-          <w:sz w:val="18"/>
-          <w:szCs w:val="18"/>
-        </w:rPr>
-        <w:t xml:space="preserve"> FLINK_VERSION_FULL=1.20.2</w:t>
-      </w:r>
-    </w:p>
-    <w:p>
-      <w:pPr>
-        <w:shd w:val="clear" w:color="auto" w:fill="1F1F1F"/>
-        <w:spacing w:line="270" w:lineRule="atLeast"/>
-        <w:rPr>
-          <w:rFonts w:ascii="Menlo" w:hAnsi="Menlo" w:cs="Menlo"/>
-          <w:color w:val="CCCCCC"/>
-          <w:sz w:val="18"/>
-          <w:szCs w:val="18"/>
-        </w:rPr>
-      </w:pPr>
-      <w:r>
-        <w:rPr>
-          <w:rFonts w:ascii="Menlo" w:hAnsi="Menlo" w:cs="Menlo"/>
-          <w:color w:val="569CD6"/>
-          <w:sz w:val="18"/>
-          <w:szCs w:val="18"/>
-        </w:rPr>
-        <w:t>ENV</w:t>
-      </w:r>
-      <w:r>
-        <w:rPr>
-          <w:rFonts w:ascii="Menlo" w:hAnsi="Menlo" w:cs="Menlo"/>
-          <w:color w:val="CCCCCC"/>
-          <w:sz w:val="18"/>
-          <w:szCs w:val="18"/>
-        </w:rPr>
-        <w:t xml:space="preserve"> PAIMON_VERSION=1.3.1</w:t>
-      </w:r>
-    </w:p>
-    <w:p>
-      <w:pPr>
-        <w:shd w:val="clear" w:color="auto" w:fill="1F1F1F"/>
-        <w:spacing w:line="270" w:lineRule="atLeast"/>
-        <w:rPr>
-          <w:rFonts w:ascii="Menlo" w:hAnsi="Menlo" w:cs="Menlo"/>
-          <w:color w:val="CCCCCC"/>
-          <w:sz w:val="18"/>
-          <w:szCs w:val="18"/>
-        </w:rPr>
-      </w:pPr>
-      <w:r>
-        <w:rPr>
-          <w:rFonts w:ascii="Menlo" w:hAnsi="Menlo" w:cs="Menlo"/>
-          <w:color w:val="569CD6"/>
-          <w:sz w:val="18"/>
-          <w:szCs w:val="18"/>
-        </w:rPr>
-        <w:t>ENV</w:t>
-      </w:r>
-      <w:r>
-        <w:rPr>
-          <w:rFonts w:ascii="Menlo" w:hAnsi="Menlo" w:cs="Menlo"/>
-          <w:color w:val="CCCCCC"/>
-          <w:sz w:val="18"/>
-          <w:szCs w:val="18"/>
-        </w:rPr>
-        <w:t xml:space="preserve"> ICEBERG_VERSION=1.9.1</w:t>
-      </w:r>
-    </w:p>
-    <w:p>
-      <w:pPr>
-        <w:shd w:val="clear" w:color="auto" w:fill="1F1F1F"/>
-        <w:spacing w:line="270" w:lineRule="atLeast"/>
-        <w:rPr>
-          <w:rFonts w:ascii="Menlo" w:hAnsi="Menlo" w:cs="Menlo"/>
-          <w:color w:val="CCCCCC"/>
-          <w:sz w:val="18"/>
-          <w:szCs w:val="18"/>
-        </w:rPr>
-      </w:pPr>
-      <w:r>
-        <w:rPr>
-          <w:rFonts w:ascii="Menlo" w:hAnsi="Menlo" w:cs="Menlo"/>
-          <w:color w:val="569CD6"/>
-          <w:sz w:val="18"/>
-          <w:szCs w:val="18"/>
-        </w:rPr>
-        <w:t>ENV</w:t>
-      </w:r>
-      <w:r>
-        <w:rPr>
-          <w:rFonts w:ascii="Menlo" w:hAnsi="Menlo" w:cs="Menlo"/>
-          <w:color w:val="CCCCCC"/>
-          <w:sz w:val="18"/>
-          <w:szCs w:val="18"/>
-        </w:rPr>
-        <w:t xml:space="preserve"> LANCE_VERSION=0.0.1</w:t>
-      </w:r>
-    </w:p>
-    <w:p>
-      <w:pPr>
-        <w:shd w:val="clear" w:color="auto" w:fill="1F1F1F"/>
-        <w:spacing w:line="270" w:lineRule="atLeast"/>
-        <w:rPr>
-          <w:rFonts w:ascii="Menlo" w:hAnsi="Menlo" w:cs="Menlo"/>
-          <w:color w:val="CCCCCC"/>
-          <w:sz w:val="18"/>
-          <w:szCs w:val="18"/>
-        </w:rPr>
-      </w:pPr>
-      <w:r>
-        <w:rPr>
-          <w:rFonts w:ascii="Menlo" w:hAnsi="Menlo" w:cs="Menlo"/>
-          <w:color w:val="569CD6"/>
-          <w:sz w:val="18"/>
-          <w:szCs w:val="18"/>
-        </w:rPr>
-        <w:t>ENV</w:t>
-      </w:r>
-      <w:r>
-        <w:rPr>
-          <w:rFonts w:ascii="Menlo" w:hAnsi="Menlo" w:cs="Menlo"/>
-          <w:color w:val="CCCCCC"/>
-          <w:sz w:val="18"/>
-          <w:szCs w:val="18"/>
-        </w:rPr>
-        <w:t xml:space="preserve"> POSTGRESQL_CONNECTOR=42.7.6</w:t>
-      </w:r>
-    </w:p>
-    <w:p>
-      <w:pPr>
-        <w:shd w:val="clear" w:color="auto" w:fill="1F1F1F"/>
-        <w:spacing w:line="270" w:lineRule="atLeast"/>
-        <w:rPr>
-          <w:rFonts w:ascii="Menlo" w:hAnsi="Menlo" w:cs="Menlo"/>
-          <w:color w:val="CCCCCC"/>
-          <w:sz w:val="18"/>
-          <w:szCs w:val="18"/>
-        </w:rPr>
-      </w:pPr>
-      <w:r>
-        <w:rPr>
-          <w:rFonts w:ascii="Menlo" w:hAnsi="Menlo" w:cs="Menlo"/>
-          <w:color w:val="569CD6"/>
-          <w:sz w:val="18"/>
-          <w:szCs w:val="18"/>
-        </w:rPr>
-        <w:t>ENV</w:t>
-      </w:r>
-      <w:r>
-        <w:rPr>
-          <w:rFonts w:ascii="Menlo" w:hAnsi="Menlo" w:cs="Menlo"/>
-          <w:color w:val="CCCCCC"/>
-          <w:sz w:val="18"/>
-          <w:szCs w:val="18"/>
-        </w:rPr>
-        <w:t xml:space="preserve"> FLINK_CDC=3.5.0</w:t>
-      </w:r>
-    </w:p>
-    <w:p>
-      <w:pPr>
-        <w:shd w:val="clear" w:color="auto" w:fill="1F1F1F"/>
-        <w:spacing w:line="270" w:lineRule="atLeast"/>
-        <w:rPr>
-          <w:rFonts w:ascii="Menlo" w:hAnsi="Menlo" w:cs="Menlo"/>
-          <w:color w:val="CCCCCC"/>
-          <w:sz w:val="18"/>
-          <w:szCs w:val="18"/>
-        </w:rPr>
-      </w:pPr>
-      <w:r>
-        <w:rPr>
-          <w:rFonts w:ascii="Menlo" w:hAnsi="Menlo" w:cs="Menlo"/>
-          <w:color w:val="569CD6"/>
-          <w:sz w:val="18"/>
-          <w:szCs w:val="18"/>
-        </w:rPr>
-        <w:t>ENV</w:t>
-      </w:r>
-      <w:r>
-        <w:rPr>
-          <w:rFonts w:ascii="Menlo" w:hAnsi="Menlo" w:cs="Menlo"/>
-          <w:color w:val="CCCCCC"/>
-          <w:sz w:val="18"/>
-          <w:szCs w:val="18"/>
-        </w:rPr>
-        <w:t xml:space="preserve"> FLUSS=0.8.0</w:t>
-      </w:r>
-    </w:p>
-    <w:p>
-      <w:pPr>
-        <w:shd w:val="clear" w:color="auto" w:fill="1F1F1F"/>
-        <w:spacing w:line="270" w:lineRule="atLeast"/>
-        <w:rPr>
-          <w:rFonts w:ascii="Menlo" w:hAnsi="Menlo" w:cs="Menlo"/>
-          <w:color w:val="CCCCCC"/>
-          <w:sz w:val="18"/>
-          <w:szCs w:val="18"/>
-        </w:rPr>
-      </w:pPr>
-      <w:r>
-        <w:rPr>
-          <w:rFonts w:ascii="Menlo" w:hAnsi="Menlo" w:cs="Menlo"/>
-          <w:color w:val="569CD6"/>
-          <w:sz w:val="18"/>
-          <w:szCs w:val="18"/>
-        </w:rPr>
-        <w:t>ENV</w:t>
-      </w:r>
-      <w:r>
-        <w:rPr>
-          <w:rFonts w:ascii="Menlo" w:hAnsi="Menlo" w:cs="Menlo"/>
-          <w:color w:val="CCCCCC"/>
-          <w:sz w:val="18"/>
-          <w:szCs w:val="18"/>
-        </w:rPr>
-        <w:t xml:space="preserve"> HADOOP_VERSION=3.3.4</w:t>
-      </w:r>
-    </w:p>
-    <w:p>
-      <w:pPr>
-        <w:shd w:val="clear" w:color="auto" w:fill="1F1F1F"/>
-        <w:spacing w:line="270" w:lineRule="atLeast"/>
-        <w:rPr>
-          <w:rFonts w:ascii="Menlo" w:hAnsi="Menlo" w:cs="Menlo"/>
-          <w:color w:val="CCCCCC"/>
-          <w:sz w:val="18"/>
-          <w:szCs w:val="18"/>
-        </w:rPr>
-      </w:pPr>
-    </w:p>
-    <w:p>
-      <w:pPr>
-        <w:shd w:val="clear" w:color="auto" w:fill="1F1F1F"/>
-        <w:spacing w:line="270" w:lineRule="atLeast"/>
-        <w:rPr>
-          <w:rFonts w:ascii="Menlo" w:hAnsi="Menlo" w:cs="Menlo"/>
-          <w:color w:val="CCCCCC"/>
-          <w:sz w:val="18"/>
-          <w:szCs w:val="18"/>
-        </w:rPr>
-      </w:pPr>
-      <w:r>
-        <w:rPr>
-          <w:rFonts w:ascii="Menlo" w:hAnsi="Menlo" w:cs="Menlo"/>
-          <w:color w:val="6A9955"/>
-          <w:sz w:val="18"/>
-          <w:szCs w:val="18"/>
-        </w:rPr>
-        <w:t xml:space="preserve"># 5. Directory Structure </w:t>
-      </w:r>
-    </w:p>
-    <w:p>
-      <w:pPr>
-        <w:shd w:val="clear" w:color="auto" w:fill="1F1F1F"/>
-        <w:spacing w:line="270" w:lineRule="atLeast"/>
-        <w:rPr>
-          <w:rFonts w:ascii="Menlo" w:hAnsi="Menlo" w:cs="Menlo"/>
-          <w:color w:val="CCCCCC"/>
-          <w:sz w:val="18"/>
-          <w:szCs w:val="18"/>
-        </w:rPr>
-      </w:pPr>
-      <w:r>
-        <w:rPr>
-          <w:rFonts w:ascii="Menlo" w:hAnsi="Menlo" w:cs="Menlo"/>
-          <w:color w:val="569CD6"/>
-          <w:sz w:val="18"/>
-          <w:szCs w:val="18"/>
-        </w:rPr>
-        <w:t>RUN</w:t>
-      </w:r>
-      <w:r>
-        <w:rPr>
-          <w:rFonts w:ascii="Menlo" w:hAnsi="Menlo" w:cs="Menlo"/>
-          <w:color w:val="CCCCCC"/>
-          <w:sz w:val="18"/>
-          <w:szCs w:val="18"/>
-        </w:rPr>
-        <w:t xml:space="preserve"> </w:t>
-      </w:r>
-      <w:proofErr w:type="spellStart"/>
-      <w:r>
-        <w:rPr>
-          <w:rFonts w:ascii="Menlo" w:hAnsi="Menlo" w:cs="Menlo"/>
-          <w:color w:val="CCCCCC"/>
-          <w:sz w:val="18"/>
-          <w:szCs w:val="18"/>
-        </w:rPr>
-        <w:t>mkdir</w:t>
-      </w:r>
-      <w:proofErr w:type="spellEnd"/>
-      <w:r>
-        <w:rPr>
-          <w:rFonts w:ascii="Menlo" w:hAnsi="Menlo" w:cs="Menlo"/>
-          <w:color w:val="CCCCCC"/>
-          <w:sz w:val="18"/>
-          <w:szCs w:val="18"/>
-        </w:rPr>
-        <w:t xml:space="preserve"> -p /opt/</w:t>
-      </w:r>
-      <w:proofErr w:type="spellStart"/>
-      <w:r>
-        <w:rPr>
-          <w:rFonts w:ascii="Menlo" w:hAnsi="Menlo" w:cs="Menlo"/>
-          <w:color w:val="CCCCCC"/>
-          <w:sz w:val="18"/>
-          <w:szCs w:val="18"/>
-        </w:rPr>
-        <w:t>flink</w:t>
-      </w:r>
-      <w:proofErr w:type="spellEnd"/>
-      <w:r>
-        <w:rPr>
-          <w:rFonts w:ascii="Menlo" w:hAnsi="Menlo" w:cs="Menlo"/>
-          <w:color w:val="CCCCCC"/>
-          <w:sz w:val="18"/>
-          <w:szCs w:val="18"/>
-        </w:rPr>
-        <w:t>/conf/ &amp;&amp; \</w:t>
-      </w:r>
-    </w:p>
-    <w:p>
-      <w:pPr>
-        <w:shd w:val="clear" w:color="auto" w:fill="1F1F1F"/>
-        <w:spacing w:line="270" w:lineRule="atLeast"/>
-        <w:rPr>
-          <w:rFonts w:ascii="Menlo" w:hAnsi="Menlo" w:cs="Menlo"/>
-          <w:color w:val="CCCCCC"/>
-          <w:sz w:val="18"/>
-          <w:szCs w:val="18"/>
-        </w:rPr>
-      </w:pPr>
-      <w:r>
-        <w:rPr>
-          <w:rFonts w:ascii="Menlo" w:hAnsi="Menlo" w:cs="Menlo"/>
-          <w:color w:val="CCCCCC"/>
-          <w:sz w:val="18"/>
-          <w:szCs w:val="18"/>
-        </w:rPr>
-        <w:t xml:space="preserve">    </w:t>
-      </w:r>
-      <w:proofErr w:type="spellStart"/>
-      <w:r>
-        <w:rPr>
-          <w:rFonts w:ascii="Menlo" w:hAnsi="Menlo" w:cs="Menlo"/>
-          <w:color w:val="CCCCCC"/>
-          <w:sz w:val="18"/>
-          <w:szCs w:val="18"/>
-        </w:rPr>
-        <w:t>mkdir</w:t>
-      </w:r>
-      <w:proofErr w:type="spellEnd"/>
-      <w:r>
-        <w:rPr>
-          <w:rFonts w:ascii="Menlo" w:hAnsi="Menlo" w:cs="Menlo"/>
-          <w:color w:val="CCCCCC"/>
-          <w:sz w:val="18"/>
-          <w:szCs w:val="18"/>
-        </w:rPr>
-        <w:t xml:space="preserve"> -p /opt/</w:t>
-      </w:r>
-      <w:proofErr w:type="spellStart"/>
-      <w:r>
-        <w:rPr>
-          <w:rFonts w:ascii="Menlo" w:hAnsi="Menlo" w:cs="Menlo"/>
-          <w:color w:val="CCCCCC"/>
-          <w:sz w:val="18"/>
-          <w:szCs w:val="18"/>
-        </w:rPr>
-        <w:t>flink</w:t>
-      </w:r>
-      <w:proofErr w:type="spellEnd"/>
-      <w:r>
-        <w:rPr>
-          <w:rFonts w:ascii="Menlo" w:hAnsi="Menlo" w:cs="Menlo"/>
-          <w:color w:val="CCCCCC"/>
-          <w:sz w:val="18"/>
-          <w:szCs w:val="18"/>
-        </w:rPr>
-        <w:t>/checkpoints &amp;&amp; \</w:t>
-      </w:r>
-    </w:p>
-    <w:p>
-      <w:pPr>
-        <w:shd w:val="clear" w:color="auto" w:fill="1F1F1F"/>
-        <w:spacing w:line="270" w:lineRule="atLeast"/>
-        <w:rPr>
-          <w:rFonts w:ascii="Menlo" w:hAnsi="Menlo" w:cs="Menlo"/>
-          <w:color w:val="CCCCCC"/>
-          <w:sz w:val="18"/>
-          <w:szCs w:val="18"/>
-        </w:rPr>
-      </w:pPr>
-      <w:r>
-        <w:rPr>
-          <w:rFonts w:ascii="Menlo" w:hAnsi="Menlo" w:cs="Menlo"/>
-          <w:color w:val="CCCCCC"/>
-          <w:sz w:val="18"/>
-          <w:szCs w:val="18"/>
-        </w:rPr>
-        <w:t xml:space="preserve">    </w:t>
-      </w:r>
-      <w:proofErr w:type="spellStart"/>
-      <w:r>
-        <w:rPr>
-          <w:rFonts w:ascii="Menlo" w:hAnsi="Menlo" w:cs="Menlo"/>
-          <w:color w:val="CCCCCC"/>
-          <w:sz w:val="18"/>
-          <w:szCs w:val="18"/>
-        </w:rPr>
-        <w:t>mkdir</w:t>
-      </w:r>
-      <w:proofErr w:type="spellEnd"/>
-      <w:r>
-        <w:rPr>
-          <w:rFonts w:ascii="Menlo" w:hAnsi="Menlo" w:cs="Menlo"/>
-          <w:color w:val="CCCCCC"/>
-          <w:sz w:val="18"/>
-          <w:szCs w:val="18"/>
-        </w:rPr>
-        <w:t xml:space="preserve"> -p /opt/</w:t>
-      </w:r>
-      <w:proofErr w:type="spellStart"/>
-      <w:r>
-        <w:rPr>
-          <w:rFonts w:ascii="Menlo" w:hAnsi="Menlo" w:cs="Menlo"/>
-          <w:color w:val="CCCCCC"/>
-          <w:sz w:val="18"/>
-          <w:szCs w:val="18"/>
-        </w:rPr>
-        <w:t>flink</w:t>
-      </w:r>
-      <w:proofErr w:type="spellEnd"/>
-      <w:r>
-        <w:rPr>
-          <w:rFonts w:ascii="Menlo" w:hAnsi="Menlo" w:cs="Menlo"/>
-          <w:color w:val="CCCCCC"/>
-          <w:sz w:val="18"/>
-          <w:szCs w:val="18"/>
-        </w:rPr>
-        <w:t>/</w:t>
-      </w:r>
-      <w:proofErr w:type="spellStart"/>
-      <w:r>
-        <w:rPr>
-          <w:rFonts w:ascii="Menlo" w:hAnsi="Menlo" w:cs="Menlo"/>
-          <w:color w:val="CCCCCC"/>
-          <w:sz w:val="18"/>
-          <w:szCs w:val="18"/>
-        </w:rPr>
-        <w:t>rocksdb</w:t>
-      </w:r>
-      <w:proofErr w:type="spellEnd"/>
-      <w:r>
-        <w:rPr>
-          <w:rFonts w:ascii="Menlo" w:hAnsi="Menlo" w:cs="Menlo"/>
-          <w:color w:val="CCCCCC"/>
-          <w:sz w:val="18"/>
-          <w:szCs w:val="18"/>
-        </w:rPr>
-        <w:t xml:space="preserve"> &amp;&amp; \</w:t>
-      </w:r>
-    </w:p>
-    <w:p>
-      <w:pPr>
-        <w:shd w:val="clear" w:color="auto" w:fill="1F1F1F"/>
-        <w:spacing w:line="270" w:lineRule="atLeast"/>
-        <w:rPr>
-          <w:rFonts w:ascii="Menlo" w:hAnsi="Menlo" w:cs="Menlo"/>
-          <w:color w:val="CCCCCC"/>
-          <w:sz w:val="18"/>
-          <w:szCs w:val="18"/>
-        </w:rPr>
-      </w:pPr>
-      <w:r>
-        <w:rPr>
-          <w:rFonts w:ascii="Menlo" w:hAnsi="Menlo" w:cs="Menlo"/>
-          <w:color w:val="CCCCCC"/>
-          <w:sz w:val="18"/>
-          <w:szCs w:val="18"/>
-        </w:rPr>
-        <w:t xml:space="preserve">    </w:t>
-      </w:r>
-      <w:proofErr w:type="spellStart"/>
-      <w:r>
-        <w:rPr>
-          <w:rFonts w:ascii="Menlo" w:hAnsi="Menlo" w:cs="Menlo"/>
-          <w:color w:val="CCCCCC"/>
-          <w:sz w:val="18"/>
-          <w:szCs w:val="18"/>
-        </w:rPr>
-        <w:t>mkdir</w:t>
-      </w:r>
-      <w:proofErr w:type="spellEnd"/>
-      <w:r>
-        <w:rPr>
-          <w:rFonts w:ascii="Menlo" w:hAnsi="Menlo" w:cs="Menlo"/>
-          <w:color w:val="CCCCCC"/>
-          <w:sz w:val="18"/>
-          <w:szCs w:val="18"/>
-        </w:rPr>
-        <w:t xml:space="preserve"> -p /opt/</w:t>
-      </w:r>
-      <w:proofErr w:type="spellStart"/>
-      <w:r>
-        <w:rPr>
-          <w:rFonts w:ascii="Menlo" w:hAnsi="Menlo" w:cs="Menlo"/>
-          <w:color w:val="CCCCCC"/>
-          <w:sz w:val="18"/>
-          <w:szCs w:val="18"/>
-        </w:rPr>
-        <w:t>flink</w:t>
-      </w:r>
-      <w:proofErr w:type="spellEnd"/>
-      <w:r>
-        <w:rPr>
-          <w:rFonts w:ascii="Menlo" w:hAnsi="Menlo" w:cs="Menlo"/>
-          <w:color w:val="CCCCCC"/>
-          <w:sz w:val="18"/>
-          <w:szCs w:val="18"/>
-        </w:rPr>
-        <w:t>/lib</w:t>
-      </w:r>
-    </w:p>
-    <w:p>
-      <w:pPr>
-        <w:shd w:val="clear" w:color="auto" w:fill="1F1F1F"/>
-        <w:spacing w:line="270" w:lineRule="atLeast"/>
-        <w:rPr>
-          <w:rFonts w:ascii="Menlo" w:hAnsi="Menlo" w:cs="Menlo"/>
-          <w:color w:val="CCCCCC"/>
-          <w:sz w:val="18"/>
-          <w:szCs w:val="18"/>
-        </w:rPr>
-      </w:pPr>
-    </w:p>
-    <w:p>
-      <w:pPr>
-        <w:shd w:val="clear" w:color="auto" w:fill="1F1F1F"/>
-        <w:spacing w:line="270" w:lineRule="atLeast"/>
-        <w:rPr>
-          <w:rFonts w:ascii="Menlo" w:hAnsi="Menlo" w:cs="Menlo"/>
-          <w:color w:val="CCCCCC"/>
-          <w:sz w:val="18"/>
-          <w:szCs w:val="18"/>
-        </w:rPr>
-      </w:pPr>
-      <w:r>
-        <w:rPr>
-          <w:rFonts w:ascii="Menlo" w:hAnsi="Menlo" w:cs="Menlo"/>
-          <w:color w:val="6A9955"/>
-          <w:sz w:val="18"/>
-          <w:szCs w:val="18"/>
-        </w:rPr>
-        <w:t xml:space="preserve"># 6.  </w:t>
-      </w:r>
-    </w:p>
-    <w:p>
-      <w:pPr>
-        <w:shd w:val="clear" w:color="auto" w:fill="1F1F1F"/>
-        <w:spacing w:line="270" w:lineRule="atLeast"/>
-        <w:rPr>
-          <w:rFonts w:ascii="Menlo" w:hAnsi="Menlo" w:cs="Menlo"/>
-          <w:color w:val="CCCCCC"/>
-          <w:sz w:val="18"/>
-          <w:szCs w:val="18"/>
-        </w:rPr>
-      </w:pPr>
-      <w:r>
-        <w:rPr>
-          <w:rFonts w:ascii="Menlo" w:hAnsi="Menlo" w:cs="Menlo"/>
-          <w:color w:val="569CD6"/>
-          <w:sz w:val="18"/>
-          <w:szCs w:val="18"/>
-        </w:rPr>
-        <w:t>RUN</w:t>
-      </w:r>
-      <w:r>
-        <w:rPr>
-          <w:rFonts w:ascii="Menlo" w:hAnsi="Menlo" w:cs="Menlo"/>
-          <w:color w:val="CCCCCC"/>
-          <w:sz w:val="18"/>
-          <w:szCs w:val="18"/>
-        </w:rPr>
-        <w:t xml:space="preserve"> echo </w:t>
-      </w:r>
-      <w:r>
-        <w:rPr>
-          <w:rFonts w:ascii="Menlo" w:hAnsi="Menlo" w:cs="Menlo"/>
-          <w:color w:val="CE9178"/>
-          <w:sz w:val="18"/>
-          <w:szCs w:val="18"/>
-        </w:rPr>
-        <w:t>"-&gt; Install JARs: S3 Plugin (Internal Flink System)"</w:t>
-      </w:r>
-      <w:r>
-        <w:rPr>
-          <w:rFonts w:ascii="Menlo" w:hAnsi="Menlo" w:cs="Menlo"/>
-          <w:color w:val="CCCCCC"/>
-          <w:sz w:val="18"/>
-          <w:szCs w:val="18"/>
-        </w:rPr>
-        <w:t xml:space="preserve"> </w:t>
-      </w:r>
-    </w:p>
-    <w:p>
-      <w:pPr>
-        <w:shd w:val="clear" w:color="auto" w:fill="1F1F1F"/>
-        <w:spacing w:line="270" w:lineRule="atLeast"/>
-        <w:rPr>
-          <w:rFonts w:ascii="Menlo" w:hAnsi="Menlo" w:cs="Menlo"/>
-          <w:color w:val="CCCCCC"/>
-          <w:sz w:val="18"/>
-          <w:szCs w:val="18"/>
-        </w:rPr>
-      </w:pPr>
-      <w:r>
-        <w:rPr>
-          <w:rFonts w:ascii="Menlo" w:hAnsi="Menlo" w:cs="Menlo"/>
-          <w:color w:val="569CD6"/>
-          <w:sz w:val="18"/>
-          <w:szCs w:val="18"/>
-        </w:rPr>
-        <w:t>RUN</w:t>
-      </w:r>
-      <w:r>
-        <w:rPr>
-          <w:rFonts w:ascii="Menlo" w:hAnsi="Menlo" w:cs="Menlo"/>
-          <w:color w:val="CCCCCC"/>
-          <w:sz w:val="18"/>
-          <w:szCs w:val="18"/>
-        </w:rPr>
-        <w:t xml:space="preserve"> </w:t>
-      </w:r>
-      <w:proofErr w:type="spellStart"/>
-      <w:r>
-        <w:rPr>
-          <w:rFonts w:ascii="Menlo" w:hAnsi="Menlo" w:cs="Menlo"/>
-          <w:color w:val="CCCCCC"/>
-          <w:sz w:val="18"/>
-          <w:szCs w:val="18"/>
-        </w:rPr>
-        <w:t>mkdir</w:t>
-      </w:r>
-      <w:proofErr w:type="spellEnd"/>
-      <w:r>
-        <w:rPr>
-          <w:rFonts w:ascii="Menlo" w:hAnsi="Menlo" w:cs="Menlo"/>
-          <w:color w:val="CCCCCC"/>
-          <w:sz w:val="18"/>
-          <w:szCs w:val="18"/>
-        </w:rPr>
-        <w:t xml:space="preserve"> -p ./plugins/s3-fs-hadoop &amp;&amp; \</w:t>
-      </w:r>
-    </w:p>
-    <w:p>
-      <w:pPr>
-        <w:shd w:val="clear" w:color="auto" w:fill="1F1F1F"/>
-        <w:spacing w:line="270" w:lineRule="atLeast"/>
-        <w:rPr>
-          <w:rFonts w:ascii="Menlo" w:hAnsi="Menlo" w:cs="Menlo"/>
-          <w:color w:val="CCCCCC"/>
-          <w:sz w:val="18"/>
-          <w:szCs w:val="18"/>
-        </w:rPr>
-      </w:pPr>
-      <w:r>
-        <w:rPr>
-          <w:rFonts w:ascii="Menlo" w:hAnsi="Menlo" w:cs="Menlo"/>
-          <w:color w:val="CCCCCC"/>
-          <w:sz w:val="18"/>
-          <w:szCs w:val="18"/>
-        </w:rPr>
-        <w:t xml:space="preserve">    mv /opt/</w:t>
-      </w:r>
-      <w:proofErr w:type="spellStart"/>
-      <w:r>
-        <w:rPr>
-          <w:rFonts w:ascii="Menlo" w:hAnsi="Menlo" w:cs="Menlo"/>
-          <w:color w:val="CCCCCC"/>
-          <w:sz w:val="18"/>
-          <w:szCs w:val="18"/>
-        </w:rPr>
-        <w:t>flink</w:t>
-      </w:r>
-      <w:proofErr w:type="spellEnd"/>
-      <w:r>
-        <w:rPr>
-          <w:rFonts w:ascii="Menlo" w:hAnsi="Menlo" w:cs="Menlo"/>
-          <w:color w:val="CCCCCC"/>
-          <w:sz w:val="18"/>
-          <w:szCs w:val="18"/>
-        </w:rPr>
-        <w:t>/opt/flink-s3-fs-hadoop-${FLINK_VERSION_FULL}.jar ./plugins/s3-fs-hadoop/</w:t>
-      </w:r>
-    </w:p>
-    <w:p>
-      <w:pPr>
-        <w:shd w:val="clear" w:color="auto" w:fill="1F1F1F"/>
-        <w:spacing w:line="270" w:lineRule="atLeast"/>
-        <w:rPr>
-          <w:rFonts w:ascii="Menlo" w:hAnsi="Menlo" w:cs="Menlo"/>
-          <w:color w:val="CCCCCC"/>
-          <w:sz w:val="18"/>
-          <w:szCs w:val="18"/>
-        </w:rPr>
-      </w:pPr>
-    </w:p>
-    <w:p>
-      <w:pPr>
-        <w:shd w:val="clear" w:color="auto" w:fill="1F1F1F"/>
-        <w:spacing w:line="270" w:lineRule="atLeast"/>
-        <w:rPr>
-          <w:rFonts w:ascii="Menlo" w:hAnsi="Menlo" w:cs="Menlo"/>
-          <w:color w:val="CCCCCC"/>
-          <w:sz w:val="18"/>
-          <w:szCs w:val="18"/>
-        </w:rPr>
-      </w:pPr>
-      <w:r>
-        <w:rPr>
-          <w:rFonts w:ascii="Menlo" w:hAnsi="Menlo" w:cs="Menlo"/>
-          <w:color w:val="6A9955"/>
-          <w:sz w:val="18"/>
-          <w:szCs w:val="18"/>
-        </w:rPr>
-        <w:t xml:space="preserve"># 7. Install JARs: Connectors &amp; Hadoop </w:t>
-      </w:r>
-    </w:p>
-    <w:p>
-      <w:pPr>
-        <w:shd w:val="clear" w:color="auto" w:fill="1F1F1F"/>
-        <w:spacing w:line="270" w:lineRule="atLeast"/>
-        <w:rPr>
-          <w:rFonts w:ascii="Menlo" w:hAnsi="Menlo" w:cs="Menlo"/>
-          <w:color w:val="CCCCCC"/>
-          <w:sz w:val="18"/>
-          <w:szCs w:val="18"/>
-        </w:rPr>
-      </w:pPr>
-      <w:r>
-        <w:rPr>
-          <w:rFonts w:ascii="Menlo" w:hAnsi="Menlo" w:cs="Menlo"/>
-          <w:color w:val="569CD6"/>
-          <w:sz w:val="18"/>
-          <w:szCs w:val="18"/>
-        </w:rPr>
-        <w:t>RUN</w:t>
-      </w:r>
-      <w:r>
-        <w:rPr>
-          <w:rFonts w:ascii="Menlo" w:hAnsi="Menlo" w:cs="Menlo"/>
-          <w:color w:val="CCCCCC"/>
-          <w:sz w:val="18"/>
-          <w:szCs w:val="18"/>
-        </w:rPr>
-        <w:t xml:space="preserve"> echo </w:t>
-      </w:r>
-      <w:r>
-        <w:rPr>
-          <w:rFonts w:ascii="Menlo" w:hAnsi="Menlo" w:cs="Menlo"/>
-          <w:color w:val="CE9178"/>
-          <w:sz w:val="18"/>
-          <w:szCs w:val="18"/>
-        </w:rPr>
-        <w:t>"-&gt; Install JARs: Postgres Driver and Flink CDC Postgres connector"</w:t>
-      </w:r>
-    </w:p>
-    <w:p>
-      <w:pPr>
-        <w:shd w:val="clear" w:color="auto" w:fill="1F1F1F"/>
-        <w:spacing w:line="270" w:lineRule="atLeast"/>
-        <w:rPr>
-          <w:rFonts w:ascii="Menlo" w:hAnsi="Menlo" w:cs="Menlo"/>
-          <w:color w:val="CCCCCC"/>
-          <w:sz w:val="18"/>
-          <w:szCs w:val="18"/>
-        </w:rPr>
-      </w:pPr>
-      <w:r>
-        <w:rPr>
-          <w:rFonts w:ascii="Menlo" w:hAnsi="Menlo" w:cs="Menlo"/>
-          <w:color w:val="569CD6"/>
-          <w:sz w:val="18"/>
-          <w:szCs w:val="18"/>
-        </w:rPr>
-        <w:t>COPY</w:t>
-      </w:r>
-      <w:r>
-        <w:rPr>
-          <w:rFonts w:ascii="Menlo" w:hAnsi="Menlo" w:cs="Menlo"/>
-          <w:color w:val="CCCCCC"/>
-          <w:sz w:val="18"/>
-          <w:szCs w:val="18"/>
-        </w:rPr>
-        <w:t xml:space="preserve"> stage/flink-sql-connector-postgres-cdc-${FLINK_CDC}.jar            ${FLINK_HOME}/lib/</w:t>
-      </w:r>
-    </w:p>
-    <w:p>
-      <w:pPr>
-        <w:shd w:val="clear" w:color="auto" w:fill="1F1F1F"/>
-        <w:spacing w:line="270" w:lineRule="atLeast"/>
-        <w:rPr>
-          <w:rFonts w:ascii="Menlo" w:hAnsi="Menlo" w:cs="Menlo"/>
-          <w:color w:val="CCCCCC"/>
-          <w:sz w:val="18"/>
-          <w:szCs w:val="18"/>
-        </w:rPr>
-      </w:pPr>
-    </w:p>
-    <w:p>
-      <w:pPr>
-        <w:shd w:val="clear" w:color="auto" w:fill="1F1F1F"/>
-        <w:spacing w:line="270" w:lineRule="atLeast"/>
-        <w:rPr>
-          <w:rFonts w:ascii="Menlo" w:hAnsi="Menlo" w:cs="Menlo"/>
-          <w:color w:val="CCCCCC"/>
-          <w:sz w:val="18"/>
-          <w:szCs w:val="18"/>
-        </w:rPr>
-      </w:pPr>
-      <w:r>
-        <w:rPr>
-          <w:rFonts w:ascii="Menlo" w:hAnsi="Menlo" w:cs="Menlo"/>
-          <w:color w:val="6A9955"/>
-          <w:sz w:val="18"/>
-          <w:szCs w:val="18"/>
-        </w:rPr>
-        <w:t xml:space="preserve"># Jars that make the world go round, if you exclude them then most things Flink, Flink CDC, </w:t>
-      </w:r>
-      <w:proofErr w:type="spellStart"/>
-      <w:r>
-        <w:rPr>
-          <w:rFonts w:ascii="Menlo" w:hAnsi="Menlo" w:cs="Menlo"/>
-          <w:color w:val="6A9955"/>
-          <w:sz w:val="18"/>
-          <w:szCs w:val="18"/>
-        </w:rPr>
-        <w:t>PyFlink</w:t>
-      </w:r>
-      <w:proofErr w:type="spellEnd"/>
-      <w:r>
-        <w:rPr>
-          <w:rFonts w:ascii="Menlo" w:hAnsi="Menlo" w:cs="Menlo"/>
-          <w:color w:val="6A9955"/>
-          <w:sz w:val="18"/>
-          <w:szCs w:val="18"/>
-        </w:rPr>
-        <w:t xml:space="preserve"> etc simply does not work.</w:t>
-      </w:r>
-    </w:p>
-    <w:p>
-      <w:pPr>
-        <w:shd w:val="clear" w:color="auto" w:fill="1F1F1F"/>
-        <w:spacing w:line="270" w:lineRule="atLeast"/>
-        <w:rPr>
-          <w:rFonts w:ascii="Menlo" w:hAnsi="Menlo" w:cs="Menlo"/>
-          <w:color w:val="CCCCCC"/>
-          <w:sz w:val="18"/>
-          <w:szCs w:val="18"/>
-        </w:rPr>
-      </w:pPr>
-      <w:r>
-        <w:rPr>
-          <w:rFonts w:ascii="Menlo" w:hAnsi="Menlo" w:cs="Menlo"/>
-          <w:color w:val="6A9955"/>
-          <w:sz w:val="18"/>
-          <w:szCs w:val="18"/>
-        </w:rPr>
-        <w:t># 8.</w:t>
-      </w:r>
-    </w:p>
-    <w:p>
-      <w:pPr>
-        <w:shd w:val="clear" w:color="auto" w:fill="1F1F1F"/>
-        <w:spacing w:line="270" w:lineRule="atLeast"/>
-        <w:rPr>
-          <w:rFonts w:ascii="Menlo" w:hAnsi="Menlo" w:cs="Menlo"/>
-          <w:color w:val="CCCCCC"/>
-          <w:sz w:val="18"/>
-          <w:szCs w:val="18"/>
-        </w:rPr>
-      </w:pPr>
-      <w:r>
-        <w:rPr>
-          <w:rFonts w:ascii="Menlo" w:hAnsi="Menlo" w:cs="Menlo"/>
-          <w:color w:val="569CD6"/>
-          <w:sz w:val="18"/>
-          <w:szCs w:val="18"/>
-        </w:rPr>
-        <w:t>RUN</w:t>
-      </w:r>
-      <w:r>
-        <w:rPr>
-          <w:rFonts w:ascii="Menlo" w:hAnsi="Menlo" w:cs="Menlo"/>
-          <w:color w:val="CCCCCC"/>
-          <w:sz w:val="18"/>
-          <w:szCs w:val="18"/>
-        </w:rPr>
-        <w:t xml:space="preserve"> echo </w:t>
-      </w:r>
-      <w:r>
-        <w:rPr>
-          <w:rFonts w:ascii="Menlo" w:hAnsi="Menlo" w:cs="Menlo"/>
-          <w:color w:val="CE9178"/>
-          <w:sz w:val="18"/>
-          <w:szCs w:val="18"/>
-        </w:rPr>
-        <w:t>"-&gt; Install JARs: Flink Generic"</w:t>
-      </w:r>
-      <w:r>
-        <w:rPr>
-          <w:rFonts w:ascii="Menlo" w:hAnsi="Menlo" w:cs="Menlo"/>
-          <w:color w:val="CCCCCC"/>
-          <w:sz w:val="18"/>
-          <w:szCs w:val="18"/>
-        </w:rPr>
-        <w:t xml:space="preserve"> </w:t>
-      </w:r>
-    </w:p>
-    <w:p>
-      <w:pPr>
-        <w:shd w:val="clear" w:color="auto" w:fill="1F1F1F"/>
-        <w:spacing w:line="270" w:lineRule="atLeast"/>
-        <w:rPr>
-          <w:rFonts w:ascii="Menlo" w:hAnsi="Menlo" w:cs="Menlo"/>
-          <w:color w:val="CCCCCC"/>
-          <w:sz w:val="18"/>
-          <w:szCs w:val="18"/>
-        </w:rPr>
-      </w:pPr>
-      <w:r>
-        <w:rPr>
-          <w:rFonts w:ascii="Menlo" w:hAnsi="Menlo" w:cs="Menlo"/>
-          <w:color w:val="569CD6"/>
-          <w:sz w:val="18"/>
-          <w:szCs w:val="18"/>
-        </w:rPr>
-        <w:t>COPY</w:t>
-      </w:r>
-      <w:r>
-        <w:rPr>
-          <w:rFonts w:ascii="Menlo" w:hAnsi="Menlo" w:cs="Menlo"/>
-          <w:color w:val="CCCCCC"/>
-          <w:sz w:val="18"/>
-          <w:szCs w:val="18"/>
-        </w:rPr>
-        <w:t xml:space="preserve"> stage/flink-sql-parquet-${FLINK_VERSION_FULL}.jar                  ${FLINK_HOME}/lib/</w:t>
-      </w:r>
-    </w:p>
-    <w:p>
-      <w:pPr>
-        <w:shd w:val="clear" w:color="auto" w:fill="1F1F1F"/>
-        <w:spacing w:line="270" w:lineRule="atLeast"/>
-        <w:rPr>
-          <w:rFonts w:ascii="Menlo" w:hAnsi="Menlo" w:cs="Menlo"/>
-          <w:color w:val="CCCCCC"/>
-          <w:sz w:val="18"/>
-          <w:szCs w:val="18"/>
-        </w:rPr>
-      </w:pPr>
-    </w:p>
-    <w:p>
-      <w:pPr>
-        <w:shd w:val="clear" w:color="auto" w:fill="1F1F1F"/>
-        <w:spacing w:line="270" w:lineRule="atLeast"/>
-        <w:rPr>
-          <w:rFonts w:ascii="Menlo" w:hAnsi="Menlo" w:cs="Menlo"/>
-          <w:color w:val="CCCCCC"/>
-          <w:sz w:val="18"/>
-          <w:szCs w:val="18"/>
-        </w:rPr>
-      </w:pPr>
-      <w:r>
-        <w:rPr>
-          <w:rFonts w:ascii="Menlo" w:hAnsi="Menlo" w:cs="Menlo"/>
-          <w:color w:val="6A9955"/>
-          <w:sz w:val="18"/>
-          <w:szCs w:val="18"/>
-        </w:rPr>
-        <w:t># 9.</w:t>
-      </w:r>
-    </w:p>
-    <w:p>
-      <w:pPr>
-        <w:shd w:val="clear" w:color="auto" w:fill="1F1F1F"/>
-        <w:spacing w:line="270" w:lineRule="atLeast"/>
-        <w:rPr>
-          <w:rFonts w:ascii="Menlo" w:hAnsi="Menlo" w:cs="Menlo"/>
-          <w:color w:val="CCCCCC"/>
-          <w:sz w:val="18"/>
-          <w:szCs w:val="18"/>
-        </w:rPr>
-      </w:pPr>
-      <w:r>
-        <w:rPr>
-          <w:rFonts w:ascii="Menlo" w:hAnsi="Menlo" w:cs="Menlo"/>
-          <w:color w:val="569CD6"/>
-          <w:sz w:val="18"/>
-          <w:szCs w:val="18"/>
-        </w:rPr>
-        <w:t>RUN</w:t>
-      </w:r>
-      <w:r>
-        <w:rPr>
-          <w:rFonts w:ascii="Menlo" w:hAnsi="Menlo" w:cs="Menlo"/>
-          <w:color w:val="CCCCCC"/>
-          <w:sz w:val="18"/>
-          <w:szCs w:val="18"/>
-        </w:rPr>
-        <w:t xml:space="preserve"> echo </w:t>
-      </w:r>
-      <w:r>
-        <w:rPr>
-          <w:rFonts w:ascii="Menlo" w:hAnsi="Menlo" w:cs="Menlo"/>
-          <w:color w:val="CE9178"/>
-          <w:sz w:val="18"/>
-          <w:szCs w:val="18"/>
-        </w:rPr>
-        <w:t>"-&gt; Install JARs: Hadoop"</w:t>
-      </w:r>
-    </w:p>
-    <w:p>
-      <w:pPr>
-        <w:shd w:val="clear" w:color="auto" w:fill="1F1F1F"/>
-        <w:spacing w:line="270" w:lineRule="atLeast"/>
-        <w:rPr>
-          <w:rFonts w:ascii="Menlo" w:hAnsi="Menlo" w:cs="Menlo"/>
-          <w:color w:val="CCCCCC"/>
-          <w:sz w:val="18"/>
-          <w:szCs w:val="18"/>
-        </w:rPr>
-      </w:pPr>
-      <w:r>
-        <w:rPr>
-          <w:rFonts w:ascii="Menlo" w:hAnsi="Menlo" w:cs="Menlo"/>
-          <w:color w:val="569CD6"/>
-          <w:sz w:val="18"/>
-          <w:szCs w:val="18"/>
-        </w:rPr>
-        <w:t>COPY</w:t>
-      </w:r>
-      <w:r>
-        <w:rPr>
-          <w:rFonts w:ascii="Menlo" w:hAnsi="Menlo" w:cs="Menlo"/>
-          <w:color w:val="CCCCCC"/>
-          <w:sz w:val="18"/>
-          <w:szCs w:val="18"/>
-        </w:rPr>
-        <w:t xml:space="preserve"> stage/postgresql-${POSTGRESQL_CONNECTOR}.jar                       ${FLINK_HOME}/lib/</w:t>
-      </w:r>
-    </w:p>
-    <w:p>
-      <w:pPr>
-        <w:shd w:val="clear" w:color="auto" w:fill="1F1F1F"/>
-        <w:spacing w:line="270" w:lineRule="atLeast"/>
-        <w:rPr>
-          <w:rFonts w:ascii="Menlo" w:hAnsi="Menlo" w:cs="Menlo"/>
-          <w:color w:val="CCCCCC"/>
-          <w:sz w:val="18"/>
-          <w:szCs w:val="18"/>
-        </w:rPr>
-      </w:pPr>
-      <w:r>
-        <w:rPr>
-          <w:rFonts w:ascii="Menlo" w:hAnsi="Menlo" w:cs="Menlo"/>
-          <w:color w:val="569CD6"/>
-          <w:sz w:val="18"/>
-          <w:szCs w:val="18"/>
-        </w:rPr>
-        <w:t>COPY</w:t>
-      </w:r>
-      <w:r>
-        <w:rPr>
-          <w:rFonts w:ascii="Menlo" w:hAnsi="Menlo" w:cs="Menlo"/>
-          <w:color w:val="CCCCCC"/>
-          <w:sz w:val="18"/>
-          <w:szCs w:val="18"/>
-        </w:rPr>
-        <w:t xml:space="preserve"> stage/flink-python-${FLINK_VERSION_FULL}.jar                       ${FLINK_HOME}/lib/</w:t>
-      </w:r>
-    </w:p>
-    <w:p>
-      <w:pPr>
-        <w:shd w:val="clear" w:color="auto" w:fill="1F1F1F"/>
-        <w:spacing w:line="270" w:lineRule="atLeast"/>
-        <w:rPr>
-          <w:rFonts w:ascii="Menlo" w:hAnsi="Menlo" w:cs="Menlo"/>
-          <w:color w:val="CCCCCC"/>
-          <w:sz w:val="18"/>
-          <w:szCs w:val="18"/>
-        </w:rPr>
-      </w:pPr>
-      <w:r>
-        <w:rPr>
-          <w:rFonts w:ascii="Menlo" w:hAnsi="Menlo" w:cs="Menlo"/>
-          <w:color w:val="569CD6"/>
-          <w:sz w:val="18"/>
-          <w:szCs w:val="18"/>
-        </w:rPr>
-        <w:t>COPY</w:t>
-      </w:r>
-      <w:r>
-        <w:rPr>
-          <w:rFonts w:ascii="Menlo" w:hAnsi="Menlo" w:cs="Menlo"/>
-          <w:color w:val="CCCCCC"/>
-          <w:sz w:val="18"/>
-          <w:szCs w:val="18"/>
-        </w:rPr>
-        <w:t xml:space="preserve"> stage/commons-configuration2-2.1.1.jar                             ${FLINK_HOME}/lib/</w:t>
-      </w:r>
-    </w:p>
-    <w:p>
-      <w:pPr>
-        <w:shd w:val="clear" w:color="auto" w:fill="1F1F1F"/>
-        <w:spacing w:line="270" w:lineRule="atLeast"/>
-        <w:rPr>
-          <w:rFonts w:ascii="Menlo" w:hAnsi="Menlo" w:cs="Menlo"/>
-          <w:color w:val="CCCCCC"/>
-          <w:sz w:val="18"/>
-          <w:szCs w:val="18"/>
-        </w:rPr>
-      </w:pPr>
-      <w:r>
-        <w:rPr>
-          <w:rFonts w:ascii="Menlo" w:hAnsi="Menlo" w:cs="Menlo"/>
-          <w:color w:val="569CD6"/>
-          <w:sz w:val="18"/>
-          <w:szCs w:val="18"/>
-        </w:rPr>
-        <w:t>COPY</w:t>
-      </w:r>
-      <w:r>
-        <w:rPr>
-          <w:rFonts w:ascii="Menlo" w:hAnsi="Menlo" w:cs="Menlo"/>
-          <w:color w:val="CCCCCC"/>
-          <w:sz w:val="18"/>
-          <w:szCs w:val="18"/>
-        </w:rPr>
-        <w:t xml:space="preserve"> stage/commons-logging-1.1.3.jar                                    ${FLINK_HOME}/lib/</w:t>
-      </w:r>
-    </w:p>
-    <w:p>
-      <w:pPr>
-        <w:shd w:val="clear" w:color="auto" w:fill="1F1F1F"/>
-        <w:spacing w:line="270" w:lineRule="atLeast"/>
-        <w:rPr>
-          <w:rFonts w:ascii="Menlo" w:hAnsi="Menlo" w:cs="Menlo"/>
-          <w:color w:val="CCCCCC"/>
-          <w:sz w:val="18"/>
-          <w:szCs w:val="18"/>
-        </w:rPr>
-      </w:pPr>
-      <w:r>
-        <w:rPr>
-          <w:rFonts w:ascii="Menlo" w:hAnsi="Menlo" w:cs="Menlo"/>
-          <w:color w:val="569CD6"/>
-          <w:sz w:val="18"/>
-          <w:szCs w:val="18"/>
-        </w:rPr>
-        <w:t>COPY</w:t>
-      </w:r>
-      <w:r>
-        <w:rPr>
-          <w:rFonts w:ascii="Menlo" w:hAnsi="Menlo" w:cs="Menlo"/>
-          <w:color w:val="CCCCCC"/>
-          <w:sz w:val="18"/>
-          <w:szCs w:val="18"/>
-        </w:rPr>
-        <w:t xml:space="preserve"> stage/flink-shaded-hadoop-2-uber-2.8.3-10.0.jar                    ${FLINK_HOME}/lib/</w:t>
-      </w:r>
-    </w:p>
-    <w:p>
-      <w:pPr>
-        <w:shd w:val="clear" w:color="auto" w:fill="1F1F1F"/>
-        <w:spacing w:line="270" w:lineRule="atLeast"/>
-        <w:rPr>
-          <w:rFonts w:ascii="Menlo" w:hAnsi="Menlo" w:cs="Menlo"/>
-          <w:color w:val="CCCCCC"/>
-          <w:sz w:val="18"/>
-          <w:szCs w:val="18"/>
-        </w:rPr>
-      </w:pPr>
-      <w:r>
-        <w:rPr>
-          <w:rFonts w:ascii="Menlo" w:hAnsi="Menlo" w:cs="Menlo"/>
-          <w:color w:val="569CD6"/>
-          <w:sz w:val="18"/>
-          <w:szCs w:val="18"/>
-        </w:rPr>
-        <w:t>COPY</w:t>
-      </w:r>
-      <w:r>
-        <w:rPr>
-          <w:rFonts w:ascii="Menlo" w:hAnsi="Menlo" w:cs="Menlo"/>
-          <w:color w:val="CCCCCC"/>
-          <w:sz w:val="18"/>
-          <w:szCs w:val="18"/>
-        </w:rPr>
-        <w:t xml:space="preserve"> stage/hadoop-shaded-guava-1.1.1.jar                                ${FLINK_HOME}/lib/</w:t>
-      </w:r>
-    </w:p>
-    <w:p>
-      <w:pPr>
-        <w:shd w:val="clear" w:color="auto" w:fill="1F1F1F"/>
-        <w:spacing w:line="270" w:lineRule="atLeast"/>
-        <w:rPr>
-          <w:rFonts w:ascii="Menlo" w:hAnsi="Menlo" w:cs="Menlo"/>
-          <w:color w:val="CCCCCC"/>
-          <w:sz w:val="18"/>
-          <w:szCs w:val="18"/>
-        </w:rPr>
-      </w:pPr>
-      <w:r>
-        <w:rPr>
-          <w:rFonts w:ascii="Menlo" w:hAnsi="Menlo" w:cs="Menlo"/>
-          <w:color w:val="569CD6"/>
-          <w:sz w:val="18"/>
-          <w:szCs w:val="18"/>
-        </w:rPr>
-        <w:t>COPY</w:t>
-      </w:r>
-      <w:r>
-        <w:rPr>
-          <w:rFonts w:ascii="Menlo" w:hAnsi="Menlo" w:cs="Menlo"/>
-          <w:color w:val="CCCCCC"/>
-          <w:sz w:val="18"/>
-          <w:szCs w:val="18"/>
-        </w:rPr>
-        <w:t xml:space="preserve"> stage/stax2-api-4.2.1.jar                                          ${FLINK_HOME}/lib/</w:t>
-      </w:r>
-    </w:p>
-    <w:p>
-      <w:pPr>
-        <w:shd w:val="clear" w:color="auto" w:fill="1F1F1F"/>
-        <w:spacing w:line="270" w:lineRule="atLeast"/>
-        <w:rPr>
-          <w:rFonts w:ascii="Menlo" w:hAnsi="Menlo" w:cs="Menlo"/>
-          <w:color w:val="CCCCCC"/>
-          <w:sz w:val="18"/>
-          <w:szCs w:val="18"/>
-        </w:rPr>
-      </w:pPr>
-      <w:r>
-        <w:rPr>
-          <w:rFonts w:ascii="Menlo" w:hAnsi="Menlo" w:cs="Menlo"/>
-          <w:color w:val="569CD6"/>
-          <w:sz w:val="18"/>
-          <w:szCs w:val="18"/>
-        </w:rPr>
-        <w:lastRenderedPageBreak/>
-        <w:t>COPY</w:t>
-      </w:r>
-      <w:r>
-        <w:rPr>
-          <w:rFonts w:ascii="Menlo" w:hAnsi="Menlo" w:cs="Menlo"/>
-          <w:color w:val="CCCCCC"/>
-          <w:sz w:val="18"/>
-          <w:szCs w:val="18"/>
-        </w:rPr>
-        <w:t xml:space="preserve"> stage/woodstox-core-5.3.0.jar                                      ${FLINK_HOME}/lib/</w:t>
-      </w:r>
-    </w:p>
-    <w:p>
-      <w:pPr>
-        <w:shd w:val="clear" w:color="auto" w:fill="1F1F1F"/>
-        <w:spacing w:line="270" w:lineRule="atLeast"/>
-        <w:rPr>
-          <w:rFonts w:ascii="Menlo" w:hAnsi="Menlo" w:cs="Menlo"/>
-          <w:color w:val="CCCCCC"/>
-          <w:sz w:val="18"/>
-          <w:szCs w:val="18"/>
-        </w:rPr>
-      </w:pPr>
-      <w:r>
-        <w:rPr>
-          <w:rFonts w:ascii="Menlo" w:hAnsi="Menlo" w:cs="Menlo"/>
-          <w:color w:val="569CD6"/>
-          <w:sz w:val="18"/>
-          <w:szCs w:val="18"/>
-        </w:rPr>
-        <w:t>COPY</w:t>
-      </w:r>
-      <w:r>
-        <w:rPr>
-          <w:rFonts w:ascii="Menlo" w:hAnsi="Menlo" w:cs="Menlo"/>
-          <w:color w:val="CCCCCC"/>
-          <w:sz w:val="18"/>
-          <w:szCs w:val="18"/>
-        </w:rPr>
-        <w:t xml:space="preserve"> stage/aws-java-sdk-bundle-1.12.262.jar                             ${FLINK_HOME}/lib/</w:t>
-      </w:r>
-    </w:p>
-    <w:p>
-      <w:pPr>
-        <w:shd w:val="clear" w:color="auto" w:fill="1F1F1F"/>
-        <w:spacing w:line="270" w:lineRule="atLeast"/>
-        <w:rPr>
-          <w:rFonts w:ascii="Menlo" w:hAnsi="Menlo" w:cs="Menlo"/>
-          <w:color w:val="CCCCCC"/>
-          <w:sz w:val="18"/>
-          <w:szCs w:val="18"/>
-        </w:rPr>
-      </w:pPr>
-    </w:p>
-    <w:p>
-      <w:pPr>
-        <w:shd w:val="clear" w:color="auto" w:fill="1F1F1F"/>
-        <w:spacing w:line="270" w:lineRule="atLeast"/>
-        <w:rPr>
-          <w:rFonts w:ascii="Menlo" w:hAnsi="Menlo" w:cs="Menlo"/>
-          <w:color w:val="CCCCCC"/>
-          <w:sz w:val="18"/>
-          <w:szCs w:val="18"/>
-        </w:rPr>
-      </w:pPr>
-      <w:r>
-        <w:rPr>
-          <w:rFonts w:ascii="Menlo" w:hAnsi="Menlo" w:cs="Menlo"/>
-          <w:color w:val="6A9955"/>
-          <w:sz w:val="18"/>
-          <w:szCs w:val="18"/>
-        </w:rPr>
-        <w:t># 10.</w:t>
-      </w:r>
-    </w:p>
-    <w:p>
-      <w:pPr>
-        <w:shd w:val="clear" w:color="auto" w:fill="1F1F1F"/>
-        <w:spacing w:line="270" w:lineRule="atLeast"/>
-        <w:rPr>
-          <w:rFonts w:ascii="Menlo" w:hAnsi="Menlo" w:cs="Menlo"/>
-          <w:color w:val="CCCCCC"/>
-          <w:sz w:val="18"/>
-          <w:szCs w:val="18"/>
-        </w:rPr>
-      </w:pPr>
-      <w:r>
-        <w:rPr>
-          <w:rFonts w:ascii="Menlo" w:hAnsi="Menlo" w:cs="Menlo"/>
-          <w:color w:val="569CD6"/>
-          <w:sz w:val="18"/>
-          <w:szCs w:val="18"/>
-        </w:rPr>
-        <w:t>RUN</w:t>
-      </w:r>
-      <w:r>
-        <w:rPr>
-          <w:rFonts w:ascii="Menlo" w:hAnsi="Menlo" w:cs="Menlo"/>
-          <w:color w:val="CCCCCC"/>
-          <w:sz w:val="18"/>
-          <w:szCs w:val="18"/>
-        </w:rPr>
-        <w:t xml:space="preserve"> echo </w:t>
-      </w:r>
-      <w:r>
-        <w:rPr>
-          <w:rFonts w:ascii="Menlo" w:hAnsi="Menlo" w:cs="Menlo"/>
-          <w:color w:val="CE9178"/>
-          <w:sz w:val="18"/>
-          <w:szCs w:val="18"/>
-        </w:rPr>
-        <w:t>"-&gt; Install JARs: Dependencies for Fluss"</w:t>
-      </w:r>
-    </w:p>
-    <w:p>
-      <w:pPr>
-        <w:shd w:val="clear" w:color="auto" w:fill="1F1F1F"/>
-        <w:spacing w:line="270" w:lineRule="atLeast"/>
-        <w:rPr>
-          <w:rFonts w:ascii="Menlo" w:hAnsi="Menlo" w:cs="Menlo"/>
-          <w:color w:val="CCCCCC"/>
-          <w:sz w:val="18"/>
-          <w:szCs w:val="18"/>
-        </w:rPr>
-      </w:pPr>
-      <w:r>
-        <w:rPr>
-          <w:rFonts w:ascii="Menlo" w:hAnsi="Menlo" w:cs="Menlo"/>
-          <w:color w:val="569CD6"/>
-          <w:sz w:val="18"/>
-          <w:szCs w:val="18"/>
-        </w:rPr>
-        <w:t>COPY</w:t>
-      </w:r>
-      <w:r>
-        <w:rPr>
-          <w:rFonts w:ascii="Menlo" w:hAnsi="Menlo" w:cs="Menlo"/>
-          <w:color w:val="CCCCCC"/>
-          <w:sz w:val="18"/>
-          <w:szCs w:val="18"/>
-        </w:rPr>
-        <w:t xml:space="preserve"> stage/fluss-flink-${FLINK_VERSION_SHORT}-${FLUSS}-incubating.jar   ${FLINK_HOME}/lib/</w:t>
-      </w:r>
-    </w:p>
-    <w:p>
-      <w:pPr>
-        <w:shd w:val="clear" w:color="auto" w:fill="1F1F1F"/>
-        <w:spacing w:line="270" w:lineRule="atLeast"/>
-        <w:rPr>
-          <w:rFonts w:ascii="Menlo" w:hAnsi="Menlo" w:cs="Menlo"/>
-          <w:color w:val="CCCCCC"/>
-          <w:sz w:val="18"/>
-          <w:szCs w:val="18"/>
-        </w:rPr>
-      </w:pPr>
-      <w:r>
-        <w:rPr>
-          <w:rFonts w:ascii="Menlo" w:hAnsi="Menlo" w:cs="Menlo"/>
-          <w:color w:val="569CD6"/>
-          <w:sz w:val="18"/>
-          <w:szCs w:val="18"/>
-        </w:rPr>
-        <w:t>COPY</w:t>
-      </w:r>
-      <w:r>
-        <w:rPr>
-          <w:rFonts w:ascii="Menlo" w:hAnsi="Menlo" w:cs="Menlo"/>
-          <w:color w:val="CCCCCC"/>
-          <w:sz w:val="18"/>
-          <w:szCs w:val="18"/>
-        </w:rPr>
-        <w:t xml:space="preserve"> stage/fluss-flink-tiering-${FLUSS}-incubating.jar                  ${FLINK_HOME}/lib/</w:t>
-      </w:r>
-    </w:p>
-    <w:p>
-      <w:pPr>
-        <w:shd w:val="clear" w:color="auto" w:fill="1F1F1F"/>
-        <w:spacing w:line="270" w:lineRule="atLeast"/>
-        <w:rPr>
-          <w:rFonts w:ascii="Menlo" w:hAnsi="Menlo" w:cs="Menlo"/>
-          <w:color w:val="CCCCCC"/>
-          <w:sz w:val="18"/>
-          <w:szCs w:val="18"/>
-        </w:rPr>
-      </w:pPr>
-      <w:r>
-        <w:rPr>
-          <w:rFonts w:ascii="Menlo" w:hAnsi="Menlo" w:cs="Menlo"/>
-          <w:color w:val="569CD6"/>
-          <w:sz w:val="18"/>
-          <w:szCs w:val="18"/>
-        </w:rPr>
-        <w:t>COPY</w:t>
-      </w:r>
-      <w:r>
-        <w:rPr>
-          <w:rFonts w:ascii="Menlo" w:hAnsi="Menlo" w:cs="Menlo"/>
-          <w:color w:val="CCCCCC"/>
-          <w:sz w:val="18"/>
-          <w:szCs w:val="18"/>
-        </w:rPr>
-        <w:t xml:space="preserve"> stage/fluss-fs-s3-${FLUSS}-incubating.jar                          ${FLINK_HOME}/lib/</w:t>
-      </w:r>
-    </w:p>
-    <w:p>
-      <w:pPr>
-        <w:shd w:val="clear" w:color="auto" w:fill="1F1F1F"/>
-        <w:spacing w:line="270" w:lineRule="atLeast"/>
-        <w:rPr>
-          <w:rFonts w:ascii="Menlo" w:hAnsi="Menlo" w:cs="Menlo"/>
-          <w:color w:val="CCCCCC"/>
-          <w:sz w:val="18"/>
-          <w:szCs w:val="18"/>
-        </w:rPr>
-      </w:pPr>
-      <w:r>
-        <w:rPr>
-          <w:rFonts w:ascii="Menlo" w:hAnsi="Menlo" w:cs="Menlo"/>
-          <w:color w:val="6A9955"/>
-          <w:sz w:val="18"/>
-          <w:szCs w:val="18"/>
-        </w:rPr>
-        <w:t># Lakehouse options Libraries</w:t>
-      </w:r>
-    </w:p>
-    <w:p>
-      <w:pPr>
-        <w:shd w:val="clear" w:color="auto" w:fill="1F1F1F"/>
-        <w:spacing w:line="270" w:lineRule="atLeast"/>
-        <w:rPr>
-          <w:rFonts w:ascii="Menlo" w:hAnsi="Menlo" w:cs="Menlo"/>
-          <w:color w:val="CCCCCC"/>
-          <w:sz w:val="18"/>
-          <w:szCs w:val="18"/>
-        </w:rPr>
-      </w:pPr>
-      <w:r>
-        <w:rPr>
-          <w:rFonts w:ascii="Menlo" w:hAnsi="Menlo" w:cs="Menlo"/>
-          <w:color w:val="569CD6"/>
-          <w:sz w:val="18"/>
-          <w:szCs w:val="18"/>
-        </w:rPr>
-        <w:t>COPY</w:t>
-      </w:r>
-      <w:r>
-        <w:rPr>
-          <w:rFonts w:ascii="Menlo" w:hAnsi="Menlo" w:cs="Menlo"/>
-          <w:color w:val="CCCCCC"/>
-          <w:sz w:val="18"/>
-          <w:szCs w:val="18"/>
-        </w:rPr>
-        <w:t xml:space="preserve"> stage/fluss-lake-iceberg-${FLUSS}-incubating.jar                   ${FLINK_HOME}/lib/</w:t>
-      </w:r>
-    </w:p>
-    <w:p>
-      <w:pPr>
-        <w:shd w:val="clear" w:color="auto" w:fill="1F1F1F"/>
-        <w:spacing w:line="270" w:lineRule="atLeast"/>
-        <w:rPr>
-          <w:rFonts w:ascii="Menlo" w:hAnsi="Menlo" w:cs="Menlo"/>
-          <w:color w:val="CCCCCC"/>
-          <w:sz w:val="18"/>
-          <w:szCs w:val="18"/>
-        </w:rPr>
-      </w:pPr>
-      <w:r>
-        <w:rPr>
-          <w:rFonts w:ascii="Menlo" w:hAnsi="Menlo" w:cs="Menlo"/>
-          <w:color w:val="569CD6"/>
-          <w:sz w:val="18"/>
-          <w:szCs w:val="18"/>
-        </w:rPr>
-        <w:t>COPY</w:t>
-      </w:r>
-      <w:r>
-        <w:rPr>
-          <w:rFonts w:ascii="Menlo" w:hAnsi="Menlo" w:cs="Menlo"/>
-          <w:color w:val="CCCCCC"/>
-          <w:sz w:val="18"/>
-          <w:szCs w:val="18"/>
-        </w:rPr>
-        <w:t xml:space="preserve"> stage/fluss-lake-lance-${FLUSS}-incubating.jar                     ${FLINK_HOME}/lib/</w:t>
-      </w:r>
-    </w:p>
-    <w:p>
-      <w:pPr>
-        <w:shd w:val="clear" w:color="auto" w:fill="1F1F1F"/>
-        <w:spacing w:line="270" w:lineRule="atLeast"/>
-        <w:rPr>
-          <w:rFonts w:ascii="Menlo" w:hAnsi="Menlo" w:cs="Menlo"/>
-          <w:color w:val="CCCCCC"/>
-          <w:sz w:val="18"/>
-          <w:szCs w:val="18"/>
-        </w:rPr>
-      </w:pPr>
-      <w:r>
-        <w:rPr>
-          <w:rFonts w:ascii="Menlo" w:hAnsi="Menlo" w:cs="Menlo"/>
-          <w:color w:val="569CD6"/>
-          <w:sz w:val="18"/>
-          <w:szCs w:val="18"/>
-        </w:rPr>
-        <w:t>COPY</w:t>
-      </w:r>
-      <w:r>
-        <w:rPr>
-          <w:rFonts w:ascii="Menlo" w:hAnsi="Menlo" w:cs="Menlo"/>
-          <w:color w:val="CCCCCC"/>
-          <w:sz w:val="18"/>
-          <w:szCs w:val="18"/>
-        </w:rPr>
-        <w:t xml:space="preserve"> stage/fluss-lake-paimon-${FLUSS}-incubating.jar                    ${FLINK_HOME}/lib/</w:t>
-      </w:r>
-    </w:p>
-    <w:p>
-      <w:pPr>
-        <w:shd w:val="clear" w:color="auto" w:fill="1F1F1F"/>
-        <w:spacing w:line="270" w:lineRule="atLeast"/>
-        <w:rPr>
-          <w:rFonts w:ascii="Menlo" w:hAnsi="Menlo" w:cs="Menlo"/>
-          <w:color w:val="CCCCCC"/>
-          <w:sz w:val="18"/>
-          <w:szCs w:val="18"/>
-        </w:rPr>
-      </w:pPr>
-    </w:p>
-    <w:p>
-      <w:pPr>
-        <w:shd w:val="clear" w:color="auto" w:fill="1F1F1F"/>
-        <w:spacing w:line="270" w:lineRule="atLeast"/>
-        <w:rPr>
-          <w:rFonts w:ascii="Menlo" w:hAnsi="Menlo" w:cs="Menlo"/>
-          <w:color w:val="CCCCCC"/>
-          <w:sz w:val="18"/>
-          <w:szCs w:val="18"/>
-        </w:rPr>
-      </w:pPr>
-      <w:r>
-        <w:rPr>
-          <w:rFonts w:ascii="Menlo" w:hAnsi="Menlo" w:cs="Menlo"/>
-          <w:color w:val="6A9955"/>
-          <w:sz w:val="18"/>
-          <w:szCs w:val="18"/>
-        </w:rPr>
-        <w:t># 11. This is used for Flink -&gt; Paimon table on S3 direct.</w:t>
-      </w:r>
-    </w:p>
-    <w:p>
-      <w:pPr>
-        <w:shd w:val="clear" w:color="auto" w:fill="1F1F1F"/>
-        <w:spacing w:line="270" w:lineRule="atLeast"/>
-        <w:rPr>
-          <w:rFonts w:ascii="Menlo" w:hAnsi="Menlo" w:cs="Menlo"/>
-          <w:color w:val="CCCCCC"/>
-          <w:sz w:val="18"/>
-          <w:szCs w:val="18"/>
-        </w:rPr>
-      </w:pPr>
-      <w:r>
-        <w:rPr>
-          <w:rFonts w:ascii="Menlo" w:hAnsi="Menlo" w:cs="Menlo"/>
-          <w:color w:val="569CD6"/>
-          <w:sz w:val="18"/>
-          <w:szCs w:val="18"/>
-        </w:rPr>
-        <w:t>RUN</w:t>
-      </w:r>
-      <w:r>
-        <w:rPr>
-          <w:rFonts w:ascii="Menlo" w:hAnsi="Menlo" w:cs="Menlo"/>
-          <w:color w:val="CCCCCC"/>
-          <w:sz w:val="18"/>
-          <w:szCs w:val="18"/>
-        </w:rPr>
-        <w:t xml:space="preserve"> echo </w:t>
-      </w:r>
-      <w:r>
-        <w:rPr>
-          <w:rFonts w:ascii="Menlo" w:hAnsi="Menlo" w:cs="Menlo"/>
-          <w:color w:val="CE9178"/>
-          <w:sz w:val="18"/>
-          <w:szCs w:val="18"/>
-        </w:rPr>
-        <w:t>"-&gt; Install JARs: Dependencies for Paimon, included is S3 dependencies"</w:t>
-      </w:r>
-    </w:p>
-    <w:p>
-      <w:pPr>
-        <w:shd w:val="clear" w:color="auto" w:fill="1F1F1F"/>
-        <w:spacing w:line="270" w:lineRule="atLeast"/>
-        <w:rPr>
-          <w:rFonts w:ascii="Menlo" w:hAnsi="Menlo" w:cs="Menlo"/>
-          <w:color w:val="CCCCCC"/>
-          <w:sz w:val="18"/>
-          <w:szCs w:val="18"/>
-        </w:rPr>
-      </w:pPr>
-      <w:r>
-        <w:rPr>
-          <w:rFonts w:ascii="Menlo" w:hAnsi="Menlo" w:cs="Menlo"/>
-          <w:color w:val="569CD6"/>
-          <w:sz w:val="18"/>
-          <w:szCs w:val="18"/>
-        </w:rPr>
-        <w:t>COPY</w:t>
-      </w:r>
-      <w:r>
-        <w:rPr>
-          <w:rFonts w:ascii="Menlo" w:hAnsi="Menlo" w:cs="Menlo"/>
-          <w:color w:val="CCCCCC"/>
-          <w:sz w:val="18"/>
-          <w:szCs w:val="18"/>
-        </w:rPr>
-        <w:t xml:space="preserve"> stage/paimon-flink-${FLINK_VERSION_SHORT}-${PAIMON_VERSION}.jar            ${FLINK_HOME}/lib/</w:t>
-      </w:r>
-    </w:p>
-    <w:p>
-      <w:pPr>
-        <w:shd w:val="clear" w:color="auto" w:fill="1F1F1F"/>
-        <w:spacing w:line="270" w:lineRule="atLeast"/>
-        <w:rPr>
-          <w:rFonts w:ascii="Menlo" w:hAnsi="Menlo" w:cs="Menlo"/>
-          <w:color w:val="CCCCCC"/>
-          <w:sz w:val="18"/>
-          <w:szCs w:val="18"/>
-        </w:rPr>
-      </w:pPr>
-      <w:r>
-        <w:rPr>
-          <w:rFonts w:ascii="Menlo" w:hAnsi="Menlo" w:cs="Menlo"/>
-          <w:color w:val="569CD6"/>
-          <w:sz w:val="18"/>
-          <w:szCs w:val="18"/>
-        </w:rPr>
-        <w:t>COPY</w:t>
-      </w:r>
-      <w:r>
-        <w:rPr>
-          <w:rFonts w:ascii="Menlo" w:hAnsi="Menlo" w:cs="Menlo"/>
-          <w:color w:val="CCCCCC"/>
-          <w:sz w:val="18"/>
-          <w:szCs w:val="18"/>
-        </w:rPr>
-        <w:t xml:space="preserve"> stage/paimon-s3-${PAIMON_VERSION}.jar                                      ${FLINK_HOME}/lib/</w:t>
-      </w:r>
-    </w:p>
-    <w:p>
-      <w:pPr>
-        <w:shd w:val="clear" w:color="auto" w:fill="1F1F1F"/>
-        <w:spacing w:after="240" w:line="270" w:lineRule="atLeast"/>
-        <w:rPr>
-          <w:rFonts w:ascii="Menlo" w:hAnsi="Menlo" w:cs="Menlo"/>
-          <w:color w:val="CCCCCC"/>
-          <w:sz w:val="18"/>
-          <w:szCs w:val="18"/>
-        </w:rPr>
-      </w:pPr>
-    </w:p>
-    <w:p>
-      <w:pPr>
-        <w:shd w:val="clear" w:color="auto" w:fill="1F1F1F"/>
-        <w:spacing w:line="270" w:lineRule="atLeast"/>
-        <w:rPr>
-          <w:rFonts w:ascii="Menlo" w:hAnsi="Menlo" w:cs="Menlo"/>
-          <w:color w:val="6A9955"/>
-          <w:sz w:val="18"/>
-          <w:szCs w:val="18"/>
-        </w:rPr>
-      </w:pPr>
-      <w:r>
-        <w:rPr>
-          <w:rFonts w:ascii="Menlo" w:hAnsi="Menlo" w:cs="Menlo"/>
-          <w:color w:val="6A9955"/>
-          <w:sz w:val="18"/>
-          <w:szCs w:val="18"/>
-        </w:rPr>
-        <w:t xml:space="preserve"># Using single Image for both the Fluss to FS (devlab0) and Fluss to </w:t>
-      </w:r>
-      <w:proofErr w:type="spellStart"/>
-      <w:r>
-        <w:rPr>
-          <w:rFonts w:ascii="Menlo" w:hAnsi="Menlo" w:cs="Menlo"/>
-          <w:color w:val="6A9955"/>
-          <w:sz w:val="18"/>
-          <w:szCs w:val="18"/>
-        </w:rPr>
-        <w:t>MinIO</w:t>
-      </w:r>
-      <w:proofErr w:type="spellEnd"/>
-      <w:r>
-        <w:rPr>
-          <w:rFonts w:ascii="Menlo" w:hAnsi="Menlo" w:cs="Menlo"/>
-          <w:color w:val="6A9955"/>
-          <w:sz w:val="18"/>
-          <w:szCs w:val="18"/>
-        </w:rPr>
-        <w:t>/S3 (devlab1) examples.</w:t>
-      </w:r>
-      <w:r>
-        <w:rPr>
-          <w:rFonts w:ascii="Menlo" w:hAnsi="Menlo" w:cs="Menlo"/>
-          <w:color w:val="6A9955"/>
-          <w:sz w:val="18"/>
-          <w:szCs w:val="18"/>
-        </w:rPr>
-        <w:t xml:space="preserve"> This requires us to tell the image how to connect to our Object store, ye… I know I’m hard coding credentials here…</w:t>
-      </w:r>
-    </w:p>
-    <w:p>
-      <w:pPr>
-        <w:shd w:val="clear" w:color="auto" w:fill="1F1F1F"/>
-        <w:spacing w:line="270" w:lineRule="atLeast"/>
-        <w:rPr>
-          <w:rFonts w:ascii="Menlo" w:hAnsi="Menlo" w:cs="Menlo"/>
-          <w:color w:val="CCCCCC"/>
-          <w:sz w:val="18"/>
-          <w:szCs w:val="18"/>
-        </w:rPr>
-      </w:pPr>
-    </w:p>
-    <w:p>
-      <w:pPr>
-        <w:shd w:val="clear" w:color="auto" w:fill="1F1F1F"/>
-        <w:spacing w:line="270" w:lineRule="atLeast"/>
-        <w:rPr>
-          <w:rFonts w:ascii="Menlo" w:hAnsi="Menlo" w:cs="Menlo"/>
-          <w:color w:val="CCCCCC"/>
-          <w:sz w:val="18"/>
-          <w:szCs w:val="18"/>
-        </w:rPr>
-      </w:pPr>
-      <w:r>
-        <w:rPr>
-          <w:rFonts w:ascii="Menlo" w:hAnsi="Menlo" w:cs="Menlo"/>
-          <w:color w:val="6A9955"/>
-          <w:sz w:val="18"/>
-          <w:szCs w:val="18"/>
-        </w:rPr>
-        <w:t># 12. Hadoop Configuration for S3A (</w:t>
-      </w:r>
-      <w:proofErr w:type="spellStart"/>
-      <w:r>
-        <w:rPr>
-          <w:rFonts w:ascii="Menlo" w:hAnsi="Menlo" w:cs="Menlo"/>
-          <w:color w:val="6A9955"/>
-          <w:sz w:val="18"/>
-          <w:szCs w:val="18"/>
-        </w:rPr>
-        <w:t>MinIO</w:t>
-      </w:r>
-      <w:proofErr w:type="spellEnd"/>
-      <w:r>
-        <w:rPr>
-          <w:rFonts w:ascii="Menlo" w:hAnsi="Menlo" w:cs="Menlo"/>
-          <w:color w:val="6A9955"/>
-          <w:sz w:val="18"/>
-          <w:szCs w:val="18"/>
-        </w:rPr>
-        <w:t>)</w:t>
-      </w:r>
-    </w:p>
-    <w:p>
-      <w:pPr>
-        <w:shd w:val="clear" w:color="auto" w:fill="1F1F1F"/>
-        <w:spacing w:line="270" w:lineRule="atLeast"/>
-        <w:rPr>
-          <w:rFonts w:ascii="Menlo" w:hAnsi="Menlo" w:cs="Menlo"/>
-          <w:color w:val="CCCCCC"/>
-          <w:sz w:val="18"/>
-          <w:szCs w:val="18"/>
-        </w:rPr>
-      </w:pPr>
-      <w:r>
-        <w:rPr>
-          <w:rFonts w:ascii="Menlo" w:hAnsi="Menlo" w:cs="Menlo"/>
-          <w:color w:val="569CD6"/>
-          <w:sz w:val="18"/>
-          <w:szCs w:val="18"/>
-        </w:rPr>
-        <w:t>RUN</w:t>
-      </w:r>
-      <w:r>
-        <w:rPr>
-          <w:rFonts w:ascii="Menlo" w:hAnsi="Menlo" w:cs="Menlo"/>
-          <w:color w:val="CCCCCC"/>
-          <w:sz w:val="18"/>
-          <w:szCs w:val="18"/>
-        </w:rPr>
-        <w:t xml:space="preserve"> echo </w:t>
-      </w:r>
-      <w:r>
-        <w:rPr>
-          <w:rFonts w:ascii="Menlo" w:hAnsi="Menlo" w:cs="Menlo"/>
-          <w:color w:val="CE9178"/>
-          <w:sz w:val="18"/>
-          <w:szCs w:val="18"/>
-        </w:rPr>
-        <w:t>"--&gt; Create Hadoop Configuration"</w:t>
-      </w:r>
-      <w:r>
-        <w:rPr>
-          <w:rFonts w:ascii="Menlo" w:hAnsi="Menlo" w:cs="Menlo"/>
-          <w:color w:val="CCCCCC"/>
-          <w:sz w:val="18"/>
-          <w:szCs w:val="18"/>
-        </w:rPr>
-        <w:t xml:space="preserve"> &amp;&amp; \</w:t>
-      </w:r>
-    </w:p>
-    <w:p>
-      <w:pPr>
-        <w:shd w:val="clear" w:color="auto" w:fill="1F1F1F"/>
-        <w:spacing w:line="270" w:lineRule="atLeast"/>
-        <w:rPr>
-          <w:rFonts w:ascii="Menlo" w:hAnsi="Menlo" w:cs="Menlo"/>
-          <w:color w:val="CCCCCC"/>
-          <w:sz w:val="18"/>
-          <w:szCs w:val="18"/>
-        </w:rPr>
-      </w:pPr>
-      <w:r>
-        <w:rPr>
-          <w:rFonts w:ascii="Menlo" w:hAnsi="Menlo" w:cs="Menlo"/>
-          <w:color w:val="CCCCCC"/>
-          <w:sz w:val="18"/>
-          <w:szCs w:val="18"/>
-        </w:rPr>
-        <w:t xml:space="preserve">    cat &gt; ${HIVE_HOME}/core-site.xml &lt;&lt;</w:t>
-      </w:r>
-      <w:r>
-        <w:rPr>
-          <w:rFonts w:ascii="Menlo" w:hAnsi="Menlo" w:cs="Menlo"/>
-          <w:color w:val="CE9178"/>
-          <w:sz w:val="18"/>
-          <w:szCs w:val="18"/>
-        </w:rPr>
-        <w:t>'EOF'</w:t>
-      </w:r>
-    </w:p>
-    <w:p>
-      <w:pPr>
-        <w:shd w:val="clear" w:color="auto" w:fill="1F1F1F"/>
-        <w:spacing w:line="270" w:lineRule="atLeast"/>
-        <w:rPr>
-          <w:rFonts w:ascii="Menlo" w:hAnsi="Menlo" w:cs="Menlo"/>
-          <w:color w:val="CCCCCC"/>
-          <w:sz w:val="18"/>
-          <w:szCs w:val="18"/>
-        </w:rPr>
-      </w:pPr>
-      <w:r>
-        <w:rPr>
-          <w:rFonts w:ascii="Menlo" w:hAnsi="Menlo" w:cs="Menlo"/>
-          <w:color w:val="CCCCCC"/>
-          <w:sz w:val="18"/>
-          <w:szCs w:val="18"/>
-        </w:rPr>
-        <w:t>&lt;?xml version=</w:t>
-      </w:r>
-      <w:r>
-        <w:rPr>
-          <w:rFonts w:ascii="Menlo" w:hAnsi="Menlo" w:cs="Menlo"/>
-          <w:color w:val="CE9178"/>
-          <w:sz w:val="18"/>
-          <w:szCs w:val="18"/>
-        </w:rPr>
-        <w:t>"1.0"</w:t>
-      </w:r>
-      <w:r>
-        <w:rPr>
-          <w:rFonts w:ascii="Menlo" w:hAnsi="Menlo" w:cs="Menlo"/>
-          <w:color w:val="CCCCCC"/>
-          <w:sz w:val="18"/>
-          <w:szCs w:val="18"/>
-        </w:rPr>
-        <w:t xml:space="preserve"> encoding=</w:t>
-      </w:r>
-      <w:r>
-        <w:rPr>
-          <w:rFonts w:ascii="Menlo" w:hAnsi="Menlo" w:cs="Menlo"/>
-          <w:color w:val="CE9178"/>
-          <w:sz w:val="18"/>
-          <w:szCs w:val="18"/>
-        </w:rPr>
-        <w:t>"UTF-8"</w:t>
-      </w:r>
-      <w:r>
-        <w:rPr>
-          <w:rFonts w:ascii="Menlo" w:hAnsi="Menlo" w:cs="Menlo"/>
-          <w:color w:val="CCCCCC"/>
-          <w:sz w:val="18"/>
-          <w:szCs w:val="18"/>
-        </w:rPr>
-        <w:t>?&gt;</w:t>
-      </w:r>
-    </w:p>
-    <w:p>
-      <w:pPr>
-        <w:shd w:val="clear" w:color="auto" w:fill="1F1F1F"/>
-        <w:spacing w:line="270" w:lineRule="atLeast"/>
-        <w:rPr>
-          <w:rFonts w:ascii="Menlo" w:hAnsi="Menlo" w:cs="Menlo"/>
-          <w:color w:val="CCCCCC"/>
-          <w:sz w:val="18"/>
-          <w:szCs w:val="18"/>
-        </w:rPr>
-      </w:pPr>
-      <w:r>
-        <w:rPr>
-          <w:rFonts w:ascii="Menlo" w:hAnsi="Menlo" w:cs="Menlo"/>
-          <w:color w:val="CCCCCC"/>
-          <w:sz w:val="18"/>
-          <w:szCs w:val="18"/>
-        </w:rPr>
-        <w:t>&lt;configuration&gt;</w:t>
-      </w:r>
-    </w:p>
-    <w:p>
-      <w:pPr>
-        <w:shd w:val="clear" w:color="auto" w:fill="1F1F1F"/>
-        <w:spacing w:line="270" w:lineRule="atLeast"/>
-        <w:rPr>
-          <w:rFonts w:ascii="Menlo" w:hAnsi="Menlo" w:cs="Menlo"/>
-          <w:color w:val="CCCCCC"/>
-          <w:sz w:val="18"/>
-          <w:szCs w:val="18"/>
-        </w:rPr>
-      </w:pPr>
-      <w:r>
-        <w:rPr>
-          <w:rFonts w:ascii="Menlo" w:hAnsi="Menlo" w:cs="Menlo"/>
-          <w:color w:val="CCCCCC"/>
-          <w:sz w:val="18"/>
-          <w:szCs w:val="18"/>
-        </w:rPr>
-        <w:t xml:space="preserve">    &lt;property&gt;</w:t>
-      </w:r>
-    </w:p>
-    <w:p>
-      <w:pPr>
-        <w:shd w:val="clear" w:color="auto" w:fill="1F1F1F"/>
-        <w:spacing w:line="270" w:lineRule="atLeast"/>
-        <w:rPr>
-          <w:rFonts w:ascii="Menlo" w:hAnsi="Menlo" w:cs="Menlo"/>
-          <w:color w:val="CCCCCC"/>
-          <w:sz w:val="18"/>
-          <w:szCs w:val="18"/>
-        </w:rPr>
-      </w:pPr>
-      <w:r>
-        <w:rPr>
-          <w:rFonts w:ascii="Menlo" w:hAnsi="Menlo" w:cs="Menlo"/>
-          <w:color w:val="CCCCCC"/>
-          <w:sz w:val="18"/>
-          <w:szCs w:val="18"/>
-        </w:rPr>
-        <w:t xml:space="preserve">        &lt;name&gt;fs.s3a.endpoint&lt;/name&gt;</w:t>
-      </w:r>
-    </w:p>
-    <w:p>
-      <w:pPr>
-        <w:shd w:val="clear" w:color="auto" w:fill="1F1F1F"/>
-        <w:spacing w:line="270" w:lineRule="atLeast"/>
-        <w:rPr>
-          <w:rFonts w:ascii="Menlo" w:hAnsi="Menlo" w:cs="Menlo"/>
-          <w:color w:val="CCCCCC"/>
-          <w:sz w:val="18"/>
-          <w:szCs w:val="18"/>
-        </w:rPr>
-      </w:pPr>
-      <w:r>
-        <w:rPr>
-          <w:rFonts w:ascii="Menlo" w:hAnsi="Menlo" w:cs="Menlo"/>
-          <w:color w:val="CCCCCC"/>
-          <w:sz w:val="18"/>
-          <w:szCs w:val="18"/>
-        </w:rPr>
-        <w:t xml:space="preserve">        &lt;value&gt;http://minio:9000&lt;/value&gt;</w:t>
-      </w:r>
-    </w:p>
-    <w:p>
-      <w:pPr>
-        <w:shd w:val="clear" w:color="auto" w:fill="1F1F1F"/>
-        <w:spacing w:line="270" w:lineRule="atLeast"/>
-        <w:rPr>
-          <w:rFonts w:ascii="Menlo" w:hAnsi="Menlo" w:cs="Menlo"/>
-          <w:color w:val="CCCCCC"/>
-          <w:sz w:val="18"/>
-          <w:szCs w:val="18"/>
-        </w:rPr>
-      </w:pPr>
-      <w:r>
-        <w:rPr>
-          <w:rFonts w:ascii="Menlo" w:hAnsi="Menlo" w:cs="Menlo"/>
-          <w:color w:val="CCCCCC"/>
-          <w:sz w:val="18"/>
-          <w:szCs w:val="18"/>
-        </w:rPr>
-        <w:t xml:space="preserve">    &lt;/property&gt;</w:t>
-      </w:r>
-    </w:p>
-    <w:p>
-      <w:pPr>
-        <w:shd w:val="clear" w:color="auto" w:fill="1F1F1F"/>
-        <w:spacing w:line="270" w:lineRule="atLeast"/>
-        <w:rPr>
-          <w:rFonts w:ascii="Menlo" w:hAnsi="Menlo" w:cs="Menlo"/>
-          <w:color w:val="CCCCCC"/>
-          <w:sz w:val="18"/>
-          <w:szCs w:val="18"/>
-        </w:rPr>
-      </w:pPr>
-      <w:r>
-        <w:rPr>
-          <w:rFonts w:ascii="Menlo" w:hAnsi="Menlo" w:cs="Menlo"/>
-          <w:color w:val="CCCCCC"/>
-          <w:sz w:val="18"/>
-          <w:szCs w:val="18"/>
-        </w:rPr>
-        <w:t xml:space="preserve">    &lt;property&gt;</w:t>
-      </w:r>
-    </w:p>
-    <w:p>
-      <w:pPr>
-        <w:shd w:val="clear" w:color="auto" w:fill="1F1F1F"/>
-        <w:spacing w:line="270" w:lineRule="atLeast"/>
-        <w:rPr>
-          <w:rFonts w:ascii="Menlo" w:hAnsi="Menlo" w:cs="Menlo"/>
-          <w:color w:val="CCCCCC"/>
-          <w:sz w:val="18"/>
-          <w:szCs w:val="18"/>
-        </w:rPr>
-      </w:pPr>
-      <w:r>
-        <w:rPr>
-          <w:rFonts w:ascii="Menlo" w:hAnsi="Menlo" w:cs="Menlo"/>
-          <w:color w:val="CCCCCC"/>
-          <w:sz w:val="18"/>
-          <w:szCs w:val="18"/>
-        </w:rPr>
-        <w:t xml:space="preserve">        &lt;name&gt;fs.s3a.access.key&lt;/name&gt;</w:t>
-      </w:r>
-    </w:p>
-    <w:p>
-      <w:pPr>
-        <w:shd w:val="clear" w:color="auto" w:fill="1F1F1F"/>
-        <w:spacing w:line="270" w:lineRule="atLeast"/>
-        <w:rPr>
-          <w:rFonts w:ascii="Menlo" w:hAnsi="Menlo" w:cs="Menlo"/>
-          <w:color w:val="CCCCCC"/>
-          <w:sz w:val="18"/>
-          <w:szCs w:val="18"/>
-        </w:rPr>
-      </w:pPr>
-      <w:r>
-        <w:rPr>
-          <w:rFonts w:ascii="Menlo" w:hAnsi="Menlo" w:cs="Menlo"/>
-          <w:color w:val="CCCCCC"/>
-          <w:sz w:val="18"/>
-          <w:szCs w:val="18"/>
-        </w:rPr>
-        <w:t xml:space="preserve">        &lt;value&gt;</w:t>
-      </w:r>
-      <w:proofErr w:type="spellStart"/>
-      <w:r>
-        <w:rPr>
-          <w:rFonts w:ascii="Menlo" w:hAnsi="Menlo" w:cs="Menlo"/>
-          <w:color w:val="CCCCCC"/>
-          <w:sz w:val="18"/>
-          <w:szCs w:val="18"/>
-        </w:rPr>
-        <w:t>mnadmin</w:t>
-      </w:r>
-      <w:proofErr w:type="spellEnd"/>
-      <w:r>
-        <w:rPr>
-          <w:rFonts w:ascii="Menlo" w:hAnsi="Menlo" w:cs="Menlo"/>
-          <w:color w:val="CCCCCC"/>
-          <w:sz w:val="18"/>
-          <w:szCs w:val="18"/>
-        </w:rPr>
-        <w:t>&lt;/value&gt;</w:t>
-      </w:r>
-    </w:p>
-    <w:p>
-      <w:pPr>
-        <w:shd w:val="clear" w:color="auto" w:fill="1F1F1F"/>
-        <w:spacing w:line="270" w:lineRule="atLeast"/>
-        <w:rPr>
-          <w:rFonts w:ascii="Menlo" w:hAnsi="Menlo" w:cs="Menlo"/>
-          <w:color w:val="CCCCCC"/>
-          <w:sz w:val="18"/>
-          <w:szCs w:val="18"/>
-        </w:rPr>
-      </w:pPr>
-      <w:r>
-        <w:rPr>
-          <w:rFonts w:ascii="Menlo" w:hAnsi="Menlo" w:cs="Menlo"/>
-          <w:color w:val="CCCCCC"/>
-          <w:sz w:val="18"/>
-          <w:szCs w:val="18"/>
-        </w:rPr>
-        <w:t xml:space="preserve">    &lt;/property&gt;</w:t>
-      </w:r>
-    </w:p>
-    <w:p>
-      <w:pPr>
-        <w:shd w:val="clear" w:color="auto" w:fill="1F1F1F"/>
-        <w:spacing w:line="270" w:lineRule="atLeast"/>
-        <w:rPr>
-          <w:rFonts w:ascii="Menlo" w:hAnsi="Menlo" w:cs="Menlo"/>
-          <w:color w:val="CCCCCC"/>
-          <w:sz w:val="18"/>
-          <w:szCs w:val="18"/>
-        </w:rPr>
-      </w:pPr>
-      <w:r>
-        <w:rPr>
-          <w:rFonts w:ascii="Menlo" w:hAnsi="Menlo" w:cs="Menlo"/>
-          <w:color w:val="CCCCCC"/>
-          <w:sz w:val="18"/>
-          <w:szCs w:val="18"/>
-        </w:rPr>
-        <w:t xml:space="preserve">    &lt;property&gt;</w:t>
-      </w:r>
-    </w:p>
-    <w:p>
-      <w:pPr>
-        <w:shd w:val="clear" w:color="auto" w:fill="1F1F1F"/>
-        <w:spacing w:line="270" w:lineRule="atLeast"/>
-        <w:rPr>
-          <w:rFonts w:ascii="Menlo" w:hAnsi="Menlo" w:cs="Menlo"/>
-          <w:color w:val="CCCCCC"/>
-          <w:sz w:val="18"/>
-          <w:szCs w:val="18"/>
-        </w:rPr>
-      </w:pPr>
-      <w:r>
-        <w:rPr>
-          <w:rFonts w:ascii="Menlo" w:hAnsi="Menlo" w:cs="Menlo"/>
-          <w:color w:val="CCCCCC"/>
-          <w:sz w:val="18"/>
-          <w:szCs w:val="18"/>
-        </w:rPr>
-        <w:t xml:space="preserve">        &lt;name&gt;fs.s3a.secret.key&lt;/name&gt;</w:t>
-      </w:r>
-    </w:p>
-    <w:p>
-      <w:pPr>
-        <w:shd w:val="clear" w:color="auto" w:fill="1F1F1F"/>
-        <w:spacing w:line="270" w:lineRule="atLeast"/>
-        <w:rPr>
-          <w:rFonts w:ascii="Menlo" w:hAnsi="Menlo" w:cs="Menlo"/>
-          <w:color w:val="CCCCCC"/>
-          <w:sz w:val="18"/>
-          <w:szCs w:val="18"/>
-        </w:rPr>
-      </w:pPr>
-      <w:r>
-        <w:rPr>
-          <w:rFonts w:ascii="Menlo" w:hAnsi="Menlo" w:cs="Menlo"/>
-          <w:color w:val="CCCCCC"/>
-          <w:sz w:val="18"/>
-          <w:szCs w:val="18"/>
-        </w:rPr>
-        <w:t xml:space="preserve">        &lt;value&gt;</w:t>
-      </w:r>
-      <w:proofErr w:type="spellStart"/>
-      <w:r>
-        <w:rPr>
-          <w:rFonts w:ascii="Menlo" w:hAnsi="Menlo" w:cs="Menlo"/>
-          <w:color w:val="CCCCCC"/>
-          <w:sz w:val="18"/>
-          <w:szCs w:val="18"/>
-        </w:rPr>
-        <w:t>mnpassword</w:t>
-      </w:r>
-      <w:proofErr w:type="spellEnd"/>
-      <w:r>
-        <w:rPr>
-          <w:rFonts w:ascii="Menlo" w:hAnsi="Menlo" w:cs="Menlo"/>
-          <w:color w:val="CCCCCC"/>
-          <w:sz w:val="18"/>
-          <w:szCs w:val="18"/>
-        </w:rPr>
-        <w:t>&lt;/value&gt;</w:t>
-      </w:r>
-    </w:p>
-    <w:p>
-      <w:pPr>
-        <w:shd w:val="clear" w:color="auto" w:fill="1F1F1F"/>
-        <w:spacing w:line="270" w:lineRule="atLeast"/>
-        <w:rPr>
-          <w:rFonts w:ascii="Menlo" w:hAnsi="Menlo" w:cs="Menlo"/>
-          <w:color w:val="CCCCCC"/>
-          <w:sz w:val="18"/>
-          <w:szCs w:val="18"/>
-        </w:rPr>
-      </w:pPr>
-      <w:r>
-        <w:rPr>
-          <w:rFonts w:ascii="Menlo" w:hAnsi="Menlo" w:cs="Menlo"/>
-          <w:color w:val="CCCCCC"/>
-          <w:sz w:val="18"/>
-          <w:szCs w:val="18"/>
-        </w:rPr>
-        <w:t xml:space="preserve">    &lt;/property&gt;</w:t>
-      </w:r>
-    </w:p>
-    <w:p>
-      <w:pPr>
-        <w:shd w:val="clear" w:color="auto" w:fill="1F1F1F"/>
-        <w:spacing w:line="270" w:lineRule="atLeast"/>
-        <w:rPr>
-          <w:rFonts w:ascii="Menlo" w:hAnsi="Menlo" w:cs="Menlo"/>
-          <w:color w:val="CCCCCC"/>
-          <w:sz w:val="18"/>
-          <w:szCs w:val="18"/>
-        </w:rPr>
-      </w:pPr>
-      <w:r>
-        <w:rPr>
-          <w:rFonts w:ascii="Menlo" w:hAnsi="Menlo" w:cs="Menlo"/>
-          <w:color w:val="CCCCCC"/>
-          <w:sz w:val="18"/>
-          <w:szCs w:val="18"/>
-        </w:rPr>
-        <w:t xml:space="preserve">    &lt;property&gt;</w:t>
-      </w:r>
-    </w:p>
-    <w:p>
-      <w:pPr>
-        <w:shd w:val="clear" w:color="auto" w:fill="1F1F1F"/>
-        <w:spacing w:line="270" w:lineRule="atLeast"/>
-        <w:rPr>
-          <w:rFonts w:ascii="Menlo" w:hAnsi="Menlo" w:cs="Menlo"/>
-          <w:color w:val="CCCCCC"/>
-          <w:sz w:val="18"/>
-          <w:szCs w:val="18"/>
-        </w:rPr>
-      </w:pPr>
-      <w:r>
-        <w:rPr>
-          <w:rFonts w:ascii="Menlo" w:hAnsi="Menlo" w:cs="Menlo"/>
-          <w:color w:val="CCCCCC"/>
-          <w:sz w:val="18"/>
-          <w:szCs w:val="18"/>
-        </w:rPr>
-        <w:t xml:space="preserve">        &lt;name&gt;fs.s3a.path.style.access&lt;/name&gt;</w:t>
-      </w:r>
-    </w:p>
-    <w:p>
-      <w:pPr>
-        <w:shd w:val="clear" w:color="auto" w:fill="1F1F1F"/>
-        <w:spacing w:line="270" w:lineRule="atLeast"/>
-        <w:rPr>
-          <w:rFonts w:ascii="Menlo" w:hAnsi="Menlo" w:cs="Menlo"/>
-          <w:color w:val="CCCCCC"/>
-          <w:sz w:val="18"/>
-          <w:szCs w:val="18"/>
-        </w:rPr>
-      </w:pPr>
-      <w:r>
-        <w:rPr>
-          <w:rFonts w:ascii="Menlo" w:hAnsi="Menlo" w:cs="Menlo"/>
-          <w:color w:val="CCCCCC"/>
-          <w:sz w:val="18"/>
-          <w:szCs w:val="18"/>
-        </w:rPr>
-        <w:t xml:space="preserve">        &lt;value&gt;true&lt;/value&gt;</w:t>
-      </w:r>
-    </w:p>
-    <w:p>
-      <w:pPr>
-        <w:shd w:val="clear" w:color="auto" w:fill="1F1F1F"/>
-        <w:spacing w:line="270" w:lineRule="atLeast"/>
-        <w:rPr>
-          <w:rFonts w:ascii="Menlo" w:hAnsi="Menlo" w:cs="Menlo"/>
-          <w:color w:val="CCCCCC"/>
-          <w:sz w:val="18"/>
-          <w:szCs w:val="18"/>
-        </w:rPr>
-      </w:pPr>
-      <w:r>
-        <w:rPr>
-          <w:rFonts w:ascii="Menlo" w:hAnsi="Menlo" w:cs="Menlo"/>
-          <w:color w:val="CCCCCC"/>
-          <w:sz w:val="18"/>
-          <w:szCs w:val="18"/>
-        </w:rPr>
-        <w:t xml:space="preserve">    &lt;/property&gt;</w:t>
-      </w:r>
-    </w:p>
-    <w:p>
-      <w:pPr>
-        <w:shd w:val="clear" w:color="auto" w:fill="1F1F1F"/>
-        <w:spacing w:line="270" w:lineRule="atLeast"/>
-        <w:rPr>
-          <w:rFonts w:ascii="Menlo" w:hAnsi="Menlo" w:cs="Menlo"/>
-          <w:color w:val="CCCCCC"/>
-          <w:sz w:val="18"/>
-          <w:szCs w:val="18"/>
-        </w:rPr>
-      </w:pPr>
-      <w:r>
-        <w:rPr>
-          <w:rFonts w:ascii="Menlo" w:hAnsi="Menlo" w:cs="Menlo"/>
-          <w:color w:val="CCCCCC"/>
-          <w:sz w:val="18"/>
-          <w:szCs w:val="18"/>
-        </w:rPr>
-        <w:t xml:space="preserve">    &lt;property&gt;</w:t>
-      </w:r>
-    </w:p>
-    <w:p>
-      <w:pPr>
-        <w:shd w:val="clear" w:color="auto" w:fill="1F1F1F"/>
-        <w:spacing w:line="270" w:lineRule="atLeast"/>
-        <w:rPr>
-          <w:rFonts w:ascii="Menlo" w:hAnsi="Menlo" w:cs="Menlo"/>
-          <w:color w:val="CCCCCC"/>
-          <w:sz w:val="18"/>
-          <w:szCs w:val="18"/>
-        </w:rPr>
-      </w:pPr>
-      <w:r>
-        <w:rPr>
-          <w:rFonts w:ascii="Menlo" w:hAnsi="Menlo" w:cs="Menlo"/>
-          <w:color w:val="CCCCCC"/>
-          <w:sz w:val="18"/>
-          <w:szCs w:val="18"/>
-        </w:rPr>
-        <w:t xml:space="preserve">        &lt;name&gt;fs.s3a.connection.ssl.enabled&lt;/name&gt;</w:t>
-      </w:r>
-    </w:p>
-    <w:p>
-      <w:pPr>
-        <w:shd w:val="clear" w:color="auto" w:fill="1F1F1F"/>
-        <w:spacing w:line="270" w:lineRule="atLeast"/>
-        <w:rPr>
-          <w:rFonts w:ascii="Menlo" w:hAnsi="Menlo" w:cs="Menlo"/>
-          <w:color w:val="CCCCCC"/>
-          <w:sz w:val="18"/>
-          <w:szCs w:val="18"/>
-        </w:rPr>
-      </w:pPr>
-      <w:r>
-        <w:rPr>
-          <w:rFonts w:ascii="Menlo" w:hAnsi="Menlo" w:cs="Menlo"/>
-          <w:color w:val="CCCCCC"/>
-          <w:sz w:val="18"/>
-          <w:szCs w:val="18"/>
-        </w:rPr>
-        <w:lastRenderedPageBreak/>
-        <w:t xml:space="preserve">        &lt;value&gt;false&lt;/value&gt;</w:t>
-      </w:r>
-    </w:p>
-    <w:p>
-      <w:pPr>
-        <w:shd w:val="clear" w:color="auto" w:fill="1F1F1F"/>
-        <w:spacing w:line="270" w:lineRule="atLeast"/>
-        <w:rPr>
-          <w:rFonts w:ascii="Menlo" w:hAnsi="Menlo" w:cs="Menlo"/>
-          <w:color w:val="CCCCCC"/>
-          <w:sz w:val="18"/>
-          <w:szCs w:val="18"/>
-        </w:rPr>
-      </w:pPr>
-      <w:r>
-        <w:rPr>
-          <w:rFonts w:ascii="Menlo" w:hAnsi="Menlo" w:cs="Menlo"/>
-          <w:color w:val="CCCCCC"/>
-          <w:sz w:val="18"/>
-          <w:szCs w:val="18"/>
-        </w:rPr>
-        <w:t xml:space="preserve">    &lt;/property&gt;</w:t>
-      </w:r>
-    </w:p>
-    <w:p>
-      <w:pPr>
-        <w:shd w:val="clear" w:color="auto" w:fill="1F1F1F"/>
-        <w:spacing w:line="270" w:lineRule="atLeast"/>
-        <w:rPr>
-          <w:rFonts w:ascii="Menlo" w:hAnsi="Menlo" w:cs="Menlo"/>
-          <w:color w:val="CCCCCC"/>
-          <w:sz w:val="18"/>
-          <w:szCs w:val="18"/>
-        </w:rPr>
-      </w:pPr>
-      <w:r>
-        <w:rPr>
-          <w:rFonts w:ascii="Menlo" w:hAnsi="Menlo" w:cs="Menlo"/>
-          <w:color w:val="CCCCCC"/>
-          <w:sz w:val="18"/>
-          <w:szCs w:val="18"/>
-        </w:rPr>
-        <w:t xml:space="preserve">    &lt;property&gt;</w:t>
-      </w:r>
-    </w:p>
-    <w:p>
-      <w:pPr>
-        <w:shd w:val="clear" w:color="auto" w:fill="1F1F1F"/>
-        <w:spacing w:line="270" w:lineRule="atLeast"/>
-        <w:rPr>
-          <w:rFonts w:ascii="Menlo" w:hAnsi="Menlo" w:cs="Menlo"/>
-          <w:color w:val="CCCCCC"/>
-          <w:sz w:val="18"/>
-          <w:szCs w:val="18"/>
-        </w:rPr>
-      </w:pPr>
-      <w:r>
-        <w:rPr>
-          <w:rFonts w:ascii="Menlo" w:hAnsi="Menlo" w:cs="Menlo"/>
-          <w:color w:val="CCCCCC"/>
-          <w:sz w:val="18"/>
-          <w:szCs w:val="18"/>
-        </w:rPr>
-        <w:t xml:space="preserve">        &lt;name&gt;fs.s3a.impl&lt;/name&gt;</w:t>
-      </w:r>
-    </w:p>
-    <w:p>
-      <w:pPr>
-        <w:shd w:val="clear" w:color="auto" w:fill="1F1F1F"/>
-        <w:spacing w:line="270" w:lineRule="atLeast"/>
-        <w:rPr>
-          <w:rFonts w:ascii="Menlo" w:hAnsi="Menlo" w:cs="Menlo"/>
-          <w:color w:val="CCCCCC"/>
-          <w:sz w:val="18"/>
-          <w:szCs w:val="18"/>
-        </w:rPr>
-      </w:pPr>
-      <w:r>
-        <w:rPr>
-          <w:rFonts w:ascii="Menlo" w:hAnsi="Menlo" w:cs="Menlo"/>
-          <w:color w:val="CCCCCC"/>
-          <w:sz w:val="18"/>
-          <w:szCs w:val="18"/>
-        </w:rPr>
-        <w:t xml:space="preserve">        &lt;value&gt;org.apache.hadoop.fs.s3a.S3AFileSystem&lt;/value&gt;</w:t>
-      </w:r>
-    </w:p>
-    <w:p>
-      <w:pPr>
-        <w:shd w:val="clear" w:color="auto" w:fill="1F1F1F"/>
-        <w:spacing w:line="270" w:lineRule="atLeast"/>
-        <w:rPr>
-          <w:rFonts w:ascii="Menlo" w:hAnsi="Menlo" w:cs="Menlo"/>
-          <w:color w:val="CCCCCC"/>
-          <w:sz w:val="18"/>
-          <w:szCs w:val="18"/>
-        </w:rPr>
-      </w:pPr>
-      <w:r>
-        <w:rPr>
-          <w:rFonts w:ascii="Menlo" w:hAnsi="Menlo" w:cs="Menlo"/>
-          <w:color w:val="CCCCCC"/>
-          <w:sz w:val="18"/>
-          <w:szCs w:val="18"/>
-        </w:rPr>
-        <w:t xml:space="preserve">    &lt;/property&gt;</w:t>
-      </w:r>
-    </w:p>
-    <w:p>
-      <w:pPr>
-        <w:shd w:val="clear" w:color="auto" w:fill="1F1F1F"/>
-        <w:spacing w:line="270" w:lineRule="atLeast"/>
-        <w:rPr>
-          <w:rFonts w:ascii="Menlo" w:hAnsi="Menlo" w:cs="Menlo"/>
-          <w:color w:val="CCCCCC"/>
-          <w:sz w:val="18"/>
-          <w:szCs w:val="18"/>
-        </w:rPr>
-      </w:pPr>
-      <w:r>
-        <w:rPr>
-          <w:rFonts w:ascii="Menlo" w:hAnsi="Menlo" w:cs="Menlo"/>
-          <w:color w:val="CCCCCC"/>
-          <w:sz w:val="18"/>
-          <w:szCs w:val="18"/>
-        </w:rPr>
-        <w:t xml:space="preserve">    &lt;property&gt;</w:t>
-      </w:r>
-    </w:p>
-    <w:p>
-      <w:pPr>
-        <w:shd w:val="clear" w:color="auto" w:fill="1F1F1F"/>
-        <w:spacing w:line="270" w:lineRule="atLeast"/>
-        <w:rPr>
-          <w:rFonts w:ascii="Menlo" w:hAnsi="Menlo" w:cs="Menlo"/>
-          <w:color w:val="CCCCCC"/>
-          <w:sz w:val="18"/>
-          <w:szCs w:val="18"/>
-        </w:rPr>
-      </w:pPr>
-      <w:r>
-        <w:rPr>
-          <w:rFonts w:ascii="Menlo" w:hAnsi="Menlo" w:cs="Menlo"/>
-          <w:color w:val="CCCCCC"/>
-          <w:sz w:val="18"/>
-          <w:szCs w:val="18"/>
-        </w:rPr>
-        <w:t xml:space="preserve">        &lt;name&gt;fs.s3a.aws.credentials.provider&lt;/name&gt;</w:t>
-      </w:r>
-    </w:p>
-    <w:p>
-      <w:pPr>
-        <w:shd w:val="clear" w:color="auto" w:fill="1F1F1F"/>
-        <w:spacing w:line="270" w:lineRule="atLeast"/>
-        <w:rPr>
-          <w:rFonts w:ascii="Menlo" w:hAnsi="Menlo" w:cs="Menlo"/>
-          <w:color w:val="CCCCCC"/>
-          <w:sz w:val="18"/>
-          <w:szCs w:val="18"/>
-        </w:rPr>
-      </w:pPr>
-      <w:r>
-        <w:rPr>
-          <w:rFonts w:ascii="Menlo" w:hAnsi="Menlo" w:cs="Menlo"/>
-          <w:color w:val="CCCCCC"/>
-          <w:sz w:val="18"/>
-          <w:szCs w:val="18"/>
-        </w:rPr>
-        <w:t xml:space="preserve">        &lt;value&gt;org.apache.hadoop.fs.s3a.SimpleAWSCredentialsProvider&lt;/value&gt;</w:t>
-      </w:r>
-    </w:p>
-    <w:p>
-      <w:pPr>
-        <w:shd w:val="clear" w:color="auto" w:fill="1F1F1F"/>
-        <w:spacing w:line="270" w:lineRule="atLeast"/>
-        <w:rPr>
-          <w:rFonts w:ascii="Menlo" w:hAnsi="Menlo" w:cs="Menlo"/>
-          <w:color w:val="CCCCCC"/>
-          <w:sz w:val="18"/>
-          <w:szCs w:val="18"/>
-        </w:rPr>
-      </w:pPr>
-      <w:r>
-        <w:rPr>
-          <w:rFonts w:ascii="Menlo" w:hAnsi="Menlo" w:cs="Menlo"/>
-          <w:color w:val="CCCCCC"/>
-          <w:sz w:val="18"/>
-          <w:szCs w:val="18"/>
-        </w:rPr>
-        <w:t xml:space="preserve">    &lt;/property&gt;</w:t>
-      </w:r>
-    </w:p>
-    <w:p>
-      <w:pPr>
-        <w:shd w:val="clear" w:color="auto" w:fill="1F1F1F"/>
-        <w:spacing w:line="270" w:lineRule="atLeast"/>
-        <w:rPr>
-          <w:rFonts w:ascii="Menlo" w:hAnsi="Menlo" w:cs="Menlo"/>
-          <w:color w:val="CCCCCC"/>
-          <w:sz w:val="18"/>
-          <w:szCs w:val="18"/>
-        </w:rPr>
-      </w:pPr>
-      <w:r>
-        <w:rPr>
-          <w:rFonts w:ascii="Menlo" w:hAnsi="Menlo" w:cs="Menlo"/>
-          <w:color w:val="CCCCCC"/>
-          <w:sz w:val="18"/>
-          <w:szCs w:val="18"/>
-        </w:rPr>
-        <w:t>&lt;/configuration&gt;</w:t>
-      </w:r>
-    </w:p>
-    <w:p>
-      <w:pPr>
-        <w:shd w:val="clear" w:color="auto" w:fill="1F1F1F"/>
-        <w:spacing w:line="270" w:lineRule="atLeast"/>
-        <w:rPr>
-          <w:rFonts w:ascii="Menlo" w:hAnsi="Menlo" w:cs="Menlo"/>
-          <w:color w:val="CCCCCC"/>
-          <w:sz w:val="18"/>
-          <w:szCs w:val="18"/>
-        </w:rPr>
-      </w:pPr>
-      <w:r>
-        <w:rPr>
-          <w:rFonts w:ascii="Menlo" w:hAnsi="Menlo" w:cs="Menlo"/>
-          <w:color w:val="CCCCCC"/>
-          <w:sz w:val="18"/>
-          <w:szCs w:val="18"/>
-        </w:rPr>
-        <w:t>EOF</w:t>
-      </w:r>
-    </w:p>
-    <w:p>
-      <w:pPr>
-        <w:shd w:val="clear" w:color="auto" w:fill="1F1F1F"/>
-        <w:spacing w:after="240" w:line="270" w:lineRule="atLeast"/>
-        <w:rPr>
-          <w:rFonts w:ascii="Menlo" w:hAnsi="Menlo" w:cs="Menlo"/>
-          <w:color w:val="CCCCCC"/>
-          <w:sz w:val="18"/>
-          <w:szCs w:val="18"/>
-        </w:rPr>
-      </w:pPr>
-    </w:p>
-    <w:p>
-      <w:pPr>
-        <w:shd w:val="clear" w:color="auto" w:fill="1F1F1F"/>
-        <w:spacing w:line="270" w:lineRule="atLeast"/>
-        <w:rPr>
-          <w:rFonts w:ascii="Menlo" w:hAnsi="Menlo" w:cs="Menlo"/>
-          <w:color w:val="CCCCCC"/>
-          <w:sz w:val="18"/>
-          <w:szCs w:val="18"/>
-        </w:rPr>
-      </w:pPr>
-      <w:r>
-        <w:rPr>
-          <w:rFonts w:ascii="Menlo" w:hAnsi="Menlo" w:cs="Menlo"/>
-          <w:color w:val="569CD6"/>
-          <w:sz w:val="18"/>
-          <w:szCs w:val="18"/>
-        </w:rPr>
-        <w:t>USER</w:t>
-      </w:r>
-      <w:r>
-        <w:rPr>
-          <w:rFonts w:ascii="Menlo" w:hAnsi="Menlo" w:cs="Menlo"/>
-          <w:color w:val="CCCCCC"/>
-          <w:sz w:val="18"/>
-          <w:szCs w:val="18"/>
-        </w:rPr>
-        <w:t xml:space="preserve"> </w:t>
-      </w:r>
-      <w:proofErr w:type="spellStart"/>
-      <w:r>
-        <w:rPr>
-          <w:rFonts w:ascii="Menlo" w:hAnsi="Menlo" w:cs="Menlo"/>
-          <w:color w:val="CCCCCC"/>
-          <w:sz w:val="18"/>
-          <w:szCs w:val="18"/>
-        </w:rPr>
-        <w:t>flink:flink</w:t>
-      </w:r>
-      <w:proofErr w:type="spellEnd"/>
-    </w:p>
-    <w:p>
-      <w:pPr>
-        <w:shd w:val="clear" w:color="auto" w:fill="1F1F1F"/>
-        <w:spacing w:line="270" w:lineRule="atLeast"/>
-        <w:rPr>
-          <w:rFonts w:ascii="Menlo" w:hAnsi="Menlo" w:cs="Menlo"/>
-          <w:color w:val="CCCCCC"/>
-          <w:sz w:val="18"/>
-          <w:szCs w:val="18"/>
-        </w:rPr>
-      </w:pPr>
-      <w:r>
-        <w:rPr>
-          <w:rFonts w:ascii="Menlo" w:hAnsi="Menlo" w:cs="Menlo"/>
-          <w:color w:val="569CD6"/>
-          <w:sz w:val="18"/>
-          <w:szCs w:val="18"/>
-        </w:rPr>
-        <w:t>CMD</w:t>
-      </w:r>
-      <w:r>
-        <w:rPr>
-          <w:rFonts w:ascii="Menlo" w:hAnsi="Menlo" w:cs="Menlo"/>
-          <w:color w:val="CCCCCC"/>
-          <w:sz w:val="18"/>
-          <w:szCs w:val="18"/>
-        </w:rPr>
-        <w:t xml:space="preserve"> ./bin/start-cluster.sh &amp;&amp; sleep infinity</w:t>
-      </w:r>
-    </w:p>
-    <w:p>
-      <w:pPr>
-        <w:rPr>
-          <w:lang w:val="en-US"/>
-        </w:rPr>
-      </w:pPr>
-    </w:p>
-    <w:p>
-      <w:pPr>
-        <w:rPr>
-          <w:lang w:val="en-US"/>
-        </w:rPr>
-      </w:pPr>
-    </w:p>
-    <w:p>
-      <w:pPr>
-        <w:rPr>
-          <w:lang w:val="en-US"/>
-        </w:rPr>
-      </w:pPr>
-      <w:r>
-        <w:rPr>
-          <w:lang w:val="en-US"/>
-        </w:rPr>
-        <w:t xml:space="preserve">Once we have these </w:t>
-      </w:r>
-      <w:r>
-        <w:rPr>
-          <w:lang w:val="en-US"/>
-        </w:rPr>
-        <w:t>two</w:t>
-      </w:r>
-      <w:r>
-        <w:rPr>
-          <w:lang w:val="en-US"/>
-        </w:rPr>
-        <w:t xml:space="preserve"> containers build, we can run the </w:t>
-      </w:r>
-      <w:r>
-        <w:rPr>
-          <w:lang w:val="en-US"/>
-        </w:rPr>
-        <w:t>two</w:t>
-      </w:r>
-      <w:r>
-        <w:rPr>
-          <w:lang w:val="en-US"/>
-        </w:rPr>
-        <w:t xml:space="preserve"> labs, as contained in </w:t>
-      </w:r>
-      <w:r>
-        <w:rPr>
-          <w:rFonts w:ascii="Courier New" w:hAnsi="Courier New" w:cs="Courier New"/>
-          <w:lang w:val="en-US"/>
-        </w:rPr>
-        <w:t>&lt;Project root&gt;</w:t>
-      </w:r>
-      <w:r>
-        <w:rPr>
-          <w:lang w:val="en-US"/>
-        </w:rPr>
-        <w:t>/</w:t>
-      </w:r>
-      <w:r>
-        <w:rPr>
-          <w:rFonts w:ascii="Courier New" w:hAnsi="Courier New" w:cs="Courier New"/>
-          <w:lang w:val="en-US"/>
-        </w:rPr>
-        <w:t>devlab0</w:t>
-      </w:r>
-      <w:r>
-        <w:rPr>
-          <w:lang w:val="en-US"/>
-        </w:rPr>
-        <w:t xml:space="preserve"> </w:t>
-      </w:r>
-      <w:r>
-        <w:rPr>
-          <w:lang w:val="en-US"/>
-        </w:rPr>
-        <w:t>&amp;</w:t>
-      </w:r>
-      <w:r>
-        <w:rPr>
-          <w:lang w:val="en-US"/>
-        </w:rPr>
-        <w:t xml:space="preserve"> </w:t>
-      </w:r>
-      <w:r>
-        <w:rPr>
-          <w:rFonts w:ascii="Courier New" w:hAnsi="Courier New" w:cs="Courier New"/>
-          <w:lang w:val="en-US"/>
-        </w:rPr>
-        <w:t>&lt;Project root&gt;</w:t>
-      </w:r>
-      <w:r>
-        <w:rPr>
-          <w:lang w:val="en-US"/>
-        </w:rPr>
-        <w:t>/</w:t>
-      </w:r>
-      <w:r>
-        <w:rPr>
-          <w:rFonts w:ascii="Courier New" w:hAnsi="Courier New" w:cs="Courier New"/>
-          <w:lang w:val="en-US"/>
-        </w:rPr>
-        <w:t>devlab1</w:t>
-      </w:r>
-      <w:r>
-        <w:rPr>
-          <w:lang w:val="en-US"/>
-        </w:rPr>
-        <w:t xml:space="preserve"> directory structures.</w:t>
-      </w:r>
-    </w:p>
-    <w:p>
-      <w:pPr>
-        <w:rPr>
-          <w:lang w:val="en-US"/>
-        </w:rPr>
-      </w:pPr>
-    </w:p>
-    <w:p>
-      <w:pPr>
-        <w:rPr>
-          <w:lang w:val="en-US"/>
-        </w:rPr>
-      </w:pPr>
-      <w:r>
-        <w:rPr>
-          <w:lang w:val="en-US"/>
-        </w:rPr>
-        <w:t xml:space="preserve">The biggest difference </w:t>
-      </w:r>
-      <w:r>
-        <w:rPr>
-          <w:lang w:val="en-US"/>
-        </w:rPr>
-        <w:t xml:space="preserve">between the </w:t>
-      </w:r>
-      <w:r>
-        <w:rPr>
-          <w:lang w:val="en-US"/>
-        </w:rPr>
-        <w:t>two</w:t>
-      </w:r>
-      <w:r>
-        <w:rPr>
-          <w:lang w:val="en-US"/>
-        </w:rPr>
-        <w:t xml:space="preserve"> labs </w:t>
-      </w:r>
-      <w:r>
-        <w:rPr>
-          <w:lang w:val="en-US"/>
-        </w:rPr>
-        <w:t>now being the</w:t>
-      </w:r>
-      <w:r>
-        <w:rPr>
-          <w:lang w:val="en-US"/>
-        </w:rPr>
-        <w:t xml:space="preserve"> configuration of the</w:t>
-      </w:r>
-      <w:r>
-        <w:rPr>
-          <w:lang w:val="en-US"/>
-        </w:rPr>
-        <w:t xml:space="preserve"> </w:t>
-      </w:r>
-      <w:r>
-        <w:rPr>
-          <w:rFonts w:ascii="Courier New" w:hAnsi="Courier New" w:cs="Courier New"/>
-          <w:lang w:val="en-US"/>
-        </w:rPr>
-        <w:t>coordinator</w:t>
-      </w:r>
-      <w:r>
-        <w:rPr>
-          <w:lang w:val="en-US"/>
-        </w:rPr>
-        <w:t xml:space="preserve"> and </w:t>
-      </w:r>
-      <w:r>
-        <w:rPr>
-          <w:rFonts w:ascii="Courier New" w:hAnsi="Courier New" w:cs="Courier New"/>
-          <w:lang w:val="en-US"/>
-        </w:rPr>
-        <w:t>tablet-server</w:t>
-      </w:r>
-      <w:r>
-        <w:rPr>
-          <w:rFonts w:ascii="Courier New" w:hAnsi="Courier New" w:cs="Courier New"/>
-          <w:lang w:val="en-US"/>
-        </w:rPr>
-        <w:t xml:space="preserve"> </w:t>
-      </w:r>
-      <w:r>
-        <w:rPr>
-          <w:lang w:val="en-US"/>
-        </w:rPr>
-        <w:t xml:space="preserve">as per the </w:t>
-      </w:r>
-      <w:r>
-        <w:rPr>
-          <w:rFonts w:ascii="Courier New" w:hAnsi="Courier New" w:cs="Courier New"/>
-          <w:lang w:val="en-US"/>
-        </w:rPr>
-        <w:t>docker-compose-*.</w:t>
-      </w:r>
-      <w:proofErr w:type="spellStart"/>
-      <w:r>
-        <w:rPr>
-          <w:rFonts w:ascii="Courier New" w:hAnsi="Courier New" w:cs="Courier New"/>
-          <w:lang w:val="en-US"/>
-        </w:rPr>
-        <w:t>yaml</w:t>
-      </w:r>
-      <w:proofErr w:type="spellEnd"/>
-      <w:r>
-        <w:rPr>
-          <w:rFonts w:ascii="Courier New" w:hAnsi="Courier New" w:cs="Courier New"/>
-          <w:lang w:val="en-US"/>
-        </w:rPr>
-        <w:t xml:space="preserve"> </w:t>
-      </w:r>
-      <w:r>
-        <w:rPr>
-          <w:lang w:val="en-US"/>
-        </w:rPr>
-        <w:t xml:space="preserve">files </w:t>
-      </w:r>
-      <w:r>
-        <w:rPr>
-          <w:lang w:val="en-US"/>
-        </w:rPr>
-        <w:t xml:space="preserve">located </w:t>
-      </w:r>
-      <w:r>
-        <w:rPr>
-          <w:lang w:val="en-US"/>
-        </w:rPr>
-        <w:t>in</w:t>
-      </w:r>
-      <w:r>
-        <w:rPr>
-          <w:lang w:val="en-US"/>
-        </w:rPr>
-        <w:t xml:space="preserve"> the</w:t>
-      </w:r>
-      <w:r>
-        <w:rPr>
-          <w:lang w:val="en-US"/>
-        </w:rPr>
-        <w:t xml:space="preserve"> </w:t>
-      </w:r>
-      <w:r>
-        <w:rPr>
-          <w:rFonts w:ascii="Courier New" w:hAnsi="Courier New" w:cs="Courier New"/>
-          <w:lang w:val="en-US"/>
-        </w:rPr>
-        <w:t>devlab0</w:t>
-      </w:r>
-      <w:r>
-        <w:rPr>
-          <w:lang w:val="en-US"/>
-        </w:rPr>
-        <w:t xml:space="preserve"> and </w:t>
-      </w:r>
-      <w:r>
-        <w:rPr>
-          <w:rFonts w:ascii="Courier New" w:hAnsi="Courier New" w:cs="Courier New"/>
-          <w:lang w:val="en-US"/>
-        </w:rPr>
-        <w:t>devlab1</w:t>
-      </w:r>
-      <w:r>
-        <w:rPr>
-          <w:rFonts w:ascii="Courier New" w:hAnsi="Courier New" w:cs="Courier New"/>
-          <w:lang w:val="en-US"/>
-        </w:rPr>
-        <w:t xml:space="preserve"> </w:t>
-      </w:r>
-      <w:r>
-        <w:rPr>
-          <w:lang w:val="en-US"/>
-        </w:rPr>
-        <w:t>directories</w:t>
-      </w:r>
-      <w:r>
-        <w:rPr>
-          <w:lang w:val="en-US"/>
-        </w:rPr>
-        <w:t>.</w:t>
-      </w:r>
-    </w:p>
-    <w:p>
-      <w:pPr>
-        <w:rPr>
-          <w:lang w:val="en-US"/>
-        </w:rPr>
-      </w:pPr>
-    </w:p>
-    <w:p>
-      <w:pPr>
-        <w:rPr>
-          <w:lang w:val="en-US"/>
-        </w:rPr>
-      </w:pPr>
-      <w:r>
-        <w:rPr>
-          <w:lang w:val="en-US"/>
-        </w:rPr>
-        <w:t xml:space="preserve">Lastly is the configuration of our </w:t>
       </w:r>
       <w:hyperlink r:id="rId50" w:history="1">
         <w:r>
@@ -8385,35 +4783,19 @@
         </w:rPr>
         <w:t xml:space="preserve"> </w:t>
       </w:r>
-      <w:r>
-        <w:rPr>
-          <w:lang w:val="en-US"/>
-        </w:rPr>
-        <w:t xml:space="preserve">tiering job. </w:t>
-      </w:r>
-      <w:r>
-        <w:rPr>
-          <w:lang w:val="en-US"/>
-        </w:rPr>
-        <w:t xml:space="preserve">For this, </w:t>
-      </w:r>
-      <w:r>
-        <w:rPr>
-          <w:lang w:val="en-US"/>
-        </w:rPr>
-        <w:t xml:space="preserve">see </w:t>
-      </w:r>
-      <w:r>
-        <w:rPr>
-          <w:lang w:val="en-US"/>
-        </w:rPr>
-        <w:t xml:space="preserve">the </w:t>
-      </w:r>
-      <w:r>
-        <w:rPr>
-          <w:lang w:val="en-US"/>
-        </w:rPr>
-        <w:t>two</w:t>
+      <w:proofErr w:type="spellStart"/>
+      <w:r>
+        <w:rPr>
+          <w:lang w:val="en-US"/>
+        </w:rPr>
+        <w:t>Dockerfile</w:t>
+      </w:r>
+      <w:proofErr w:type="spellEnd"/>
+      <w:r>
+        <w:rPr>
+          <w:lang w:val="en-US"/>
+        </w:rPr>
+        <w:t>,</w:t>
       </w:r>
       <w:r>
         <w:rPr>
@@ -8421,20 +4803,130 @@
         </w:rPr>
         <w:t xml:space="preserve"> </w:t>
       </w:r>
+      <w:r>
+        <w:rPr>
+          <w:lang w:val="en-US"/>
+        </w:rPr>
+        <w:t>slightly</w:t>
+      </w:r>
+      <w:r>
+        <w:rPr>
+          <w:lang w:val="en-US"/>
+        </w:rPr>
+        <w:t xml:space="preserve"> more complex.</w:t>
+      </w:r>
+    </w:p>
+    <w:p>
+      <w:pPr>
+        <w:rPr>
+          <w:lang w:val="en-US"/>
+        </w:rPr>
+      </w:pPr>
+    </w:p>
+    <w:p>
+      <w:pPr>
+        <w:rPr>
+          <w:lang w:val="en-US"/>
+        </w:rPr>
+      </w:pPr>
+      <w:r>
+        <w:rPr>
+          <w:lang w:val="en-US"/>
+        </w:rPr>
+        <w:t xml:space="preserve">The </w:t>
+      </w:r>
+      <w:r>
+        <w:rPr>
+          <w:lang w:val="en-US"/>
+        </w:rPr>
+        <w:t>final</w:t>
+      </w:r>
+      <w:r>
+        <w:rPr>
+          <w:lang w:val="en-US"/>
+        </w:rPr>
+        <w:t xml:space="preserve"> </w:t>
+      </w:r>
+      <w:r>
+        <w:rPr>
+          <w:lang w:val="en-US"/>
+        </w:rPr>
+        <w:t xml:space="preserve">Apache Flink image is built on top of a </w:t>
+      </w:r>
+      <w:r>
+        <w:rPr>
+          <w:lang w:val="en-US"/>
+        </w:rPr>
+        <w:t xml:space="preserve">base </w:t>
+      </w:r>
+      <w:r>
+        <w:rPr>
+          <w:lang w:val="en-US"/>
+        </w:rPr>
+        <w:t xml:space="preserve">image where we first add the Python engine which can be found </w:t>
+      </w:r>
+      <w:r>
+        <w:rPr>
+          <w:lang w:val="en-US"/>
+        </w:rPr>
+        <w:t xml:space="preserve">in </w:t>
+      </w:r>
+      <w:r>
+        <w:rPr>
+          <w:rFonts w:ascii="Courier New" w:hAnsi="Courier New" w:cs="Courier New"/>
+          <w:lang w:val="en-US"/>
+        </w:rPr>
+        <w:t>&lt;Project root&gt;/infrastructure/</w:t>
+      </w:r>
       <w:proofErr w:type="spellStart"/>
       <w:r>
         <w:rPr>
           <w:rFonts w:ascii="Courier New" w:hAnsi="Courier New" w:cs="Courier New"/>
           <w:lang w:val="en-US"/>
         </w:rPr>
-        <w:t>Makefiles</w:t>
+        <w:t>fl</w:t>
+      </w:r>
+      <w:r>
+        <w:rPr>
+          <w:rFonts w:ascii="Courier New" w:hAnsi="Courier New" w:cs="Courier New"/>
+          <w:lang w:val="en-US"/>
+        </w:rPr>
+        <w:t>ink_base</w:t>
       </w:r>
       <w:proofErr w:type="spellEnd"/>
       <w:r>
         <w:rPr>
-          <w:lang w:val="en-US"/>
-        </w:rPr>
-        <w:t xml:space="preserve"> located at: </w:t>
+          <w:rFonts w:ascii="Courier New" w:hAnsi="Courier New" w:cs="Courier New"/>
+          <w:lang w:val="en-US"/>
+        </w:rPr>
+        <w:t>.</w:t>
+      </w:r>
+    </w:p>
+    <w:p>
+      <w:pPr>
+        <w:rPr>
+          <w:lang w:val="en-US"/>
+        </w:rPr>
+      </w:pPr>
+    </w:p>
+    <w:p>
+      <w:pPr>
+        <w:rPr>
+          <w:lang w:val="en-US"/>
+        </w:rPr>
+      </w:pPr>
+      <w:r>
+        <w:rPr>
+          <w:lang w:val="en-US"/>
+        </w:rPr>
+        <w:t xml:space="preserve">The below can be found in </w:t>
+      </w:r>
+      <w:r>
+        <w:rPr>
+          <w:rFonts w:ascii="Courier New" w:hAnsi="Courier New" w:cs="Courier New"/>
+          <w:lang w:val="en-US"/>
+        </w:rPr>
+        <w:t>&lt;Project root&gt;/infrastructure/</w:t>
       </w:r>
       <w:proofErr w:type="spellStart"/>
       <w:r>
@@ -8442,7 +4934,14 @@
           <w:rFonts w:ascii="Courier New" w:hAnsi="Courier New" w:cs="Courier New"/>
           <w:lang w:val="en-US"/>
         </w:rPr>
-        <w:t>devlab</w:t>
+        <w:t>fl</w:t>
+      </w:r>
+      <w:r>
+        <w:rPr>
+          <w:rFonts w:ascii="Courier New" w:hAnsi="Courier New" w:cs="Courier New"/>
+          <w:lang w:val="en-US"/>
+        </w:rPr>
+        <w:t>ink</w:t>
       </w:r>
       <w:proofErr w:type="spellEnd"/>
       <w:r>
@@ -8450,152 +4949,8 @@
           <w:rFonts w:ascii="Courier New" w:hAnsi="Courier New" w:cs="Courier New"/>
           <w:lang w:val="en-US"/>
         </w:rPr>
-        <w:t>#/Makefile</w:t>
-      </w:r>
-      <w:r>
-        <w:rPr>
-          <w:lang w:val="en-US"/>
-        </w:rPr>
-        <w:t>, at the end of the file... ;)</w:t>
-      </w:r>
-    </w:p>
-    <w:p>
-      <w:pPr>
-        <w:rPr>
-          <w:lang w:val="en-US"/>
-        </w:rPr>
-      </w:pPr>
-    </w:p>
-    <w:p>
-      <w:pPr>
-        <w:rPr>
-          <w:lang w:val="en-US"/>
-        </w:rPr>
-      </w:pPr>
-      <w:r>
-        <w:rPr>
-          <w:lang w:val="en-US"/>
-        </w:rPr>
-        <w:t>First is the tier jobs to push our data into our Lakehouse located on the file system.</w:t>
-      </w:r>
-    </w:p>
-    <w:p>
-      <w:pPr>
-        <w:rPr>
-          <w:lang w:val="en-US"/>
-        </w:rPr>
-      </w:pPr>
-      <w:r>
-        <w:rPr>
-          <w:lang w:val="en-US"/>
-        </w:rPr>
-        <w:t xml:space="preserve">For this we have </w:t>
-      </w:r>
-      <w:r>
-        <w:rPr>
-          <w:lang w:val="en-US"/>
-        </w:rPr>
-        <w:t>two</w:t>
-      </w:r>
-      <w:r>
-        <w:rPr>
-          <w:lang w:val="en-US"/>
-        </w:rPr>
-        <w:t xml:space="preserve"> examples,</w:t>
-      </w:r>
-    </w:p>
-    <w:p>
-      <w:pPr>
-        <w:rPr>
-          <w:lang w:val="en-US"/>
-        </w:rPr>
-      </w:pPr>
-    </w:p>
-    <w:p>
-      <w:pPr>
-        <w:rPr>
-          <w:lang w:val="en-US"/>
-        </w:rPr>
-      </w:pPr>
-      <w:r>
-        <w:rPr>
-          <w:lang w:val="en-US"/>
-        </w:rPr>
-        <w:t>T</w:t>
-      </w:r>
-      <w:r>
-        <w:rPr>
-          <w:lang w:val="en-US"/>
-        </w:rPr>
-        <w:t xml:space="preserve">he first </w:t>
-      </w:r>
-      <w:r>
-        <w:rPr>
-          <w:lang w:val="en-US"/>
-        </w:rPr>
-        <w:t xml:space="preserve">tiering job/example below </w:t>
-      </w:r>
-      <w:r>
-        <w:rPr>
-          <w:lang w:val="en-US"/>
-        </w:rPr>
-        <w:t xml:space="preserve">is </w:t>
-      </w:r>
-      <w:r>
-        <w:rPr>
-          <w:lang w:val="en-US"/>
-        </w:rPr>
-        <w:t>for</w:t>
-      </w:r>
-      <w:r>
-        <w:rPr>
-          <w:lang w:val="en-US"/>
-        </w:rPr>
-        <w:t xml:space="preserve"> </w:t>
-      </w:r>
-      <w:r>
-        <w:rPr>
-          <w:lang w:val="en-US"/>
-        </w:rPr>
-        <w:t xml:space="preserve">storage on local filesystem </w:t>
-      </w:r>
-      <w:r>
-        <w:rPr>
-          <w:lang w:val="en-US"/>
-        </w:rPr>
-        <w:t>with</w:t>
-      </w:r>
-      <w:r>
-        <w:rPr>
-          <w:lang w:val="en-US"/>
-        </w:rPr>
-        <w:t xml:space="preserve"> </w:t>
-      </w:r>
-      <w:r>
-        <w:rPr>
-          <w:lang w:val="en-US"/>
-        </w:rPr>
-        <w:t xml:space="preserve">a </w:t>
-      </w:r>
-      <w:r>
-        <w:rPr>
-          <w:lang w:val="en-US"/>
-        </w:rPr>
-        <w:t>filesystem-based</w:t>
-      </w:r>
-      <w:r>
-        <w:rPr>
-          <w:lang w:val="en-US"/>
-        </w:rPr>
-        <w:t xml:space="preserve"> catalog.</w:t>
-      </w:r>
-    </w:p>
-    <w:p>
-      <w:pPr>
-        <w:rPr>
-          <w:lang w:val="en-US"/>
-        </w:rPr>
-      </w:pPr>
+        <w:t>.</w:t>
+      </w:r>
     </w:p>
     <w:p>
       <w:pPr>
@@ -8608,15 +4963,33 @@
           <w:szCs w:val="18"/>
         </w:rPr>
       </w:pPr>
+      <w:r>
+        <w:rPr>
+          <w:rFonts w:ascii="Menlo" w:hAnsi="Menlo" w:cs="Menlo"/>
+          <w:color w:val="569CD6"/>
+          <w:sz w:val="18"/>
+          <w:szCs w:val="18"/>
+        </w:rPr>
+        <w:t>FROM</w:t>
+      </w:r>
+      <w:r>
+        <w:rPr>
+          <w:rFonts w:ascii="Menlo" w:hAnsi="Menlo" w:cs="Menlo"/>
+          <w:color w:val="CCCCCC"/>
+          <w:sz w:val="18"/>
+          <w:szCs w:val="18"/>
+        </w:rPr>
+        <w:t xml:space="preserve"> </w:t>
+      </w:r>
       <w:proofErr w:type="spellStart"/>
       <w:r>
         <w:rPr>
           <w:rFonts w:ascii="Menlo" w:hAnsi="Menlo" w:cs="Menlo"/>
-          <w:color w:val="DCDCAA"/>
-          <w:sz w:val="18"/>
-          <w:szCs w:val="18"/>
-        </w:rPr>
-        <w:t>tier_fs</w:t>
+          <w:color w:val="CCCCCC"/>
+          <w:sz w:val="18"/>
+          <w:szCs w:val="18"/>
+        </w:rPr>
+        <w:t>georgelza</w:t>
       </w:r>
       <w:proofErr w:type="spellEnd"/>
       <w:r>
@@ -8626,7 +4999,7 @@
           <w:sz w:val="18"/>
           <w:szCs w:val="18"/>
         </w:rPr>
-        <w:t>:</w:t>
+        <w:t>/apacheflink-base-1.20.2-scala_2.12-java17:1.0.0</w:t>
       </w:r>
     </w:p>
     <w:p>
@@ -8643,49 +5016,57 @@
       <w:r>
         <w:rPr>
           <w:rFonts w:ascii="Menlo" w:hAnsi="Menlo" w:cs="Menlo"/>
-          <w:color w:val="CCCCCC"/>
-          <w:sz w:val="18"/>
-          <w:szCs w:val="18"/>
-        </w:rPr>
-        <w:t xml:space="preserve">    </w:t>
-      </w:r>
-      <w:r>
-        <w:rPr>
-          <w:rFonts w:ascii="Menlo" w:hAnsi="Menlo" w:cs="Menlo"/>
-          <w:color w:val="C586C0"/>
-          <w:sz w:val="18"/>
-          <w:szCs w:val="18"/>
-        </w:rPr>
-        <w:t>@</w:t>
-      </w:r>
-      <w:r>
-        <w:rPr>
-          <w:rFonts w:ascii="Menlo" w:hAnsi="Menlo" w:cs="Menlo"/>
-          <w:color w:val="CCCCCC"/>
-          <w:sz w:val="18"/>
-          <w:szCs w:val="18"/>
-        </w:rPr>
-        <w:t xml:space="preserve">echo "-- Submitting Paimon Tiering Job -&gt; FS </w:t>
-      </w:r>
-      <w:proofErr w:type="spellStart"/>
-      <w:r>
-        <w:rPr>
-          <w:rFonts w:ascii="Menlo" w:hAnsi="Menlo" w:cs="Menlo"/>
-          <w:color w:val="CCCCCC"/>
-          <w:sz w:val="18"/>
-          <w:szCs w:val="18"/>
-        </w:rPr>
-        <w:t>Catalog</w:t>
-      </w:r>
-      <w:proofErr w:type="spellEnd"/>
-      <w:r>
-        <w:rPr>
-          <w:rFonts w:ascii="Menlo" w:hAnsi="Menlo" w:cs="Menlo"/>
-          <w:color w:val="CCCCCC"/>
-          <w:sz w:val="18"/>
-          <w:szCs w:val="18"/>
-        </w:rPr>
-        <w:t>..."</w:t>
+          <w:color w:val="569CD6"/>
+          <w:sz w:val="18"/>
+          <w:szCs w:val="18"/>
+        </w:rPr>
+        <w:lastRenderedPageBreak/>
+        <w:t>SHELL</w:t>
+      </w:r>
+      <w:r>
+        <w:rPr>
+          <w:rFonts w:ascii="Menlo" w:hAnsi="Menlo" w:cs="Menlo"/>
+          <w:color w:val="CCCCCC"/>
+          <w:sz w:val="18"/>
+          <w:szCs w:val="18"/>
+        </w:rPr>
+        <w:t xml:space="preserve"> [</w:t>
+      </w:r>
+      <w:r>
+        <w:rPr>
+          <w:rFonts w:ascii="Menlo" w:hAnsi="Menlo" w:cs="Menlo"/>
+          <w:color w:val="CE9178"/>
+          <w:sz w:val="18"/>
+          <w:szCs w:val="18"/>
+        </w:rPr>
+        <w:t>"/bin/bash"</w:t>
+      </w:r>
+      <w:r>
+        <w:rPr>
+          <w:rFonts w:ascii="Menlo" w:hAnsi="Menlo" w:cs="Menlo"/>
+          <w:color w:val="CCCCCC"/>
+          <w:sz w:val="18"/>
+          <w:szCs w:val="18"/>
+        </w:rPr>
+        <w:t xml:space="preserve">, </w:t>
+      </w:r>
+      <w:r>
+        <w:rPr>
+          <w:rFonts w:ascii="Menlo" w:hAnsi="Menlo" w:cs="Menlo"/>
+          <w:color w:val="CE9178"/>
+          <w:sz w:val="18"/>
+          <w:szCs w:val="18"/>
+        </w:rPr>
+        <w:t>"-c"</w:t>
+      </w:r>
+      <w:r>
+        <w:rPr>
+          <w:rFonts w:ascii="Menlo" w:hAnsi="Menlo" w:cs="Menlo"/>
+          <w:color w:val="CCCCCC"/>
+          <w:sz w:val="18"/>
+          <w:szCs w:val="18"/>
+        </w:rPr>
+        <w:t>]</w:t>
       </w:r>
     </w:p>
     <w:p>
@@ -8699,64 +5080,6 @@
           <w:szCs w:val="18"/>
         </w:rPr>
       </w:pPr>
-      <w:r>
-        <w:rPr>
-          <w:rFonts w:ascii="Menlo" w:hAnsi="Menlo" w:cs="Menlo"/>
-          <w:color w:val="CCCCCC"/>
-          <w:sz w:val="18"/>
-          <w:szCs w:val="18"/>
-        </w:rPr>
-        <w:t xml:space="preserve">    docker compose exec --interactive --</w:t>
-      </w:r>
-      <w:proofErr w:type="spellStart"/>
-      <w:r>
-        <w:rPr>
-          <w:rFonts w:ascii="Menlo" w:hAnsi="Menlo" w:cs="Menlo"/>
-          <w:color w:val="CCCCCC"/>
-          <w:sz w:val="18"/>
-          <w:szCs w:val="18"/>
-        </w:rPr>
-        <w:t>tty</w:t>
-      </w:r>
-      <w:proofErr w:type="spellEnd"/>
-      <w:r>
-        <w:rPr>
-          <w:rFonts w:ascii="Menlo" w:hAnsi="Menlo" w:cs="Menlo"/>
-          <w:color w:val="CCCCCC"/>
-          <w:sz w:val="18"/>
-          <w:szCs w:val="18"/>
-        </w:rPr>
-        <w:t xml:space="preserve"> </w:t>
-      </w:r>
-      <w:proofErr w:type="spellStart"/>
-      <w:r>
-        <w:rPr>
-          <w:rFonts w:ascii="Menlo" w:hAnsi="Menlo" w:cs="Menlo"/>
-          <w:color w:val="CCCCCC"/>
-          <w:sz w:val="18"/>
-          <w:szCs w:val="18"/>
-        </w:rPr>
-        <w:t>jobmanager</w:t>
-      </w:r>
-      <w:proofErr w:type="spellEnd"/>
-      <w:r>
-        <w:rPr>
-          <w:rFonts w:ascii="Menlo" w:hAnsi="Menlo" w:cs="Menlo"/>
-          <w:color w:val="CCCCCC"/>
-          <w:sz w:val="18"/>
-          <w:szCs w:val="18"/>
-        </w:rPr>
-        <w:t xml:space="preserve"> </w:t>
-      </w:r>
-      <w:r>
-        <w:rPr>
-          <w:rFonts w:ascii="Menlo" w:hAnsi="Menlo" w:cs="Menlo"/>
-          <w:color w:val="D7BA7D"/>
-          <w:sz w:val="18"/>
-          <w:szCs w:val="18"/>
-        </w:rPr>
-        <w:t>\</w:t>
-      </w:r>
     </w:p>
     <w:p>
       <w:pPr>
@@ -8772,60 +5095,11 @@
       <w:r>
         <w:rPr>
           <w:rFonts w:ascii="Menlo" w:hAnsi="Menlo" w:cs="Menlo"/>
-          <w:color w:val="CCCCCC"/>
-          <w:sz w:val="18"/>
-          <w:szCs w:val="18"/>
-        </w:rPr>
-        <w:t xml:space="preserve">        /opt/</w:t>
-      </w:r>
-      <w:proofErr w:type="spellStart"/>
-      <w:r>
-        <w:rPr>
-          <w:rFonts w:ascii="Menlo" w:hAnsi="Menlo" w:cs="Menlo"/>
-          <w:color w:val="CCCCCC"/>
-          <w:sz w:val="18"/>
-          <w:szCs w:val="18"/>
-        </w:rPr>
-        <w:t>flink</w:t>
-      </w:r>
-      <w:proofErr w:type="spellEnd"/>
-      <w:r>
-        <w:rPr>
-          <w:rFonts w:ascii="Menlo" w:hAnsi="Menlo" w:cs="Menlo"/>
-          <w:color w:val="CCCCCC"/>
-          <w:sz w:val="18"/>
-          <w:szCs w:val="18"/>
-        </w:rPr>
-        <w:t>/bin/</w:t>
-      </w:r>
-      <w:proofErr w:type="spellStart"/>
-      <w:r>
-        <w:rPr>
-          <w:rFonts w:ascii="Menlo" w:hAnsi="Menlo" w:cs="Menlo"/>
-          <w:color w:val="CCCCCC"/>
-          <w:sz w:val="18"/>
-          <w:szCs w:val="18"/>
-        </w:rPr>
-        <w:t>flink</w:t>
-      </w:r>
-      <w:proofErr w:type="spellEnd"/>
-      <w:r>
-        <w:rPr>
-          <w:rFonts w:ascii="Menlo" w:hAnsi="Menlo" w:cs="Menlo"/>
-          <w:color w:val="CCCCCC"/>
-          <w:sz w:val="18"/>
-          <w:szCs w:val="18"/>
-        </w:rPr>
-        <w:t xml:space="preserve"> run </w:t>
-      </w:r>
-      <w:r>
-        <w:rPr>
-          <w:rFonts w:ascii="Menlo" w:hAnsi="Menlo" w:cs="Menlo"/>
-          <w:color w:val="D7BA7D"/>
-          <w:sz w:val="18"/>
-          <w:szCs w:val="18"/>
-        </w:rPr>
-        <w:t>\</w:t>
+          <w:color w:val="6A9955"/>
+          <w:sz w:val="18"/>
+          <w:szCs w:val="18"/>
+        </w:rPr>
+        <w:t xml:space="preserve"># 2. Environment Variables </w:t>
       </w:r>
     </w:p>
     <w:p>
@@ -8842,20 +5116,40 @@
       <w:r>
         <w:rPr>
           <w:rFonts w:ascii="Menlo" w:hAnsi="Menlo" w:cs="Menlo"/>
-          <w:color w:val="CCCCCC"/>
-          <w:sz w:val="18"/>
-          <w:szCs w:val="18"/>
-        </w:rPr>
-        <w:t xml:space="preserve">            -Dpipeline.name="My Fluss Tiering Service, output to Paimon" </w:t>
-      </w:r>
-      <w:r>
-        <w:rPr>
-          <w:rFonts w:ascii="Menlo" w:hAnsi="Menlo" w:cs="Menlo"/>
-          <w:color w:val="D7BA7D"/>
-          <w:sz w:val="18"/>
-          <w:szCs w:val="18"/>
-        </w:rPr>
-        <w:t>\</w:t>
+          <w:color w:val="569CD6"/>
+          <w:sz w:val="18"/>
+          <w:szCs w:val="18"/>
+        </w:rPr>
+        <w:t>ENV</w:t>
+      </w:r>
+      <w:r>
+        <w:rPr>
+          <w:rFonts w:ascii="Menlo" w:hAnsi="Menlo" w:cs="Menlo"/>
+          <w:color w:val="CCCCCC"/>
+          <w:sz w:val="18"/>
+          <w:szCs w:val="18"/>
+        </w:rPr>
+        <w:t xml:space="preserve"> PYTHON_HOME=/</w:t>
+      </w:r>
+      <w:proofErr w:type="spellStart"/>
+      <w:r>
+        <w:rPr>
+          <w:rFonts w:ascii="Menlo" w:hAnsi="Menlo" w:cs="Menlo"/>
+          <w:color w:val="CCCCCC"/>
+          <w:sz w:val="18"/>
+          <w:szCs w:val="18"/>
+        </w:rPr>
+        <w:t>usr</w:t>
+      </w:r>
+      <w:proofErr w:type="spellEnd"/>
+      <w:r>
+        <w:rPr>
+          <w:rFonts w:ascii="Menlo" w:hAnsi="Menlo" w:cs="Menlo"/>
+          <w:color w:val="CCCCCC"/>
+          <w:sz w:val="18"/>
+          <w:szCs w:val="18"/>
+        </w:rPr>
+        <w:t>/bin/python3.10</w:t>
       </w:r>
     </w:p>
     <w:p>
@@ -8872,40 +5166,20 @@
       <w:r>
         <w:rPr>
           <w:rFonts w:ascii="Menlo" w:hAnsi="Menlo" w:cs="Menlo"/>
-          <w:color w:val="CCCCCC"/>
-          <w:sz w:val="18"/>
-          <w:szCs w:val="18"/>
-        </w:rPr>
-        <w:t xml:space="preserve">            -</w:t>
-      </w:r>
-      <w:proofErr w:type="spellStart"/>
-      <w:r>
-        <w:rPr>
-          <w:rFonts w:ascii="Menlo" w:hAnsi="Menlo" w:cs="Menlo"/>
-          <w:color w:val="CCCCCC"/>
-          <w:sz w:val="18"/>
-          <w:szCs w:val="18"/>
-        </w:rPr>
-        <w:t>Dparallelism.default</w:t>
-      </w:r>
-      <w:proofErr w:type="spellEnd"/>
-      <w:r>
-        <w:rPr>
-          <w:rFonts w:ascii="Menlo" w:hAnsi="Menlo" w:cs="Menlo"/>
-          <w:color w:val="CCCCCC"/>
-          <w:sz w:val="18"/>
-          <w:szCs w:val="18"/>
-        </w:rPr>
-        <w:t xml:space="preserve">=2 </w:t>
-      </w:r>
-      <w:r>
-        <w:rPr>
-          <w:rFonts w:ascii="Menlo" w:hAnsi="Menlo" w:cs="Menlo"/>
-          <w:color w:val="D7BA7D"/>
-          <w:sz w:val="18"/>
-          <w:szCs w:val="18"/>
-        </w:rPr>
-        <w:t>\</w:t>
+          <w:color w:val="569CD6"/>
+          <w:sz w:val="18"/>
+          <w:szCs w:val="18"/>
+        </w:rPr>
+        <w:t>ENV</w:t>
+      </w:r>
+      <w:r>
+        <w:rPr>
+          <w:rFonts w:ascii="Menlo" w:hAnsi="Menlo" w:cs="Menlo"/>
+          <w:color w:val="CCCCCC"/>
+          <w:sz w:val="18"/>
+          <w:szCs w:val="18"/>
+        </w:rPr>
+        <w:t xml:space="preserve"> PATH=$PATH:$PYTHON_HOME</w:t>
       </w:r>
     </w:p>
     <w:p>
@@ -8922,11 +5196,20 @@
       <w:r>
         <w:rPr>
           <w:rFonts w:ascii="Menlo" w:hAnsi="Menlo" w:cs="Menlo"/>
-          <w:color w:val="CCCCCC"/>
-          <w:sz w:val="18"/>
-          <w:szCs w:val="18"/>
-        </w:rPr>
-        <w:t xml:space="preserve">            /opt/</w:t>
+          <w:color w:val="569CD6"/>
+          <w:sz w:val="18"/>
+          <w:szCs w:val="18"/>
+        </w:rPr>
+        <w:t>ENV</w:t>
+      </w:r>
+      <w:r>
+        <w:rPr>
+          <w:rFonts w:ascii="Menlo" w:hAnsi="Menlo" w:cs="Menlo"/>
+          <w:color w:val="CCCCCC"/>
+          <w:sz w:val="18"/>
+          <w:szCs w:val="18"/>
+        </w:rPr>
+        <w:t xml:space="preserve"> JAVA_HOME=/</w:t>
       </w:r>
       <w:proofErr w:type="spellStart"/>
       <w:r>
@@ -8936,7 +5219,7 @@
           <w:sz w:val="18"/>
           <w:szCs w:val="18"/>
         </w:rPr>
-        <w:t>flink</w:t>
+        <w:t>usr</w:t>
       </w:r>
       <w:proofErr w:type="spellEnd"/>
       <w:r>
@@ -8946,16 +5229,27 @@
           <w:sz w:val="18"/>
           <w:szCs w:val="18"/>
         </w:rPr>
-        <w:t xml:space="preserve">/lib/fluss-flink-tiering-0.8.0-incubating.jar </w:t>
-      </w:r>
-      <w:r>
-        <w:rPr>
-          <w:rFonts w:ascii="Menlo" w:hAnsi="Menlo" w:cs="Menlo"/>
-          <w:color w:val="D7BA7D"/>
-          <w:sz w:val="18"/>
-          <w:szCs w:val="18"/>
-        </w:rPr>
-        <w:t>\</w:t>
+        <w:t>/lib/</w:t>
+      </w:r>
+      <w:proofErr w:type="spellStart"/>
+      <w:r>
+        <w:rPr>
+          <w:rFonts w:ascii="Menlo" w:hAnsi="Menlo" w:cs="Menlo"/>
+          <w:color w:val="CCCCCC"/>
+          <w:sz w:val="18"/>
+          <w:szCs w:val="18"/>
+        </w:rPr>
+        <w:t>jvm</w:t>
+      </w:r>
+      <w:proofErr w:type="spellEnd"/>
+      <w:r>
+        <w:rPr>
+          <w:rFonts w:ascii="Menlo" w:hAnsi="Menlo" w:cs="Menlo"/>
+          <w:color w:val="CCCCCC"/>
+          <w:sz w:val="18"/>
+          <w:szCs w:val="18"/>
+        </w:rPr>
+        <w:t>/java-17-openjdk-arm64</w:t>
       </w:r>
     </w:p>
     <w:p>
@@ -8972,11 +5266,20 @@
       <w:r>
         <w:rPr>
           <w:rFonts w:ascii="Menlo" w:hAnsi="Menlo" w:cs="Menlo"/>
-          <w:color w:val="CCCCCC"/>
-          <w:sz w:val="18"/>
-          <w:szCs w:val="18"/>
-        </w:rPr>
-        <w:t xml:space="preserve">            --</w:t>
+          <w:color w:val="569CD6"/>
+          <w:sz w:val="18"/>
+          <w:szCs w:val="18"/>
+        </w:rPr>
+        <w:t>ENV</w:t>
+      </w:r>
+      <w:r>
+        <w:rPr>
+          <w:rFonts w:ascii="Menlo" w:hAnsi="Menlo" w:cs="Menlo"/>
+          <w:color w:val="CCCCCC"/>
+          <w:sz w:val="18"/>
+          <w:szCs w:val="18"/>
+        </w:rPr>
+        <w:t xml:space="preserve"> FLINK_HOME=/opt/</w:t>
       </w:r>
       <w:proofErr w:type="spellStart"/>
       <w:r>
@@ -8986,27 +5289,9 @@
           <w:sz w:val="18"/>
           <w:szCs w:val="18"/>
         </w:rPr>
-        <w:t>fluss.bootstrap.servers</w:t>
+        <w:t>flink</w:t>
       </w:r>
       <w:proofErr w:type="spellEnd"/>
-      <w:r>
-        <w:rPr>
-          <w:rFonts w:ascii="Menlo" w:hAnsi="Menlo" w:cs="Menlo"/>
-          <w:color w:val="CCCCCC"/>
-          <w:sz w:val="18"/>
-          <w:szCs w:val="18"/>
-        </w:rPr>
-        <w:t xml:space="preserve"> coordinator-server:9123 </w:t>
-      </w:r>
-      <w:r>
-        <w:rPr>
-          <w:rFonts w:ascii="Menlo" w:hAnsi="Menlo" w:cs="Menlo"/>
-          <w:color w:val="D7BA7D"/>
-          <w:sz w:val="18"/>
-          <w:szCs w:val="18"/>
-        </w:rPr>
-        <w:t>\</w:t>
-      </w:r>
     </w:p>
     <w:p>
       <w:pPr>
@@ -9022,60 +5307,20 @@
       <w:r>
         <w:rPr>
           <w:rFonts w:ascii="Menlo" w:hAnsi="Menlo" w:cs="Menlo"/>
-          <w:color w:val="CCCCCC"/>
-          <w:sz w:val="18"/>
-          <w:szCs w:val="18"/>
-        </w:rPr>
-        <w:t xml:space="preserve">            --</w:t>
-      </w:r>
-      <w:proofErr w:type="spellStart"/>
-      <w:r>
-        <w:rPr>
-          <w:rFonts w:ascii="Menlo" w:hAnsi="Menlo" w:cs="Menlo"/>
-          <w:color w:val="CCCCCC"/>
-          <w:sz w:val="18"/>
-          <w:szCs w:val="18"/>
-        </w:rPr>
-        <w:t>datalake.format</w:t>
-      </w:r>
-      <w:proofErr w:type="spellEnd"/>
-      <w:r>
-        <w:rPr>
-          <w:rFonts w:ascii="Menlo" w:hAnsi="Menlo" w:cs="Menlo"/>
-          <w:color w:val="CCCCCC"/>
-          <w:sz w:val="18"/>
-          <w:szCs w:val="18"/>
-        </w:rPr>
-        <w:t xml:space="preserve"> </w:t>
-      </w:r>
-      <w:proofErr w:type="spellStart"/>
-      <w:r>
-        <w:rPr>
-          <w:rFonts w:ascii="Menlo" w:hAnsi="Menlo" w:cs="Menlo"/>
-          <w:color w:val="CCCCCC"/>
-          <w:sz w:val="18"/>
-          <w:szCs w:val="18"/>
-        </w:rPr>
-        <w:t>paimon</w:t>
-      </w:r>
-      <w:proofErr w:type="spellEnd"/>
-      <w:r>
-        <w:rPr>
-          <w:rFonts w:ascii="Menlo" w:hAnsi="Menlo" w:cs="Menlo"/>
-          <w:color w:val="CCCCCC"/>
-          <w:sz w:val="18"/>
-          <w:szCs w:val="18"/>
-        </w:rPr>
-        <w:t xml:space="preserve"> </w:t>
-      </w:r>
-      <w:r>
-        <w:rPr>
-          <w:rFonts w:ascii="Menlo" w:hAnsi="Menlo" w:cs="Menlo"/>
-          <w:color w:val="D7BA7D"/>
-          <w:sz w:val="18"/>
-          <w:szCs w:val="18"/>
-        </w:rPr>
-        <w:t>\</w:t>
+          <w:color w:val="569CD6"/>
+          <w:sz w:val="18"/>
+          <w:szCs w:val="18"/>
+        </w:rPr>
+        <w:t>ENV</w:t>
+      </w:r>
+      <w:r>
+        <w:rPr>
+          <w:rFonts w:ascii="Menlo" w:hAnsi="Menlo" w:cs="Menlo"/>
+          <w:color w:val="CCCCCC"/>
+          <w:sz w:val="18"/>
+          <w:szCs w:val="18"/>
+        </w:rPr>
+        <w:t xml:space="preserve"> HIVE_HOME=${FLINK_HOME}/conf/</w:t>
       </w:r>
     </w:p>
     <w:p>
@@ -9092,80 +5337,20 @@
       <w:r>
         <w:rPr>
           <w:rFonts w:ascii="Menlo" w:hAnsi="Menlo" w:cs="Menlo"/>
-          <w:color w:val="CCCCCC"/>
-          <w:sz w:val="18"/>
-          <w:szCs w:val="18"/>
-        </w:rPr>
-        <w:t xml:space="preserve">            --</w:t>
-      </w:r>
-      <w:proofErr w:type="spellStart"/>
-      <w:r>
-        <w:rPr>
-          <w:rFonts w:ascii="Menlo" w:hAnsi="Menlo" w:cs="Menlo"/>
-          <w:color w:val="CCCCCC"/>
-          <w:sz w:val="18"/>
-          <w:szCs w:val="18"/>
-        </w:rPr>
-        <w:t>datalake.paimon.warehouse</w:t>
-      </w:r>
-      <w:proofErr w:type="spellEnd"/>
-      <w:r>
-        <w:rPr>
-          <w:rFonts w:ascii="Menlo" w:hAnsi="Menlo" w:cs="Menlo"/>
-          <w:color w:val="CCCCCC"/>
-          <w:sz w:val="18"/>
-          <w:szCs w:val="18"/>
-        </w:rPr>
-        <w:t xml:space="preserve"> /</w:t>
-      </w:r>
-      <w:proofErr w:type="spellStart"/>
-      <w:r>
-        <w:rPr>
-          <w:rFonts w:ascii="Menlo" w:hAnsi="Menlo" w:cs="Menlo"/>
-          <w:color w:val="CCCCCC"/>
-          <w:sz w:val="18"/>
-          <w:szCs w:val="18"/>
-        </w:rPr>
-        <w:t>tmp</w:t>
-      </w:r>
-      <w:proofErr w:type="spellEnd"/>
-      <w:r>
-        <w:rPr>
-          <w:rFonts w:ascii="Menlo" w:hAnsi="Menlo" w:cs="Menlo"/>
-          <w:color w:val="CCCCCC"/>
-          <w:sz w:val="18"/>
-          <w:szCs w:val="18"/>
-        </w:rPr>
-        <w:t>/</w:t>
-      </w:r>
-      <w:proofErr w:type="spellStart"/>
-      <w:r>
-        <w:rPr>
-          <w:rFonts w:ascii="Menlo" w:hAnsi="Menlo" w:cs="Menlo"/>
-          <w:color w:val="CCCCCC"/>
-          <w:sz w:val="18"/>
-          <w:szCs w:val="18"/>
-        </w:rPr>
-        <w:t>paimon</w:t>
-      </w:r>
-      <w:proofErr w:type="spellEnd"/>
-      <w:r>
-        <w:rPr>
-          <w:rFonts w:ascii="Menlo" w:hAnsi="Menlo" w:cs="Menlo"/>
-          <w:color w:val="CCCCCC"/>
-          <w:sz w:val="18"/>
-          <w:szCs w:val="18"/>
-        </w:rPr>
-        <w:t xml:space="preserve"> </w:t>
-      </w:r>
-      <w:r>
-        <w:rPr>
-          <w:rFonts w:ascii="Menlo" w:hAnsi="Menlo" w:cs="Menlo"/>
-          <w:color w:val="D7BA7D"/>
-          <w:sz w:val="18"/>
-          <w:szCs w:val="18"/>
-        </w:rPr>
-        <w:t>\</w:t>
+          <w:color w:val="569CD6"/>
+          <w:sz w:val="18"/>
+          <w:szCs w:val="18"/>
+        </w:rPr>
+        <w:t>ENV</w:t>
+      </w:r>
+      <w:r>
+        <w:rPr>
+          <w:rFonts w:ascii="Menlo" w:hAnsi="Menlo" w:cs="Menlo"/>
+          <w:color w:val="CCCCCC"/>
+          <w:sz w:val="18"/>
+          <w:szCs w:val="18"/>
+        </w:rPr>
+        <w:t xml:space="preserve"> FLINK_VERSION_SHORT=1.20</w:t>
       </w:r>
     </w:p>
     <w:p>
@@ -9182,31 +5367,20 @@
       <w:r>
         <w:rPr>
           <w:rFonts w:ascii="Menlo" w:hAnsi="Menlo" w:cs="Menlo"/>
-          <w:color w:val="CCCCCC"/>
-          <w:sz w:val="18"/>
-          <w:szCs w:val="18"/>
-        </w:rPr>
-        <w:t xml:space="preserve">            --</w:t>
-      </w:r>
-      <w:proofErr w:type="spellStart"/>
-      <w:r>
-        <w:rPr>
-          <w:rFonts w:ascii="Menlo" w:hAnsi="Menlo" w:cs="Menlo"/>
-          <w:color w:val="CCCCCC"/>
-          <w:sz w:val="18"/>
-          <w:szCs w:val="18"/>
-        </w:rPr>
-        <w:t>datalake.paimon.metastore</w:t>
-      </w:r>
-      <w:proofErr w:type="spellEnd"/>
-      <w:r>
-        <w:rPr>
-          <w:rFonts w:ascii="Menlo" w:hAnsi="Menlo" w:cs="Menlo"/>
-          <w:color w:val="CCCCCC"/>
-          <w:sz w:val="18"/>
-          <w:szCs w:val="18"/>
-        </w:rPr>
-        <w:t xml:space="preserve"> filesystem </w:t>
+          <w:color w:val="569CD6"/>
+          <w:sz w:val="18"/>
+          <w:szCs w:val="18"/>
+        </w:rPr>
+        <w:t>ENV</w:t>
+      </w:r>
+      <w:r>
+        <w:rPr>
+          <w:rFonts w:ascii="Menlo" w:hAnsi="Menlo" w:cs="Menlo"/>
+          <w:color w:val="CCCCCC"/>
+          <w:sz w:val="18"/>
+          <w:szCs w:val="18"/>
+        </w:rPr>
+        <w:t xml:space="preserve"> FLINK_VERSION_FULL=1.20.2</w:t>
       </w:r>
     </w:p>
     <w:p>
@@ -9220,6 +5394,3875 @@
           <w:szCs w:val="18"/>
         </w:rPr>
       </w:pPr>
+      <w:r>
+        <w:rPr>
+          <w:rFonts w:ascii="Menlo" w:hAnsi="Menlo" w:cs="Menlo"/>
+          <w:color w:val="569CD6"/>
+          <w:sz w:val="18"/>
+          <w:szCs w:val="18"/>
+        </w:rPr>
+        <w:t>ENV</w:t>
+      </w:r>
+      <w:r>
+        <w:rPr>
+          <w:rFonts w:ascii="Menlo" w:hAnsi="Menlo" w:cs="Menlo"/>
+          <w:color w:val="CCCCCC"/>
+          <w:sz w:val="18"/>
+          <w:szCs w:val="18"/>
+        </w:rPr>
+        <w:t xml:space="preserve"> PAIMON_VERSION=1.3.1</w:t>
+      </w:r>
+    </w:p>
+    <w:p>
+      <w:pPr>
+        <w:shd w:val="clear" w:color="auto" w:fill="1F1F1F"/>
+        <w:spacing w:line="270" w:lineRule="atLeast"/>
+        <w:rPr>
+          <w:rFonts w:ascii="Menlo" w:hAnsi="Menlo" w:cs="Menlo"/>
+          <w:color w:val="CCCCCC"/>
+          <w:sz w:val="18"/>
+          <w:szCs w:val="18"/>
+        </w:rPr>
+      </w:pPr>
+      <w:r>
+        <w:rPr>
+          <w:rFonts w:ascii="Menlo" w:hAnsi="Menlo" w:cs="Menlo"/>
+          <w:color w:val="569CD6"/>
+          <w:sz w:val="18"/>
+          <w:szCs w:val="18"/>
+        </w:rPr>
+        <w:t>ENV</w:t>
+      </w:r>
+      <w:r>
+        <w:rPr>
+          <w:rFonts w:ascii="Menlo" w:hAnsi="Menlo" w:cs="Menlo"/>
+          <w:color w:val="CCCCCC"/>
+          <w:sz w:val="18"/>
+          <w:szCs w:val="18"/>
+        </w:rPr>
+        <w:t xml:space="preserve"> ICEBERG_VERSION=1.9.1</w:t>
+      </w:r>
+    </w:p>
+    <w:p>
+      <w:pPr>
+        <w:shd w:val="clear" w:color="auto" w:fill="1F1F1F"/>
+        <w:spacing w:line="270" w:lineRule="atLeast"/>
+        <w:rPr>
+          <w:rFonts w:ascii="Menlo" w:hAnsi="Menlo" w:cs="Menlo"/>
+          <w:color w:val="CCCCCC"/>
+          <w:sz w:val="18"/>
+          <w:szCs w:val="18"/>
+        </w:rPr>
+      </w:pPr>
+      <w:r>
+        <w:rPr>
+          <w:rFonts w:ascii="Menlo" w:hAnsi="Menlo" w:cs="Menlo"/>
+          <w:color w:val="569CD6"/>
+          <w:sz w:val="18"/>
+          <w:szCs w:val="18"/>
+        </w:rPr>
+        <w:t>ENV</w:t>
+      </w:r>
+      <w:r>
+        <w:rPr>
+          <w:rFonts w:ascii="Menlo" w:hAnsi="Menlo" w:cs="Menlo"/>
+          <w:color w:val="CCCCCC"/>
+          <w:sz w:val="18"/>
+          <w:szCs w:val="18"/>
+        </w:rPr>
+        <w:t xml:space="preserve"> LANCE_VERSION=0.0.1</w:t>
+      </w:r>
+    </w:p>
+    <w:p>
+      <w:pPr>
+        <w:shd w:val="clear" w:color="auto" w:fill="1F1F1F"/>
+        <w:spacing w:line="270" w:lineRule="atLeast"/>
+        <w:rPr>
+          <w:rFonts w:ascii="Menlo" w:hAnsi="Menlo" w:cs="Menlo"/>
+          <w:color w:val="CCCCCC"/>
+          <w:sz w:val="18"/>
+          <w:szCs w:val="18"/>
+        </w:rPr>
+      </w:pPr>
+      <w:r>
+        <w:rPr>
+          <w:rFonts w:ascii="Menlo" w:hAnsi="Menlo" w:cs="Menlo"/>
+          <w:color w:val="569CD6"/>
+          <w:sz w:val="18"/>
+          <w:szCs w:val="18"/>
+        </w:rPr>
+        <w:t>ENV</w:t>
+      </w:r>
+      <w:r>
+        <w:rPr>
+          <w:rFonts w:ascii="Menlo" w:hAnsi="Menlo" w:cs="Menlo"/>
+          <w:color w:val="CCCCCC"/>
+          <w:sz w:val="18"/>
+          <w:szCs w:val="18"/>
+        </w:rPr>
+        <w:t xml:space="preserve"> POSTGRESQL_CONNECTOR=42.7.6</w:t>
+      </w:r>
+    </w:p>
+    <w:p>
+      <w:pPr>
+        <w:shd w:val="clear" w:color="auto" w:fill="1F1F1F"/>
+        <w:spacing w:line="270" w:lineRule="atLeast"/>
+        <w:rPr>
+          <w:rFonts w:ascii="Menlo" w:hAnsi="Menlo" w:cs="Menlo"/>
+          <w:color w:val="CCCCCC"/>
+          <w:sz w:val="18"/>
+          <w:szCs w:val="18"/>
+        </w:rPr>
+      </w:pPr>
+      <w:r>
+        <w:rPr>
+          <w:rFonts w:ascii="Menlo" w:hAnsi="Menlo" w:cs="Menlo"/>
+          <w:color w:val="569CD6"/>
+          <w:sz w:val="18"/>
+          <w:szCs w:val="18"/>
+        </w:rPr>
+        <w:t>ENV</w:t>
+      </w:r>
+      <w:r>
+        <w:rPr>
+          <w:rFonts w:ascii="Menlo" w:hAnsi="Menlo" w:cs="Menlo"/>
+          <w:color w:val="CCCCCC"/>
+          <w:sz w:val="18"/>
+          <w:szCs w:val="18"/>
+        </w:rPr>
+        <w:t xml:space="preserve"> FLINK_CDC=3.5.0</w:t>
+      </w:r>
+    </w:p>
+    <w:p>
+      <w:pPr>
+        <w:shd w:val="clear" w:color="auto" w:fill="1F1F1F"/>
+        <w:spacing w:line="270" w:lineRule="atLeast"/>
+        <w:rPr>
+          <w:rFonts w:ascii="Menlo" w:hAnsi="Menlo" w:cs="Menlo"/>
+          <w:color w:val="CCCCCC"/>
+          <w:sz w:val="18"/>
+          <w:szCs w:val="18"/>
+        </w:rPr>
+      </w:pPr>
+      <w:r>
+        <w:rPr>
+          <w:rFonts w:ascii="Menlo" w:hAnsi="Menlo" w:cs="Menlo"/>
+          <w:color w:val="569CD6"/>
+          <w:sz w:val="18"/>
+          <w:szCs w:val="18"/>
+        </w:rPr>
+        <w:t>ENV</w:t>
+      </w:r>
+      <w:r>
+        <w:rPr>
+          <w:rFonts w:ascii="Menlo" w:hAnsi="Menlo" w:cs="Menlo"/>
+          <w:color w:val="CCCCCC"/>
+          <w:sz w:val="18"/>
+          <w:szCs w:val="18"/>
+        </w:rPr>
+        <w:t xml:space="preserve"> FLUSS=0.8.0</w:t>
+      </w:r>
+    </w:p>
+    <w:p>
+      <w:pPr>
+        <w:shd w:val="clear" w:color="auto" w:fill="1F1F1F"/>
+        <w:spacing w:line="270" w:lineRule="atLeast"/>
+        <w:rPr>
+          <w:rFonts w:ascii="Menlo" w:hAnsi="Menlo" w:cs="Menlo"/>
+          <w:color w:val="CCCCCC"/>
+          <w:sz w:val="18"/>
+          <w:szCs w:val="18"/>
+        </w:rPr>
+      </w:pPr>
+      <w:r>
+        <w:rPr>
+          <w:rFonts w:ascii="Menlo" w:hAnsi="Menlo" w:cs="Menlo"/>
+          <w:color w:val="569CD6"/>
+          <w:sz w:val="18"/>
+          <w:szCs w:val="18"/>
+        </w:rPr>
+        <w:t>ENV</w:t>
+      </w:r>
+      <w:r>
+        <w:rPr>
+          <w:rFonts w:ascii="Menlo" w:hAnsi="Menlo" w:cs="Menlo"/>
+          <w:color w:val="CCCCCC"/>
+          <w:sz w:val="18"/>
+          <w:szCs w:val="18"/>
+        </w:rPr>
+        <w:t xml:space="preserve"> HADOOP_VERSION=3.3.4</w:t>
+      </w:r>
+    </w:p>
+    <w:p>
+      <w:pPr>
+        <w:shd w:val="clear" w:color="auto" w:fill="1F1F1F"/>
+        <w:spacing w:line="270" w:lineRule="atLeast"/>
+        <w:rPr>
+          <w:rFonts w:ascii="Menlo" w:hAnsi="Menlo" w:cs="Menlo"/>
+          <w:color w:val="CCCCCC"/>
+          <w:sz w:val="18"/>
+          <w:szCs w:val="18"/>
+        </w:rPr>
+      </w:pPr>
+    </w:p>
+    <w:p>
+      <w:pPr>
+        <w:shd w:val="clear" w:color="auto" w:fill="1F1F1F"/>
+        <w:spacing w:line="270" w:lineRule="atLeast"/>
+        <w:rPr>
+          <w:rFonts w:ascii="Menlo" w:hAnsi="Menlo" w:cs="Menlo"/>
+          <w:color w:val="CCCCCC"/>
+          <w:sz w:val="18"/>
+          <w:szCs w:val="18"/>
+        </w:rPr>
+      </w:pPr>
+      <w:r>
+        <w:rPr>
+          <w:rFonts w:ascii="Menlo" w:hAnsi="Menlo" w:cs="Menlo"/>
+          <w:color w:val="6A9955"/>
+          <w:sz w:val="18"/>
+          <w:szCs w:val="18"/>
+        </w:rPr>
+        <w:t xml:space="preserve"># 5. Directory Structure </w:t>
+      </w:r>
+    </w:p>
+    <w:p>
+      <w:pPr>
+        <w:shd w:val="clear" w:color="auto" w:fill="1F1F1F"/>
+        <w:spacing w:line="270" w:lineRule="atLeast"/>
+        <w:rPr>
+          <w:rFonts w:ascii="Menlo" w:hAnsi="Menlo" w:cs="Menlo"/>
+          <w:color w:val="CCCCCC"/>
+          <w:sz w:val="18"/>
+          <w:szCs w:val="18"/>
+        </w:rPr>
+      </w:pPr>
+      <w:r>
+        <w:rPr>
+          <w:rFonts w:ascii="Menlo" w:hAnsi="Menlo" w:cs="Menlo"/>
+          <w:color w:val="569CD6"/>
+          <w:sz w:val="18"/>
+          <w:szCs w:val="18"/>
+        </w:rPr>
+        <w:t>RUN</w:t>
+      </w:r>
+      <w:r>
+        <w:rPr>
+          <w:rFonts w:ascii="Menlo" w:hAnsi="Menlo" w:cs="Menlo"/>
+          <w:color w:val="CCCCCC"/>
+          <w:sz w:val="18"/>
+          <w:szCs w:val="18"/>
+        </w:rPr>
+        <w:t xml:space="preserve"> </w:t>
+      </w:r>
+      <w:proofErr w:type="spellStart"/>
+      <w:r>
+        <w:rPr>
+          <w:rFonts w:ascii="Menlo" w:hAnsi="Menlo" w:cs="Menlo"/>
+          <w:color w:val="CCCCCC"/>
+          <w:sz w:val="18"/>
+          <w:szCs w:val="18"/>
+        </w:rPr>
+        <w:t>mkdir</w:t>
+      </w:r>
+      <w:proofErr w:type="spellEnd"/>
+      <w:r>
+        <w:rPr>
+          <w:rFonts w:ascii="Menlo" w:hAnsi="Menlo" w:cs="Menlo"/>
+          <w:color w:val="CCCCCC"/>
+          <w:sz w:val="18"/>
+          <w:szCs w:val="18"/>
+        </w:rPr>
+        <w:t xml:space="preserve"> -p /opt/</w:t>
+      </w:r>
+      <w:proofErr w:type="spellStart"/>
+      <w:r>
+        <w:rPr>
+          <w:rFonts w:ascii="Menlo" w:hAnsi="Menlo" w:cs="Menlo"/>
+          <w:color w:val="CCCCCC"/>
+          <w:sz w:val="18"/>
+          <w:szCs w:val="18"/>
+        </w:rPr>
+        <w:t>flink</w:t>
+      </w:r>
+      <w:proofErr w:type="spellEnd"/>
+      <w:r>
+        <w:rPr>
+          <w:rFonts w:ascii="Menlo" w:hAnsi="Menlo" w:cs="Menlo"/>
+          <w:color w:val="CCCCCC"/>
+          <w:sz w:val="18"/>
+          <w:szCs w:val="18"/>
+        </w:rPr>
+        <w:t>/conf/ &amp;&amp; \</w:t>
+      </w:r>
+    </w:p>
+    <w:p>
+      <w:pPr>
+        <w:shd w:val="clear" w:color="auto" w:fill="1F1F1F"/>
+        <w:spacing w:line="270" w:lineRule="atLeast"/>
+        <w:rPr>
+          <w:rFonts w:ascii="Menlo" w:hAnsi="Menlo" w:cs="Menlo"/>
+          <w:color w:val="CCCCCC"/>
+          <w:sz w:val="18"/>
+          <w:szCs w:val="18"/>
+        </w:rPr>
+      </w:pPr>
+      <w:r>
+        <w:rPr>
+          <w:rFonts w:ascii="Menlo" w:hAnsi="Menlo" w:cs="Menlo"/>
+          <w:color w:val="CCCCCC"/>
+          <w:sz w:val="18"/>
+          <w:szCs w:val="18"/>
+        </w:rPr>
+        <w:t xml:space="preserve">    </w:t>
+      </w:r>
+      <w:proofErr w:type="spellStart"/>
+      <w:r>
+        <w:rPr>
+          <w:rFonts w:ascii="Menlo" w:hAnsi="Menlo" w:cs="Menlo"/>
+          <w:color w:val="CCCCCC"/>
+          <w:sz w:val="18"/>
+          <w:szCs w:val="18"/>
+        </w:rPr>
+        <w:t>mkdir</w:t>
+      </w:r>
+      <w:proofErr w:type="spellEnd"/>
+      <w:r>
+        <w:rPr>
+          <w:rFonts w:ascii="Menlo" w:hAnsi="Menlo" w:cs="Menlo"/>
+          <w:color w:val="CCCCCC"/>
+          <w:sz w:val="18"/>
+          <w:szCs w:val="18"/>
+        </w:rPr>
+        <w:t xml:space="preserve"> -p /opt/</w:t>
+      </w:r>
+      <w:proofErr w:type="spellStart"/>
+      <w:r>
+        <w:rPr>
+          <w:rFonts w:ascii="Menlo" w:hAnsi="Menlo" w:cs="Menlo"/>
+          <w:color w:val="CCCCCC"/>
+          <w:sz w:val="18"/>
+          <w:szCs w:val="18"/>
+        </w:rPr>
+        <w:t>flink</w:t>
+      </w:r>
+      <w:proofErr w:type="spellEnd"/>
+      <w:r>
+        <w:rPr>
+          <w:rFonts w:ascii="Menlo" w:hAnsi="Menlo" w:cs="Menlo"/>
+          <w:color w:val="CCCCCC"/>
+          <w:sz w:val="18"/>
+          <w:szCs w:val="18"/>
+        </w:rPr>
+        <w:t>/checkpoints &amp;&amp; \</w:t>
+      </w:r>
+    </w:p>
+    <w:p>
+      <w:pPr>
+        <w:shd w:val="clear" w:color="auto" w:fill="1F1F1F"/>
+        <w:spacing w:line="270" w:lineRule="atLeast"/>
+        <w:rPr>
+          <w:rFonts w:ascii="Menlo" w:hAnsi="Menlo" w:cs="Menlo"/>
+          <w:color w:val="CCCCCC"/>
+          <w:sz w:val="18"/>
+          <w:szCs w:val="18"/>
+        </w:rPr>
+      </w:pPr>
+      <w:r>
+        <w:rPr>
+          <w:rFonts w:ascii="Menlo" w:hAnsi="Menlo" w:cs="Menlo"/>
+          <w:color w:val="CCCCCC"/>
+          <w:sz w:val="18"/>
+          <w:szCs w:val="18"/>
+        </w:rPr>
+        <w:t xml:space="preserve">    </w:t>
+      </w:r>
+      <w:proofErr w:type="spellStart"/>
+      <w:r>
+        <w:rPr>
+          <w:rFonts w:ascii="Menlo" w:hAnsi="Menlo" w:cs="Menlo"/>
+          <w:color w:val="CCCCCC"/>
+          <w:sz w:val="18"/>
+          <w:szCs w:val="18"/>
+        </w:rPr>
+        <w:t>mkdir</w:t>
+      </w:r>
+      <w:proofErr w:type="spellEnd"/>
+      <w:r>
+        <w:rPr>
+          <w:rFonts w:ascii="Menlo" w:hAnsi="Menlo" w:cs="Menlo"/>
+          <w:color w:val="CCCCCC"/>
+          <w:sz w:val="18"/>
+          <w:szCs w:val="18"/>
+        </w:rPr>
+        <w:t xml:space="preserve"> -p /opt/</w:t>
+      </w:r>
+      <w:proofErr w:type="spellStart"/>
+      <w:r>
+        <w:rPr>
+          <w:rFonts w:ascii="Menlo" w:hAnsi="Menlo" w:cs="Menlo"/>
+          <w:color w:val="CCCCCC"/>
+          <w:sz w:val="18"/>
+          <w:szCs w:val="18"/>
+        </w:rPr>
+        <w:t>flink</w:t>
+      </w:r>
+      <w:proofErr w:type="spellEnd"/>
+      <w:r>
+        <w:rPr>
+          <w:rFonts w:ascii="Menlo" w:hAnsi="Menlo" w:cs="Menlo"/>
+          <w:color w:val="CCCCCC"/>
+          <w:sz w:val="18"/>
+          <w:szCs w:val="18"/>
+        </w:rPr>
+        <w:t>/</w:t>
+      </w:r>
+      <w:proofErr w:type="spellStart"/>
+      <w:r>
+        <w:rPr>
+          <w:rFonts w:ascii="Menlo" w:hAnsi="Menlo" w:cs="Menlo"/>
+          <w:color w:val="CCCCCC"/>
+          <w:sz w:val="18"/>
+          <w:szCs w:val="18"/>
+        </w:rPr>
+        <w:t>rocksdb</w:t>
+      </w:r>
+      <w:proofErr w:type="spellEnd"/>
+      <w:r>
+        <w:rPr>
+          <w:rFonts w:ascii="Menlo" w:hAnsi="Menlo" w:cs="Menlo"/>
+          <w:color w:val="CCCCCC"/>
+          <w:sz w:val="18"/>
+          <w:szCs w:val="18"/>
+        </w:rPr>
+        <w:t xml:space="preserve"> &amp;&amp; \</w:t>
+      </w:r>
+    </w:p>
+    <w:p>
+      <w:pPr>
+        <w:shd w:val="clear" w:color="auto" w:fill="1F1F1F"/>
+        <w:spacing w:line="270" w:lineRule="atLeast"/>
+        <w:rPr>
+          <w:rFonts w:ascii="Menlo" w:hAnsi="Menlo" w:cs="Menlo"/>
+          <w:color w:val="CCCCCC"/>
+          <w:sz w:val="18"/>
+          <w:szCs w:val="18"/>
+        </w:rPr>
+      </w:pPr>
+      <w:r>
+        <w:rPr>
+          <w:rFonts w:ascii="Menlo" w:hAnsi="Menlo" w:cs="Menlo"/>
+          <w:color w:val="CCCCCC"/>
+          <w:sz w:val="18"/>
+          <w:szCs w:val="18"/>
+        </w:rPr>
+        <w:t xml:space="preserve">    </w:t>
+      </w:r>
+      <w:proofErr w:type="spellStart"/>
+      <w:r>
+        <w:rPr>
+          <w:rFonts w:ascii="Menlo" w:hAnsi="Menlo" w:cs="Menlo"/>
+          <w:color w:val="CCCCCC"/>
+          <w:sz w:val="18"/>
+          <w:szCs w:val="18"/>
+        </w:rPr>
+        <w:t>mkdir</w:t>
+      </w:r>
+      <w:proofErr w:type="spellEnd"/>
+      <w:r>
+        <w:rPr>
+          <w:rFonts w:ascii="Menlo" w:hAnsi="Menlo" w:cs="Menlo"/>
+          <w:color w:val="CCCCCC"/>
+          <w:sz w:val="18"/>
+          <w:szCs w:val="18"/>
+        </w:rPr>
+        <w:t xml:space="preserve"> -p /opt/</w:t>
+      </w:r>
+      <w:proofErr w:type="spellStart"/>
+      <w:r>
+        <w:rPr>
+          <w:rFonts w:ascii="Menlo" w:hAnsi="Menlo" w:cs="Menlo"/>
+          <w:color w:val="CCCCCC"/>
+          <w:sz w:val="18"/>
+          <w:szCs w:val="18"/>
+        </w:rPr>
+        <w:t>flink</w:t>
+      </w:r>
+      <w:proofErr w:type="spellEnd"/>
+      <w:r>
+        <w:rPr>
+          <w:rFonts w:ascii="Menlo" w:hAnsi="Menlo" w:cs="Menlo"/>
+          <w:color w:val="CCCCCC"/>
+          <w:sz w:val="18"/>
+          <w:szCs w:val="18"/>
+        </w:rPr>
+        <w:t>/lib</w:t>
+      </w:r>
+    </w:p>
+    <w:p>
+      <w:pPr>
+        <w:shd w:val="clear" w:color="auto" w:fill="1F1F1F"/>
+        <w:spacing w:line="270" w:lineRule="atLeast"/>
+        <w:rPr>
+          <w:rFonts w:ascii="Menlo" w:hAnsi="Menlo" w:cs="Menlo"/>
+          <w:color w:val="CCCCCC"/>
+          <w:sz w:val="18"/>
+          <w:szCs w:val="18"/>
+        </w:rPr>
+      </w:pPr>
+    </w:p>
+    <w:p>
+      <w:pPr>
+        <w:shd w:val="clear" w:color="auto" w:fill="1F1F1F"/>
+        <w:spacing w:line="270" w:lineRule="atLeast"/>
+        <w:rPr>
+          <w:rFonts w:ascii="Menlo" w:hAnsi="Menlo" w:cs="Menlo"/>
+          <w:color w:val="CCCCCC"/>
+          <w:sz w:val="18"/>
+          <w:szCs w:val="18"/>
+        </w:rPr>
+      </w:pPr>
+      <w:r>
+        <w:rPr>
+          <w:rFonts w:ascii="Menlo" w:hAnsi="Menlo" w:cs="Menlo"/>
+          <w:color w:val="6A9955"/>
+          <w:sz w:val="18"/>
+          <w:szCs w:val="18"/>
+        </w:rPr>
+        <w:t xml:space="preserve"># 6.  </w:t>
+      </w:r>
+    </w:p>
+    <w:p>
+      <w:pPr>
+        <w:shd w:val="clear" w:color="auto" w:fill="1F1F1F"/>
+        <w:spacing w:line="270" w:lineRule="atLeast"/>
+        <w:rPr>
+          <w:rFonts w:ascii="Menlo" w:hAnsi="Menlo" w:cs="Menlo"/>
+          <w:color w:val="CCCCCC"/>
+          <w:sz w:val="18"/>
+          <w:szCs w:val="18"/>
+        </w:rPr>
+      </w:pPr>
+      <w:r>
+        <w:rPr>
+          <w:rFonts w:ascii="Menlo" w:hAnsi="Menlo" w:cs="Menlo"/>
+          <w:color w:val="569CD6"/>
+          <w:sz w:val="18"/>
+          <w:szCs w:val="18"/>
+        </w:rPr>
+        <w:t>RUN</w:t>
+      </w:r>
+      <w:r>
+        <w:rPr>
+          <w:rFonts w:ascii="Menlo" w:hAnsi="Menlo" w:cs="Menlo"/>
+          <w:color w:val="CCCCCC"/>
+          <w:sz w:val="18"/>
+          <w:szCs w:val="18"/>
+        </w:rPr>
+        <w:t xml:space="preserve"> echo </w:t>
+      </w:r>
+      <w:r>
+        <w:rPr>
+          <w:rFonts w:ascii="Menlo" w:hAnsi="Menlo" w:cs="Menlo"/>
+          <w:color w:val="CE9178"/>
+          <w:sz w:val="18"/>
+          <w:szCs w:val="18"/>
+        </w:rPr>
+        <w:t>"-&gt; Install JARs: S3 Plugin (Internal Flink System)"</w:t>
+      </w:r>
+      <w:r>
+        <w:rPr>
+          <w:rFonts w:ascii="Menlo" w:hAnsi="Menlo" w:cs="Menlo"/>
+          <w:color w:val="CCCCCC"/>
+          <w:sz w:val="18"/>
+          <w:szCs w:val="18"/>
+        </w:rPr>
+        <w:t xml:space="preserve"> </w:t>
+      </w:r>
+    </w:p>
+    <w:p>
+      <w:pPr>
+        <w:shd w:val="clear" w:color="auto" w:fill="1F1F1F"/>
+        <w:spacing w:line="270" w:lineRule="atLeast"/>
+        <w:rPr>
+          <w:rFonts w:ascii="Menlo" w:hAnsi="Menlo" w:cs="Menlo"/>
+          <w:color w:val="CCCCCC"/>
+          <w:sz w:val="18"/>
+          <w:szCs w:val="18"/>
+        </w:rPr>
+      </w:pPr>
+      <w:r>
+        <w:rPr>
+          <w:rFonts w:ascii="Menlo" w:hAnsi="Menlo" w:cs="Menlo"/>
+          <w:color w:val="569CD6"/>
+          <w:sz w:val="18"/>
+          <w:szCs w:val="18"/>
+        </w:rPr>
+        <w:t>RUN</w:t>
+      </w:r>
+      <w:r>
+        <w:rPr>
+          <w:rFonts w:ascii="Menlo" w:hAnsi="Menlo" w:cs="Menlo"/>
+          <w:color w:val="CCCCCC"/>
+          <w:sz w:val="18"/>
+          <w:szCs w:val="18"/>
+        </w:rPr>
+        <w:t xml:space="preserve"> </w:t>
+      </w:r>
+      <w:proofErr w:type="spellStart"/>
+      <w:r>
+        <w:rPr>
+          <w:rFonts w:ascii="Menlo" w:hAnsi="Menlo" w:cs="Menlo"/>
+          <w:color w:val="CCCCCC"/>
+          <w:sz w:val="18"/>
+          <w:szCs w:val="18"/>
+        </w:rPr>
+        <w:t>mkdir</w:t>
+      </w:r>
+      <w:proofErr w:type="spellEnd"/>
+      <w:r>
+        <w:rPr>
+          <w:rFonts w:ascii="Menlo" w:hAnsi="Menlo" w:cs="Menlo"/>
+          <w:color w:val="CCCCCC"/>
+          <w:sz w:val="18"/>
+          <w:szCs w:val="18"/>
+        </w:rPr>
+        <w:t xml:space="preserve"> -p ./plugins/s3-fs-hadoop &amp;&amp; \</w:t>
+      </w:r>
+    </w:p>
+    <w:p>
+      <w:pPr>
+        <w:shd w:val="clear" w:color="auto" w:fill="1F1F1F"/>
+        <w:spacing w:line="270" w:lineRule="atLeast"/>
+        <w:rPr>
+          <w:rFonts w:ascii="Menlo" w:hAnsi="Menlo" w:cs="Menlo"/>
+          <w:color w:val="CCCCCC"/>
+          <w:sz w:val="18"/>
+          <w:szCs w:val="18"/>
+        </w:rPr>
+      </w:pPr>
+      <w:r>
+        <w:rPr>
+          <w:rFonts w:ascii="Menlo" w:hAnsi="Menlo" w:cs="Menlo"/>
+          <w:color w:val="CCCCCC"/>
+          <w:sz w:val="18"/>
+          <w:szCs w:val="18"/>
+        </w:rPr>
+        <w:t xml:space="preserve">    mv /opt/</w:t>
+      </w:r>
+      <w:proofErr w:type="spellStart"/>
+      <w:r>
+        <w:rPr>
+          <w:rFonts w:ascii="Menlo" w:hAnsi="Menlo" w:cs="Menlo"/>
+          <w:color w:val="CCCCCC"/>
+          <w:sz w:val="18"/>
+          <w:szCs w:val="18"/>
+        </w:rPr>
+        <w:t>flink</w:t>
+      </w:r>
+      <w:proofErr w:type="spellEnd"/>
+      <w:r>
+        <w:rPr>
+          <w:rFonts w:ascii="Menlo" w:hAnsi="Menlo" w:cs="Menlo"/>
+          <w:color w:val="CCCCCC"/>
+          <w:sz w:val="18"/>
+          <w:szCs w:val="18"/>
+        </w:rPr>
+        <w:t>/opt/flink-s3-fs-hadoop-${FLINK_VERSION_FULL}.jar ./plugins/s3-fs-hadoop/</w:t>
+      </w:r>
+    </w:p>
+    <w:p>
+      <w:pPr>
+        <w:shd w:val="clear" w:color="auto" w:fill="1F1F1F"/>
+        <w:spacing w:line="270" w:lineRule="atLeast"/>
+        <w:rPr>
+          <w:rFonts w:ascii="Menlo" w:hAnsi="Menlo" w:cs="Menlo"/>
+          <w:color w:val="CCCCCC"/>
+          <w:sz w:val="18"/>
+          <w:szCs w:val="18"/>
+        </w:rPr>
+      </w:pPr>
+    </w:p>
+    <w:p>
+      <w:pPr>
+        <w:shd w:val="clear" w:color="auto" w:fill="1F1F1F"/>
+        <w:spacing w:line="270" w:lineRule="atLeast"/>
+        <w:rPr>
+          <w:rFonts w:ascii="Menlo" w:hAnsi="Menlo" w:cs="Menlo"/>
+          <w:color w:val="CCCCCC"/>
+          <w:sz w:val="18"/>
+          <w:szCs w:val="18"/>
+        </w:rPr>
+      </w:pPr>
+      <w:r>
+        <w:rPr>
+          <w:rFonts w:ascii="Menlo" w:hAnsi="Menlo" w:cs="Menlo"/>
+          <w:color w:val="6A9955"/>
+          <w:sz w:val="18"/>
+          <w:szCs w:val="18"/>
+        </w:rPr>
+        <w:t xml:space="preserve"># 7. Install JARs: Connectors &amp; Hadoop </w:t>
+      </w:r>
+    </w:p>
+    <w:p>
+      <w:pPr>
+        <w:shd w:val="clear" w:color="auto" w:fill="1F1F1F"/>
+        <w:spacing w:line="270" w:lineRule="atLeast"/>
+        <w:rPr>
+          <w:rFonts w:ascii="Menlo" w:hAnsi="Menlo" w:cs="Menlo"/>
+          <w:color w:val="CCCCCC"/>
+          <w:sz w:val="18"/>
+          <w:szCs w:val="18"/>
+        </w:rPr>
+      </w:pPr>
+      <w:r>
+        <w:rPr>
+          <w:rFonts w:ascii="Menlo" w:hAnsi="Menlo" w:cs="Menlo"/>
+          <w:color w:val="569CD6"/>
+          <w:sz w:val="18"/>
+          <w:szCs w:val="18"/>
+        </w:rPr>
+        <w:t>RUN</w:t>
+      </w:r>
+      <w:r>
+        <w:rPr>
+          <w:rFonts w:ascii="Menlo" w:hAnsi="Menlo" w:cs="Menlo"/>
+          <w:color w:val="CCCCCC"/>
+          <w:sz w:val="18"/>
+          <w:szCs w:val="18"/>
+        </w:rPr>
+        <w:t xml:space="preserve"> echo </w:t>
+      </w:r>
+      <w:r>
+        <w:rPr>
+          <w:rFonts w:ascii="Menlo" w:hAnsi="Menlo" w:cs="Menlo"/>
+          <w:color w:val="CE9178"/>
+          <w:sz w:val="18"/>
+          <w:szCs w:val="18"/>
+        </w:rPr>
+        <w:t>"-&gt; Install JARs: Postgres Driver and Flink CDC Postgres connector"</w:t>
+      </w:r>
+    </w:p>
+    <w:p>
+      <w:pPr>
+        <w:shd w:val="clear" w:color="auto" w:fill="1F1F1F"/>
+        <w:spacing w:line="270" w:lineRule="atLeast"/>
+        <w:rPr>
+          <w:rFonts w:ascii="Menlo" w:hAnsi="Menlo" w:cs="Menlo"/>
+          <w:color w:val="CCCCCC"/>
+          <w:sz w:val="18"/>
+          <w:szCs w:val="18"/>
+        </w:rPr>
+      </w:pPr>
+      <w:r>
+        <w:rPr>
+          <w:rFonts w:ascii="Menlo" w:hAnsi="Menlo" w:cs="Menlo"/>
+          <w:color w:val="569CD6"/>
+          <w:sz w:val="18"/>
+          <w:szCs w:val="18"/>
+        </w:rPr>
+        <w:t>COPY</w:t>
+      </w:r>
+      <w:r>
+        <w:rPr>
+          <w:rFonts w:ascii="Menlo" w:hAnsi="Menlo" w:cs="Menlo"/>
+          <w:color w:val="CCCCCC"/>
+          <w:sz w:val="18"/>
+          <w:szCs w:val="18"/>
+        </w:rPr>
+        <w:t xml:space="preserve"> stage/flink-sql-connector-postgres-cdc-${FLINK_CDC}.jar            ${FLINK_HOME}/lib/</w:t>
+      </w:r>
+    </w:p>
+    <w:p>
+      <w:pPr>
+        <w:shd w:val="clear" w:color="auto" w:fill="1F1F1F"/>
+        <w:spacing w:line="270" w:lineRule="atLeast"/>
+        <w:rPr>
+          <w:rFonts w:ascii="Menlo" w:hAnsi="Menlo" w:cs="Menlo"/>
+          <w:color w:val="CCCCCC"/>
+          <w:sz w:val="18"/>
+          <w:szCs w:val="18"/>
+        </w:rPr>
+      </w:pPr>
+    </w:p>
+    <w:p>
+      <w:pPr>
+        <w:shd w:val="clear" w:color="auto" w:fill="1F1F1F"/>
+        <w:spacing w:line="270" w:lineRule="atLeast"/>
+        <w:rPr>
+          <w:rFonts w:ascii="Menlo" w:hAnsi="Menlo" w:cs="Menlo"/>
+          <w:color w:val="CCCCCC"/>
+          <w:sz w:val="18"/>
+          <w:szCs w:val="18"/>
+        </w:rPr>
+      </w:pPr>
+      <w:r>
+        <w:rPr>
+          <w:rFonts w:ascii="Menlo" w:hAnsi="Menlo" w:cs="Menlo"/>
+          <w:color w:val="6A9955"/>
+          <w:sz w:val="18"/>
+          <w:szCs w:val="18"/>
+        </w:rPr>
+        <w:t xml:space="preserve"># Jars that make the world go round, if you exclude them then most things Flink, Flink CDC, </w:t>
+      </w:r>
+      <w:proofErr w:type="spellStart"/>
+      <w:r>
+        <w:rPr>
+          <w:rFonts w:ascii="Menlo" w:hAnsi="Menlo" w:cs="Menlo"/>
+          <w:color w:val="6A9955"/>
+          <w:sz w:val="18"/>
+          <w:szCs w:val="18"/>
+        </w:rPr>
+        <w:t>PyFlink</w:t>
+      </w:r>
+      <w:proofErr w:type="spellEnd"/>
+      <w:r>
+        <w:rPr>
+          <w:rFonts w:ascii="Menlo" w:hAnsi="Menlo" w:cs="Menlo"/>
+          <w:color w:val="6A9955"/>
+          <w:sz w:val="18"/>
+          <w:szCs w:val="18"/>
+        </w:rPr>
+        <w:t xml:space="preserve"> etc simply does not work.</w:t>
+      </w:r>
+    </w:p>
+    <w:p>
+      <w:pPr>
+        <w:shd w:val="clear" w:color="auto" w:fill="1F1F1F"/>
+        <w:spacing w:line="270" w:lineRule="atLeast"/>
+        <w:rPr>
+          <w:rFonts w:ascii="Menlo" w:hAnsi="Menlo" w:cs="Menlo"/>
+          <w:color w:val="CCCCCC"/>
+          <w:sz w:val="18"/>
+          <w:szCs w:val="18"/>
+        </w:rPr>
+      </w:pPr>
+      <w:r>
+        <w:rPr>
+          <w:rFonts w:ascii="Menlo" w:hAnsi="Menlo" w:cs="Menlo"/>
+          <w:color w:val="6A9955"/>
+          <w:sz w:val="18"/>
+          <w:szCs w:val="18"/>
+        </w:rPr>
+        <w:t># 8.</w:t>
+      </w:r>
+    </w:p>
+    <w:p>
+      <w:pPr>
+        <w:shd w:val="clear" w:color="auto" w:fill="1F1F1F"/>
+        <w:spacing w:line="270" w:lineRule="atLeast"/>
+        <w:rPr>
+          <w:rFonts w:ascii="Menlo" w:hAnsi="Menlo" w:cs="Menlo"/>
+          <w:color w:val="CCCCCC"/>
+          <w:sz w:val="18"/>
+          <w:szCs w:val="18"/>
+        </w:rPr>
+      </w:pPr>
+      <w:r>
+        <w:rPr>
+          <w:rFonts w:ascii="Menlo" w:hAnsi="Menlo" w:cs="Menlo"/>
+          <w:color w:val="569CD6"/>
+          <w:sz w:val="18"/>
+          <w:szCs w:val="18"/>
+        </w:rPr>
+        <w:t>RUN</w:t>
+      </w:r>
+      <w:r>
+        <w:rPr>
+          <w:rFonts w:ascii="Menlo" w:hAnsi="Menlo" w:cs="Menlo"/>
+          <w:color w:val="CCCCCC"/>
+          <w:sz w:val="18"/>
+          <w:szCs w:val="18"/>
+        </w:rPr>
+        <w:t xml:space="preserve"> echo </w:t>
+      </w:r>
+      <w:r>
+        <w:rPr>
+          <w:rFonts w:ascii="Menlo" w:hAnsi="Menlo" w:cs="Menlo"/>
+          <w:color w:val="CE9178"/>
+          <w:sz w:val="18"/>
+          <w:szCs w:val="18"/>
+        </w:rPr>
+        <w:t>"-&gt; Install JARs: Flink Generic"</w:t>
+      </w:r>
+      <w:r>
+        <w:rPr>
+          <w:rFonts w:ascii="Menlo" w:hAnsi="Menlo" w:cs="Menlo"/>
+          <w:color w:val="CCCCCC"/>
+          <w:sz w:val="18"/>
+          <w:szCs w:val="18"/>
+        </w:rPr>
+        <w:t xml:space="preserve"> </w:t>
+      </w:r>
+    </w:p>
+    <w:p>
+      <w:pPr>
+        <w:shd w:val="clear" w:color="auto" w:fill="1F1F1F"/>
+        <w:spacing w:line="270" w:lineRule="atLeast"/>
+        <w:rPr>
+          <w:rFonts w:ascii="Menlo" w:hAnsi="Menlo" w:cs="Menlo"/>
+          <w:color w:val="CCCCCC"/>
+          <w:sz w:val="18"/>
+          <w:szCs w:val="18"/>
+        </w:rPr>
+      </w:pPr>
+      <w:r>
+        <w:rPr>
+          <w:rFonts w:ascii="Menlo" w:hAnsi="Menlo" w:cs="Menlo"/>
+          <w:color w:val="569CD6"/>
+          <w:sz w:val="18"/>
+          <w:szCs w:val="18"/>
+        </w:rPr>
+        <w:t>COPY</w:t>
+      </w:r>
+      <w:r>
+        <w:rPr>
+          <w:rFonts w:ascii="Menlo" w:hAnsi="Menlo" w:cs="Menlo"/>
+          <w:color w:val="CCCCCC"/>
+          <w:sz w:val="18"/>
+          <w:szCs w:val="18"/>
+        </w:rPr>
+        <w:t xml:space="preserve"> stage/flink-sql-parquet-${FLINK_VERSION_FULL}.jar                  ${FLINK_HOME}/lib/</w:t>
+      </w:r>
+    </w:p>
+    <w:p>
+      <w:pPr>
+        <w:shd w:val="clear" w:color="auto" w:fill="1F1F1F"/>
+        <w:spacing w:line="270" w:lineRule="atLeast"/>
+        <w:rPr>
+          <w:rFonts w:ascii="Menlo" w:hAnsi="Menlo" w:cs="Menlo"/>
+          <w:color w:val="CCCCCC"/>
+          <w:sz w:val="18"/>
+          <w:szCs w:val="18"/>
+        </w:rPr>
+      </w:pPr>
+    </w:p>
+    <w:p>
+      <w:pPr>
+        <w:shd w:val="clear" w:color="auto" w:fill="1F1F1F"/>
+        <w:spacing w:line="270" w:lineRule="atLeast"/>
+        <w:rPr>
+          <w:rFonts w:ascii="Menlo" w:hAnsi="Menlo" w:cs="Menlo"/>
+          <w:color w:val="CCCCCC"/>
+          <w:sz w:val="18"/>
+          <w:szCs w:val="18"/>
+        </w:rPr>
+      </w:pPr>
+      <w:r>
+        <w:rPr>
+          <w:rFonts w:ascii="Menlo" w:hAnsi="Menlo" w:cs="Menlo"/>
+          <w:color w:val="6A9955"/>
+          <w:sz w:val="18"/>
+          <w:szCs w:val="18"/>
+        </w:rPr>
+        <w:t># 9.</w:t>
+      </w:r>
+    </w:p>
+    <w:p>
+      <w:pPr>
+        <w:shd w:val="clear" w:color="auto" w:fill="1F1F1F"/>
+        <w:spacing w:line="270" w:lineRule="atLeast"/>
+        <w:rPr>
+          <w:rFonts w:ascii="Menlo" w:hAnsi="Menlo" w:cs="Menlo"/>
+          <w:color w:val="CCCCCC"/>
+          <w:sz w:val="18"/>
+          <w:szCs w:val="18"/>
+        </w:rPr>
+      </w:pPr>
+      <w:r>
+        <w:rPr>
+          <w:rFonts w:ascii="Menlo" w:hAnsi="Menlo" w:cs="Menlo"/>
+          <w:color w:val="569CD6"/>
+          <w:sz w:val="18"/>
+          <w:szCs w:val="18"/>
+        </w:rPr>
+        <w:t>RUN</w:t>
+      </w:r>
+      <w:r>
+        <w:rPr>
+          <w:rFonts w:ascii="Menlo" w:hAnsi="Menlo" w:cs="Menlo"/>
+          <w:color w:val="CCCCCC"/>
+          <w:sz w:val="18"/>
+          <w:szCs w:val="18"/>
+        </w:rPr>
+        <w:t xml:space="preserve"> echo </w:t>
+      </w:r>
+      <w:r>
+        <w:rPr>
+          <w:rFonts w:ascii="Menlo" w:hAnsi="Menlo" w:cs="Menlo"/>
+          <w:color w:val="CE9178"/>
+          <w:sz w:val="18"/>
+          <w:szCs w:val="18"/>
+        </w:rPr>
+        <w:t>"-&gt; Install JARs: Hadoop"</w:t>
+      </w:r>
+    </w:p>
+    <w:p>
+      <w:pPr>
+        <w:shd w:val="clear" w:color="auto" w:fill="1F1F1F"/>
+        <w:spacing w:line="270" w:lineRule="atLeast"/>
+        <w:rPr>
+          <w:rFonts w:ascii="Menlo" w:hAnsi="Menlo" w:cs="Menlo"/>
+          <w:color w:val="CCCCCC"/>
+          <w:sz w:val="18"/>
+          <w:szCs w:val="18"/>
+        </w:rPr>
+      </w:pPr>
+      <w:r>
+        <w:rPr>
+          <w:rFonts w:ascii="Menlo" w:hAnsi="Menlo" w:cs="Menlo"/>
+          <w:color w:val="569CD6"/>
+          <w:sz w:val="18"/>
+          <w:szCs w:val="18"/>
+        </w:rPr>
+        <w:t>COPY</w:t>
+      </w:r>
+      <w:r>
+        <w:rPr>
+          <w:rFonts w:ascii="Menlo" w:hAnsi="Menlo" w:cs="Menlo"/>
+          <w:color w:val="CCCCCC"/>
+          <w:sz w:val="18"/>
+          <w:szCs w:val="18"/>
+        </w:rPr>
+        <w:t xml:space="preserve"> stage/postgresql-${POSTGRESQL_CONNECTOR}.jar                       ${FLINK_HOME}/lib/</w:t>
+      </w:r>
+    </w:p>
+    <w:p>
+      <w:pPr>
+        <w:shd w:val="clear" w:color="auto" w:fill="1F1F1F"/>
+        <w:spacing w:line="270" w:lineRule="atLeast"/>
+        <w:rPr>
+          <w:rFonts w:ascii="Menlo" w:hAnsi="Menlo" w:cs="Menlo"/>
+          <w:color w:val="CCCCCC"/>
+          <w:sz w:val="18"/>
+          <w:szCs w:val="18"/>
+        </w:rPr>
+      </w:pPr>
+      <w:r>
+        <w:rPr>
+          <w:rFonts w:ascii="Menlo" w:hAnsi="Menlo" w:cs="Menlo"/>
+          <w:color w:val="569CD6"/>
+          <w:sz w:val="18"/>
+          <w:szCs w:val="18"/>
+        </w:rPr>
+        <w:t>COPY</w:t>
+      </w:r>
+      <w:r>
+        <w:rPr>
+          <w:rFonts w:ascii="Menlo" w:hAnsi="Menlo" w:cs="Menlo"/>
+          <w:color w:val="CCCCCC"/>
+          <w:sz w:val="18"/>
+          <w:szCs w:val="18"/>
+        </w:rPr>
+        <w:t xml:space="preserve"> stage/flink-python-${FLINK_VERSION_FULL}.jar                       ${FLINK_HOME}/lib/</w:t>
+      </w:r>
+    </w:p>
+    <w:p>
+      <w:pPr>
+        <w:shd w:val="clear" w:color="auto" w:fill="1F1F1F"/>
+        <w:spacing w:line="270" w:lineRule="atLeast"/>
+        <w:rPr>
+          <w:rFonts w:ascii="Menlo" w:hAnsi="Menlo" w:cs="Menlo"/>
+          <w:color w:val="CCCCCC"/>
+          <w:sz w:val="18"/>
+          <w:szCs w:val="18"/>
+        </w:rPr>
+      </w:pPr>
+      <w:r>
+        <w:rPr>
+          <w:rFonts w:ascii="Menlo" w:hAnsi="Menlo" w:cs="Menlo"/>
+          <w:color w:val="569CD6"/>
+          <w:sz w:val="18"/>
+          <w:szCs w:val="18"/>
+        </w:rPr>
+        <w:t>COPY</w:t>
+      </w:r>
+      <w:r>
+        <w:rPr>
+          <w:rFonts w:ascii="Menlo" w:hAnsi="Menlo" w:cs="Menlo"/>
+          <w:color w:val="CCCCCC"/>
+          <w:sz w:val="18"/>
+          <w:szCs w:val="18"/>
+        </w:rPr>
+        <w:t xml:space="preserve"> stage/commons-configuration2-2.1.1.jar                             ${FLINK_HOME}/lib/</w:t>
+      </w:r>
+    </w:p>
+    <w:p>
+      <w:pPr>
+        <w:shd w:val="clear" w:color="auto" w:fill="1F1F1F"/>
+        <w:spacing w:line="270" w:lineRule="atLeast"/>
+        <w:rPr>
+          <w:rFonts w:ascii="Menlo" w:hAnsi="Menlo" w:cs="Menlo"/>
+          <w:color w:val="CCCCCC"/>
+          <w:sz w:val="18"/>
+          <w:szCs w:val="18"/>
+        </w:rPr>
+      </w:pPr>
+      <w:r>
+        <w:rPr>
+          <w:rFonts w:ascii="Menlo" w:hAnsi="Menlo" w:cs="Menlo"/>
+          <w:color w:val="569CD6"/>
+          <w:sz w:val="18"/>
+          <w:szCs w:val="18"/>
+        </w:rPr>
+        <w:t>COPY</w:t>
+      </w:r>
+      <w:r>
+        <w:rPr>
+          <w:rFonts w:ascii="Menlo" w:hAnsi="Menlo" w:cs="Menlo"/>
+          <w:color w:val="CCCCCC"/>
+          <w:sz w:val="18"/>
+          <w:szCs w:val="18"/>
+        </w:rPr>
+        <w:t xml:space="preserve"> stage/commons-logging-1.1.3.jar                                    ${FLINK_HOME}/lib/</w:t>
+      </w:r>
+    </w:p>
+    <w:p>
+      <w:pPr>
+        <w:shd w:val="clear" w:color="auto" w:fill="1F1F1F"/>
+        <w:spacing w:line="270" w:lineRule="atLeast"/>
+        <w:rPr>
+          <w:rFonts w:ascii="Menlo" w:hAnsi="Menlo" w:cs="Menlo"/>
+          <w:color w:val="CCCCCC"/>
+          <w:sz w:val="18"/>
+          <w:szCs w:val="18"/>
+        </w:rPr>
+      </w:pPr>
+      <w:r>
+        <w:rPr>
+          <w:rFonts w:ascii="Menlo" w:hAnsi="Menlo" w:cs="Menlo"/>
+          <w:color w:val="569CD6"/>
+          <w:sz w:val="18"/>
+          <w:szCs w:val="18"/>
+        </w:rPr>
+        <w:t>COPY</w:t>
+      </w:r>
+      <w:r>
+        <w:rPr>
+          <w:rFonts w:ascii="Menlo" w:hAnsi="Menlo" w:cs="Menlo"/>
+          <w:color w:val="CCCCCC"/>
+          <w:sz w:val="18"/>
+          <w:szCs w:val="18"/>
+        </w:rPr>
+        <w:t xml:space="preserve"> stage/flink-shaded-hadoop-2-uber-2.8.3-10.0.jar                    ${FLINK_HOME}/lib/</w:t>
+      </w:r>
+    </w:p>
+    <w:p>
+      <w:pPr>
+        <w:shd w:val="clear" w:color="auto" w:fill="1F1F1F"/>
+        <w:spacing w:line="270" w:lineRule="atLeast"/>
+        <w:rPr>
+          <w:rFonts w:ascii="Menlo" w:hAnsi="Menlo" w:cs="Menlo"/>
+          <w:color w:val="CCCCCC"/>
+          <w:sz w:val="18"/>
+          <w:szCs w:val="18"/>
+        </w:rPr>
+      </w:pPr>
+      <w:r>
+        <w:rPr>
+          <w:rFonts w:ascii="Menlo" w:hAnsi="Menlo" w:cs="Menlo"/>
+          <w:color w:val="569CD6"/>
+          <w:sz w:val="18"/>
+          <w:szCs w:val="18"/>
+        </w:rPr>
+        <w:t>COPY</w:t>
+      </w:r>
+      <w:r>
+        <w:rPr>
+          <w:rFonts w:ascii="Menlo" w:hAnsi="Menlo" w:cs="Menlo"/>
+          <w:color w:val="CCCCCC"/>
+          <w:sz w:val="18"/>
+          <w:szCs w:val="18"/>
+        </w:rPr>
+        <w:t xml:space="preserve"> stage/hadoop-shaded-guava-1.1.1.jar                                ${FLINK_HOME}/lib/</w:t>
+      </w:r>
+    </w:p>
+    <w:p>
+      <w:pPr>
+        <w:shd w:val="clear" w:color="auto" w:fill="1F1F1F"/>
+        <w:spacing w:line="270" w:lineRule="atLeast"/>
+        <w:rPr>
+          <w:rFonts w:ascii="Menlo" w:hAnsi="Menlo" w:cs="Menlo"/>
+          <w:color w:val="CCCCCC"/>
+          <w:sz w:val="18"/>
+          <w:szCs w:val="18"/>
+        </w:rPr>
+      </w:pPr>
+      <w:r>
+        <w:rPr>
+          <w:rFonts w:ascii="Menlo" w:hAnsi="Menlo" w:cs="Menlo"/>
+          <w:color w:val="569CD6"/>
+          <w:sz w:val="18"/>
+          <w:szCs w:val="18"/>
+        </w:rPr>
+        <w:t>COPY</w:t>
+      </w:r>
+      <w:r>
+        <w:rPr>
+          <w:rFonts w:ascii="Menlo" w:hAnsi="Menlo" w:cs="Menlo"/>
+          <w:color w:val="CCCCCC"/>
+          <w:sz w:val="18"/>
+          <w:szCs w:val="18"/>
+        </w:rPr>
+        <w:t xml:space="preserve"> stage/stax2-api-4.2.1.jar                                          ${FLINK_HOME}/lib/</w:t>
+      </w:r>
+    </w:p>
+    <w:p>
+      <w:pPr>
+        <w:shd w:val="clear" w:color="auto" w:fill="1F1F1F"/>
+        <w:spacing w:line="270" w:lineRule="atLeast"/>
+        <w:rPr>
+          <w:rFonts w:ascii="Menlo" w:hAnsi="Menlo" w:cs="Menlo"/>
+          <w:color w:val="CCCCCC"/>
+          <w:sz w:val="18"/>
+          <w:szCs w:val="18"/>
+        </w:rPr>
+      </w:pPr>
+      <w:r>
+        <w:rPr>
+          <w:rFonts w:ascii="Menlo" w:hAnsi="Menlo" w:cs="Menlo"/>
+          <w:color w:val="569CD6"/>
+          <w:sz w:val="18"/>
+          <w:szCs w:val="18"/>
+        </w:rPr>
+        <w:lastRenderedPageBreak/>
+        <w:t>COPY</w:t>
+      </w:r>
+      <w:r>
+        <w:rPr>
+          <w:rFonts w:ascii="Menlo" w:hAnsi="Menlo" w:cs="Menlo"/>
+          <w:color w:val="CCCCCC"/>
+          <w:sz w:val="18"/>
+          <w:szCs w:val="18"/>
+        </w:rPr>
+        <w:t xml:space="preserve"> stage/woodstox-core-5.3.0.jar                                      ${FLINK_HOME}/lib/</w:t>
+      </w:r>
+    </w:p>
+    <w:p>
+      <w:pPr>
+        <w:shd w:val="clear" w:color="auto" w:fill="1F1F1F"/>
+        <w:spacing w:line="270" w:lineRule="atLeast"/>
+        <w:rPr>
+          <w:rFonts w:ascii="Menlo" w:hAnsi="Menlo" w:cs="Menlo"/>
+          <w:color w:val="CCCCCC"/>
+          <w:sz w:val="18"/>
+          <w:szCs w:val="18"/>
+        </w:rPr>
+      </w:pPr>
+      <w:r>
+        <w:rPr>
+          <w:rFonts w:ascii="Menlo" w:hAnsi="Menlo" w:cs="Menlo"/>
+          <w:color w:val="569CD6"/>
+          <w:sz w:val="18"/>
+          <w:szCs w:val="18"/>
+        </w:rPr>
+        <w:t>COPY</w:t>
+      </w:r>
+      <w:r>
+        <w:rPr>
+          <w:rFonts w:ascii="Menlo" w:hAnsi="Menlo" w:cs="Menlo"/>
+          <w:color w:val="CCCCCC"/>
+          <w:sz w:val="18"/>
+          <w:szCs w:val="18"/>
+        </w:rPr>
+        <w:t xml:space="preserve"> stage/aws-java-sdk-bundle-1.12.262.jar                             ${FLINK_HOME}/lib/</w:t>
+      </w:r>
+    </w:p>
+    <w:p>
+      <w:pPr>
+        <w:shd w:val="clear" w:color="auto" w:fill="1F1F1F"/>
+        <w:spacing w:line="270" w:lineRule="atLeast"/>
+        <w:rPr>
+          <w:rFonts w:ascii="Menlo" w:hAnsi="Menlo" w:cs="Menlo"/>
+          <w:color w:val="CCCCCC"/>
+          <w:sz w:val="18"/>
+          <w:szCs w:val="18"/>
+        </w:rPr>
+      </w:pPr>
+    </w:p>
+    <w:p>
+      <w:pPr>
+        <w:shd w:val="clear" w:color="auto" w:fill="1F1F1F"/>
+        <w:spacing w:line="270" w:lineRule="atLeast"/>
+        <w:rPr>
+          <w:rFonts w:ascii="Menlo" w:hAnsi="Menlo" w:cs="Menlo"/>
+          <w:color w:val="CCCCCC"/>
+          <w:sz w:val="18"/>
+          <w:szCs w:val="18"/>
+        </w:rPr>
+      </w:pPr>
+      <w:r>
+        <w:rPr>
+          <w:rFonts w:ascii="Menlo" w:hAnsi="Menlo" w:cs="Menlo"/>
+          <w:color w:val="6A9955"/>
+          <w:sz w:val="18"/>
+          <w:szCs w:val="18"/>
+        </w:rPr>
+        <w:t># 10.</w:t>
+      </w:r>
+    </w:p>
+    <w:p>
+      <w:pPr>
+        <w:shd w:val="clear" w:color="auto" w:fill="1F1F1F"/>
+        <w:spacing w:line="270" w:lineRule="atLeast"/>
+        <w:rPr>
+          <w:rFonts w:ascii="Menlo" w:hAnsi="Menlo" w:cs="Menlo"/>
+          <w:color w:val="CCCCCC"/>
+          <w:sz w:val="18"/>
+          <w:szCs w:val="18"/>
+        </w:rPr>
+      </w:pPr>
+      <w:r>
+        <w:rPr>
+          <w:rFonts w:ascii="Menlo" w:hAnsi="Menlo" w:cs="Menlo"/>
+          <w:color w:val="569CD6"/>
+          <w:sz w:val="18"/>
+          <w:szCs w:val="18"/>
+        </w:rPr>
+        <w:t>RUN</w:t>
+      </w:r>
+      <w:r>
+        <w:rPr>
+          <w:rFonts w:ascii="Menlo" w:hAnsi="Menlo" w:cs="Menlo"/>
+          <w:color w:val="CCCCCC"/>
+          <w:sz w:val="18"/>
+          <w:szCs w:val="18"/>
+        </w:rPr>
+        <w:t xml:space="preserve"> echo </w:t>
+      </w:r>
+      <w:r>
+        <w:rPr>
+          <w:rFonts w:ascii="Menlo" w:hAnsi="Menlo" w:cs="Menlo"/>
+          <w:color w:val="CE9178"/>
+          <w:sz w:val="18"/>
+          <w:szCs w:val="18"/>
+        </w:rPr>
+        <w:t>"-&gt; Install JARs: Dependencies for Fluss"</w:t>
+      </w:r>
+    </w:p>
+    <w:p>
+      <w:pPr>
+        <w:shd w:val="clear" w:color="auto" w:fill="1F1F1F"/>
+        <w:spacing w:line="270" w:lineRule="atLeast"/>
+        <w:rPr>
+          <w:rFonts w:ascii="Menlo" w:hAnsi="Menlo" w:cs="Menlo"/>
+          <w:color w:val="CCCCCC"/>
+          <w:sz w:val="18"/>
+          <w:szCs w:val="18"/>
+        </w:rPr>
+      </w:pPr>
+      <w:r>
+        <w:rPr>
+          <w:rFonts w:ascii="Menlo" w:hAnsi="Menlo" w:cs="Menlo"/>
+          <w:color w:val="569CD6"/>
+          <w:sz w:val="18"/>
+          <w:szCs w:val="18"/>
+        </w:rPr>
+        <w:t>COPY</w:t>
+      </w:r>
+      <w:r>
+        <w:rPr>
+          <w:rFonts w:ascii="Menlo" w:hAnsi="Menlo" w:cs="Menlo"/>
+          <w:color w:val="CCCCCC"/>
+          <w:sz w:val="18"/>
+          <w:szCs w:val="18"/>
+        </w:rPr>
+        <w:t xml:space="preserve"> stage/fluss-flink-${FLINK_VERSION_SHORT}-${FLUSS}-incubating.jar   ${FLINK_HOME}/lib/</w:t>
+      </w:r>
+    </w:p>
+    <w:p>
+      <w:pPr>
+        <w:shd w:val="clear" w:color="auto" w:fill="1F1F1F"/>
+        <w:spacing w:line="270" w:lineRule="atLeast"/>
+        <w:rPr>
+          <w:rFonts w:ascii="Menlo" w:hAnsi="Menlo" w:cs="Menlo"/>
+          <w:color w:val="CCCCCC"/>
+          <w:sz w:val="18"/>
+          <w:szCs w:val="18"/>
+        </w:rPr>
+      </w:pPr>
+      <w:r>
+        <w:rPr>
+          <w:rFonts w:ascii="Menlo" w:hAnsi="Menlo" w:cs="Menlo"/>
+          <w:color w:val="569CD6"/>
+          <w:sz w:val="18"/>
+          <w:szCs w:val="18"/>
+        </w:rPr>
+        <w:t>COPY</w:t>
+      </w:r>
+      <w:r>
+        <w:rPr>
+          <w:rFonts w:ascii="Menlo" w:hAnsi="Menlo" w:cs="Menlo"/>
+          <w:color w:val="CCCCCC"/>
+          <w:sz w:val="18"/>
+          <w:szCs w:val="18"/>
+        </w:rPr>
+        <w:t xml:space="preserve"> stage/fluss-flink-tiering-${FLUSS}-incubating.jar                  ${FLINK_HOME}/lib/</w:t>
+      </w:r>
+    </w:p>
+    <w:p>
+      <w:pPr>
+        <w:shd w:val="clear" w:color="auto" w:fill="1F1F1F"/>
+        <w:spacing w:line="270" w:lineRule="atLeast"/>
+        <w:rPr>
+          <w:rFonts w:ascii="Menlo" w:hAnsi="Menlo" w:cs="Menlo"/>
+          <w:color w:val="CCCCCC"/>
+          <w:sz w:val="18"/>
+          <w:szCs w:val="18"/>
+        </w:rPr>
+      </w:pPr>
+      <w:r>
+        <w:rPr>
+          <w:rFonts w:ascii="Menlo" w:hAnsi="Menlo" w:cs="Menlo"/>
+          <w:color w:val="569CD6"/>
+          <w:sz w:val="18"/>
+          <w:szCs w:val="18"/>
+        </w:rPr>
+        <w:t>COPY</w:t>
+      </w:r>
+      <w:r>
+        <w:rPr>
+          <w:rFonts w:ascii="Menlo" w:hAnsi="Menlo" w:cs="Menlo"/>
+          <w:color w:val="CCCCCC"/>
+          <w:sz w:val="18"/>
+          <w:szCs w:val="18"/>
+        </w:rPr>
+        <w:t xml:space="preserve"> stage/fluss-fs-s3-${FLUSS}-incubating.jar                          ${FLINK_HOME}/lib/</w:t>
+      </w:r>
+    </w:p>
+    <w:p>
+      <w:pPr>
+        <w:shd w:val="clear" w:color="auto" w:fill="1F1F1F"/>
+        <w:spacing w:line="270" w:lineRule="atLeast"/>
+        <w:rPr>
+          <w:rFonts w:ascii="Menlo" w:hAnsi="Menlo" w:cs="Menlo"/>
+          <w:color w:val="CCCCCC"/>
+          <w:sz w:val="18"/>
+          <w:szCs w:val="18"/>
+        </w:rPr>
+      </w:pPr>
+      <w:r>
+        <w:rPr>
+          <w:rFonts w:ascii="Menlo" w:hAnsi="Menlo" w:cs="Menlo"/>
+          <w:color w:val="6A9955"/>
+          <w:sz w:val="18"/>
+          <w:szCs w:val="18"/>
+        </w:rPr>
+        <w:t># Lakehouse options Libraries</w:t>
+      </w:r>
+    </w:p>
+    <w:p>
+      <w:pPr>
+        <w:shd w:val="clear" w:color="auto" w:fill="1F1F1F"/>
+        <w:spacing w:line="270" w:lineRule="atLeast"/>
+        <w:rPr>
+          <w:rFonts w:ascii="Menlo" w:hAnsi="Menlo" w:cs="Menlo"/>
+          <w:color w:val="CCCCCC"/>
+          <w:sz w:val="18"/>
+          <w:szCs w:val="18"/>
+        </w:rPr>
+      </w:pPr>
+      <w:r>
+        <w:rPr>
+          <w:rFonts w:ascii="Menlo" w:hAnsi="Menlo" w:cs="Menlo"/>
+          <w:color w:val="569CD6"/>
+          <w:sz w:val="18"/>
+          <w:szCs w:val="18"/>
+        </w:rPr>
+        <w:t>COPY</w:t>
+      </w:r>
+      <w:r>
+        <w:rPr>
+          <w:rFonts w:ascii="Menlo" w:hAnsi="Menlo" w:cs="Menlo"/>
+          <w:color w:val="CCCCCC"/>
+          <w:sz w:val="18"/>
+          <w:szCs w:val="18"/>
+        </w:rPr>
+        <w:t xml:space="preserve"> stage/fluss-lake-iceberg-${FLUSS}-incubating.jar                   ${FLINK_HOME}/lib/</w:t>
+      </w:r>
+    </w:p>
+    <w:p>
+      <w:pPr>
+        <w:shd w:val="clear" w:color="auto" w:fill="1F1F1F"/>
+        <w:spacing w:line="270" w:lineRule="atLeast"/>
+        <w:rPr>
+          <w:rFonts w:ascii="Menlo" w:hAnsi="Menlo" w:cs="Menlo"/>
+          <w:color w:val="CCCCCC"/>
+          <w:sz w:val="18"/>
+          <w:szCs w:val="18"/>
+        </w:rPr>
+      </w:pPr>
+      <w:r>
+        <w:rPr>
+          <w:rFonts w:ascii="Menlo" w:hAnsi="Menlo" w:cs="Menlo"/>
+          <w:color w:val="569CD6"/>
+          <w:sz w:val="18"/>
+          <w:szCs w:val="18"/>
+        </w:rPr>
+        <w:t>COPY</w:t>
+      </w:r>
+      <w:r>
+        <w:rPr>
+          <w:rFonts w:ascii="Menlo" w:hAnsi="Menlo" w:cs="Menlo"/>
+          <w:color w:val="CCCCCC"/>
+          <w:sz w:val="18"/>
+          <w:szCs w:val="18"/>
+        </w:rPr>
+        <w:t xml:space="preserve"> stage/fluss-lake-lance-${FLUSS}-incubating.jar                     ${FLINK_HOME}/lib/</w:t>
+      </w:r>
+    </w:p>
+    <w:p>
+      <w:pPr>
+        <w:shd w:val="clear" w:color="auto" w:fill="1F1F1F"/>
+        <w:spacing w:line="270" w:lineRule="atLeast"/>
+        <w:rPr>
+          <w:rFonts w:ascii="Menlo" w:hAnsi="Menlo" w:cs="Menlo"/>
+          <w:color w:val="CCCCCC"/>
+          <w:sz w:val="18"/>
+          <w:szCs w:val="18"/>
+        </w:rPr>
+      </w:pPr>
+      <w:r>
+        <w:rPr>
+          <w:rFonts w:ascii="Menlo" w:hAnsi="Menlo" w:cs="Menlo"/>
+          <w:color w:val="569CD6"/>
+          <w:sz w:val="18"/>
+          <w:szCs w:val="18"/>
+        </w:rPr>
+        <w:t>COPY</w:t>
+      </w:r>
+      <w:r>
+        <w:rPr>
+          <w:rFonts w:ascii="Menlo" w:hAnsi="Menlo" w:cs="Menlo"/>
+          <w:color w:val="CCCCCC"/>
+          <w:sz w:val="18"/>
+          <w:szCs w:val="18"/>
+        </w:rPr>
+        <w:t xml:space="preserve"> stage/fluss-lake-paimon-${FLUSS}-incubating.jar                    ${FLINK_HOME}/lib/</w:t>
+      </w:r>
+    </w:p>
+    <w:p>
+      <w:pPr>
+        <w:shd w:val="clear" w:color="auto" w:fill="1F1F1F"/>
+        <w:spacing w:line="270" w:lineRule="atLeast"/>
+        <w:rPr>
+          <w:rFonts w:ascii="Menlo" w:hAnsi="Menlo" w:cs="Menlo"/>
+          <w:color w:val="CCCCCC"/>
+          <w:sz w:val="18"/>
+          <w:szCs w:val="18"/>
+        </w:rPr>
+      </w:pPr>
+    </w:p>
+    <w:p>
+      <w:pPr>
+        <w:shd w:val="clear" w:color="auto" w:fill="1F1F1F"/>
+        <w:spacing w:line="270" w:lineRule="atLeast"/>
+        <w:rPr>
+          <w:rFonts w:ascii="Menlo" w:hAnsi="Menlo" w:cs="Menlo"/>
+          <w:color w:val="CCCCCC"/>
+          <w:sz w:val="18"/>
+          <w:szCs w:val="18"/>
+        </w:rPr>
+      </w:pPr>
+      <w:r>
+        <w:rPr>
+          <w:rFonts w:ascii="Menlo" w:hAnsi="Menlo" w:cs="Menlo"/>
+          <w:color w:val="6A9955"/>
+          <w:sz w:val="18"/>
+          <w:szCs w:val="18"/>
+        </w:rPr>
+        <w:t># 11. This is used for Flink -&gt; Paimon table on S3 direct.</w:t>
+      </w:r>
+    </w:p>
+    <w:p>
+      <w:pPr>
+        <w:shd w:val="clear" w:color="auto" w:fill="1F1F1F"/>
+        <w:spacing w:line="270" w:lineRule="atLeast"/>
+        <w:rPr>
+          <w:rFonts w:ascii="Menlo" w:hAnsi="Menlo" w:cs="Menlo"/>
+          <w:color w:val="CCCCCC"/>
+          <w:sz w:val="18"/>
+          <w:szCs w:val="18"/>
+        </w:rPr>
+      </w:pPr>
+      <w:r>
+        <w:rPr>
+          <w:rFonts w:ascii="Menlo" w:hAnsi="Menlo" w:cs="Menlo"/>
+          <w:color w:val="569CD6"/>
+          <w:sz w:val="18"/>
+          <w:szCs w:val="18"/>
+        </w:rPr>
+        <w:t>RUN</w:t>
+      </w:r>
+      <w:r>
+        <w:rPr>
+          <w:rFonts w:ascii="Menlo" w:hAnsi="Menlo" w:cs="Menlo"/>
+          <w:color w:val="CCCCCC"/>
+          <w:sz w:val="18"/>
+          <w:szCs w:val="18"/>
+        </w:rPr>
+        <w:t xml:space="preserve"> echo </w:t>
+      </w:r>
+      <w:r>
+        <w:rPr>
+          <w:rFonts w:ascii="Menlo" w:hAnsi="Menlo" w:cs="Menlo"/>
+          <w:color w:val="CE9178"/>
+          <w:sz w:val="18"/>
+          <w:szCs w:val="18"/>
+        </w:rPr>
+        <w:t>"-&gt; Install JARs: Dependencies for Paimon, included is S3 dependencies"</w:t>
+      </w:r>
+    </w:p>
+    <w:p>
+      <w:pPr>
+        <w:shd w:val="clear" w:color="auto" w:fill="1F1F1F"/>
+        <w:spacing w:line="270" w:lineRule="atLeast"/>
+        <w:rPr>
+          <w:rFonts w:ascii="Menlo" w:hAnsi="Menlo" w:cs="Menlo"/>
+          <w:color w:val="CCCCCC"/>
+          <w:sz w:val="18"/>
+          <w:szCs w:val="18"/>
+        </w:rPr>
+      </w:pPr>
+      <w:r>
+        <w:rPr>
+          <w:rFonts w:ascii="Menlo" w:hAnsi="Menlo" w:cs="Menlo"/>
+          <w:color w:val="569CD6"/>
+          <w:sz w:val="18"/>
+          <w:szCs w:val="18"/>
+        </w:rPr>
+        <w:t>COPY</w:t>
+      </w:r>
+      <w:r>
+        <w:rPr>
+          <w:rFonts w:ascii="Menlo" w:hAnsi="Menlo" w:cs="Menlo"/>
+          <w:color w:val="CCCCCC"/>
+          <w:sz w:val="18"/>
+          <w:szCs w:val="18"/>
+        </w:rPr>
+        <w:t xml:space="preserve"> stage/paimon-flink-${FLINK_VERSION_SHORT}-${PAIMON_VERSION}.jar            ${FLINK_HOME}/lib/</w:t>
+      </w:r>
+    </w:p>
+    <w:p>
+      <w:pPr>
+        <w:shd w:val="clear" w:color="auto" w:fill="1F1F1F"/>
+        <w:spacing w:line="270" w:lineRule="atLeast"/>
+        <w:rPr>
+          <w:rFonts w:ascii="Menlo" w:hAnsi="Menlo" w:cs="Menlo"/>
+          <w:color w:val="CCCCCC"/>
+          <w:sz w:val="18"/>
+          <w:szCs w:val="18"/>
+        </w:rPr>
+      </w:pPr>
+      <w:r>
+        <w:rPr>
+          <w:rFonts w:ascii="Menlo" w:hAnsi="Menlo" w:cs="Menlo"/>
+          <w:color w:val="569CD6"/>
+          <w:sz w:val="18"/>
+          <w:szCs w:val="18"/>
+        </w:rPr>
+        <w:t>COPY</w:t>
+      </w:r>
+      <w:r>
+        <w:rPr>
+          <w:rFonts w:ascii="Menlo" w:hAnsi="Menlo" w:cs="Menlo"/>
+          <w:color w:val="CCCCCC"/>
+          <w:sz w:val="18"/>
+          <w:szCs w:val="18"/>
+        </w:rPr>
+        <w:t xml:space="preserve"> stage/paimon-s3-${PAIMON_VERSION}.jar                                      ${FLINK_HOME}/lib/</w:t>
+      </w:r>
+    </w:p>
+    <w:p>
+      <w:pPr>
+        <w:shd w:val="clear" w:color="auto" w:fill="1F1F1F"/>
+        <w:spacing w:after="240" w:line="270" w:lineRule="atLeast"/>
+        <w:rPr>
+          <w:rFonts w:ascii="Menlo" w:hAnsi="Menlo" w:cs="Menlo"/>
+          <w:color w:val="CCCCCC"/>
+          <w:sz w:val="18"/>
+          <w:szCs w:val="18"/>
+        </w:rPr>
+      </w:pPr>
+    </w:p>
+    <w:p>
+      <w:pPr>
+        <w:shd w:val="clear" w:color="auto" w:fill="1F1F1F"/>
+        <w:spacing w:line="270" w:lineRule="atLeast"/>
+        <w:rPr>
+          <w:rFonts w:ascii="Menlo" w:hAnsi="Menlo" w:cs="Menlo"/>
+          <w:color w:val="6A9955"/>
+          <w:sz w:val="18"/>
+          <w:szCs w:val="18"/>
+        </w:rPr>
+      </w:pPr>
+      <w:r>
+        <w:rPr>
+          <w:rFonts w:ascii="Menlo" w:hAnsi="Menlo" w:cs="Menlo"/>
+          <w:color w:val="6A9955"/>
+          <w:sz w:val="18"/>
+          <w:szCs w:val="18"/>
+        </w:rPr>
+        <w:t xml:space="preserve"># Using single Image for both the Fluss to FS (devlab0) and Fluss to </w:t>
+      </w:r>
+      <w:proofErr w:type="spellStart"/>
+      <w:r>
+        <w:rPr>
+          <w:rFonts w:ascii="Menlo" w:hAnsi="Menlo" w:cs="Menlo"/>
+          <w:color w:val="6A9955"/>
+          <w:sz w:val="18"/>
+          <w:szCs w:val="18"/>
+        </w:rPr>
+        <w:t>MinIO</w:t>
+      </w:r>
+      <w:proofErr w:type="spellEnd"/>
+      <w:r>
+        <w:rPr>
+          <w:rFonts w:ascii="Menlo" w:hAnsi="Menlo" w:cs="Menlo"/>
+          <w:color w:val="6A9955"/>
+          <w:sz w:val="18"/>
+          <w:szCs w:val="18"/>
+        </w:rPr>
+        <w:t>/S3 (devlab1) examples.</w:t>
+      </w:r>
+      <w:r>
+        <w:rPr>
+          <w:rFonts w:ascii="Menlo" w:hAnsi="Menlo" w:cs="Menlo"/>
+          <w:color w:val="6A9955"/>
+          <w:sz w:val="18"/>
+          <w:szCs w:val="18"/>
+        </w:rPr>
+        <w:t xml:space="preserve"> This requires us to tell the image how to connect to our Object store, ye… I know I’m hard coding credentials here…</w:t>
+      </w:r>
+    </w:p>
+    <w:p>
+      <w:pPr>
+        <w:shd w:val="clear" w:color="auto" w:fill="1F1F1F"/>
+        <w:spacing w:line="270" w:lineRule="atLeast"/>
+        <w:rPr>
+          <w:rFonts w:ascii="Menlo" w:hAnsi="Menlo" w:cs="Menlo"/>
+          <w:color w:val="CCCCCC"/>
+          <w:sz w:val="18"/>
+          <w:szCs w:val="18"/>
+        </w:rPr>
+      </w:pPr>
+    </w:p>
+    <w:p>
+      <w:pPr>
+        <w:shd w:val="clear" w:color="auto" w:fill="1F1F1F"/>
+        <w:spacing w:line="270" w:lineRule="atLeast"/>
+        <w:rPr>
+          <w:rFonts w:ascii="Menlo" w:hAnsi="Menlo" w:cs="Menlo"/>
+          <w:color w:val="CCCCCC"/>
+          <w:sz w:val="18"/>
+          <w:szCs w:val="18"/>
+        </w:rPr>
+      </w:pPr>
+      <w:r>
+        <w:rPr>
+          <w:rFonts w:ascii="Menlo" w:hAnsi="Menlo" w:cs="Menlo"/>
+          <w:color w:val="6A9955"/>
+          <w:sz w:val="18"/>
+          <w:szCs w:val="18"/>
+        </w:rPr>
+        <w:t># 12. Hadoop Configuration for S3A (</w:t>
+      </w:r>
+      <w:proofErr w:type="spellStart"/>
+      <w:r>
+        <w:rPr>
+          <w:rFonts w:ascii="Menlo" w:hAnsi="Menlo" w:cs="Menlo"/>
+          <w:color w:val="6A9955"/>
+          <w:sz w:val="18"/>
+          <w:szCs w:val="18"/>
+        </w:rPr>
+        <w:t>MinIO</w:t>
+      </w:r>
+      <w:proofErr w:type="spellEnd"/>
+      <w:r>
+        <w:rPr>
+          <w:rFonts w:ascii="Menlo" w:hAnsi="Menlo" w:cs="Menlo"/>
+          <w:color w:val="6A9955"/>
+          <w:sz w:val="18"/>
+          <w:szCs w:val="18"/>
+        </w:rPr>
+        <w:t>)</w:t>
+      </w:r>
+    </w:p>
+    <w:p>
+      <w:pPr>
+        <w:shd w:val="clear" w:color="auto" w:fill="1F1F1F"/>
+        <w:spacing w:line="270" w:lineRule="atLeast"/>
+        <w:rPr>
+          <w:rFonts w:ascii="Menlo" w:hAnsi="Menlo" w:cs="Menlo"/>
+          <w:color w:val="CCCCCC"/>
+          <w:sz w:val="18"/>
+          <w:szCs w:val="18"/>
+        </w:rPr>
+      </w:pPr>
+      <w:r>
+        <w:rPr>
+          <w:rFonts w:ascii="Menlo" w:hAnsi="Menlo" w:cs="Menlo"/>
+          <w:color w:val="569CD6"/>
+          <w:sz w:val="18"/>
+          <w:szCs w:val="18"/>
+        </w:rPr>
+        <w:t>RUN</w:t>
+      </w:r>
+      <w:r>
+        <w:rPr>
+          <w:rFonts w:ascii="Menlo" w:hAnsi="Menlo" w:cs="Menlo"/>
+          <w:color w:val="CCCCCC"/>
+          <w:sz w:val="18"/>
+          <w:szCs w:val="18"/>
+        </w:rPr>
+        <w:t xml:space="preserve"> echo </w:t>
+      </w:r>
+      <w:r>
+        <w:rPr>
+          <w:rFonts w:ascii="Menlo" w:hAnsi="Menlo" w:cs="Menlo"/>
+          <w:color w:val="CE9178"/>
+          <w:sz w:val="18"/>
+          <w:szCs w:val="18"/>
+        </w:rPr>
+        <w:t>"--&gt; Create Hadoop Configuration"</w:t>
+      </w:r>
+      <w:r>
+        <w:rPr>
+          <w:rFonts w:ascii="Menlo" w:hAnsi="Menlo" w:cs="Menlo"/>
+          <w:color w:val="CCCCCC"/>
+          <w:sz w:val="18"/>
+          <w:szCs w:val="18"/>
+        </w:rPr>
+        <w:t xml:space="preserve"> &amp;&amp; \</w:t>
+      </w:r>
+    </w:p>
+    <w:p>
+      <w:pPr>
+        <w:shd w:val="clear" w:color="auto" w:fill="1F1F1F"/>
+        <w:spacing w:line="270" w:lineRule="atLeast"/>
+        <w:rPr>
+          <w:rFonts w:ascii="Menlo" w:hAnsi="Menlo" w:cs="Menlo"/>
+          <w:color w:val="CCCCCC"/>
+          <w:sz w:val="18"/>
+          <w:szCs w:val="18"/>
+        </w:rPr>
+      </w:pPr>
+      <w:r>
+        <w:rPr>
+          <w:rFonts w:ascii="Menlo" w:hAnsi="Menlo" w:cs="Menlo"/>
+          <w:color w:val="CCCCCC"/>
+          <w:sz w:val="18"/>
+          <w:szCs w:val="18"/>
+        </w:rPr>
+        <w:t xml:space="preserve">    cat &gt; ${HIVE_HOME}/core-site.xml &lt;&lt;</w:t>
+      </w:r>
+      <w:r>
+        <w:rPr>
+          <w:rFonts w:ascii="Menlo" w:hAnsi="Menlo" w:cs="Menlo"/>
+          <w:color w:val="CE9178"/>
+          <w:sz w:val="18"/>
+          <w:szCs w:val="18"/>
+        </w:rPr>
+        <w:t>'EOF'</w:t>
+      </w:r>
+    </w:p>
+    <w:p>
+      <w:pPr>
+        <w:shd w:val="clear" w:color="auto" w:fill="1F1F1F"/>
+        <w:spacing w:line="270" w:lineRule="atLeast"/>
+        <w:rPr>
+          <w:rFonts w:ascii="Menlo" w:hAnsi="Menlo" w:cs="Menlo"/>
+          <w:color w:val="CCCCCC"/>
+          <w:sz w:val="18"/>
+          <w:szCs w:val="18"/>
+        </w:rPr>
+      </w:pPr>
+      <w:r>
+        <w:rPr>
+          <w:rFonts w:ascii="Menlo" w:hAnsi="Menlo" w:cs="Menlo"/>
+          <w:color w:val="CCCCCC"/>
+          <w:sz w:val="18"/>
+          <w:szCs w:val="18"/>
+        </w:rPr>
+        <w:t>&lt;?xml version=</w:t>
+      </w:r>
+      <w:r>
+        <w:rPr>
+          <w:rFonts w:ascii="Menlo" w:hAnsi="Menlo" w:cs="Menlo"/>
+          <w:color w:val="CE9178"/>
+          <w:sz w:val="18"/>
+          <w:szCs w:val="18"/>
+        </w:rPr>
+        <w:t>"1.0"</w:t>
+      </w:r>
+      <w:r>
+        <w:rPr>
+          <w:rFonts w:ascii="Menlo" w:hAnsi="Menlo" w:cs="Menlo"/>
+          <w:color w:val="CCCCCC"/>
+          <w:sz w:val="18"/>
+          <w:szCs w:val="18"/>
+        </w:rPr>
+        <w:t xml:space="preserve"> encoding=</w:t>
+      </w:r>
+      <w:r>
+        <w:rPr>
+          <w:rFonts w:ascii="Menlo" w:hAnsi="Menlo" w:cs="Menlo"/>
+          <w:color w:val="CE9178"/>
+          <w:sz w:val="18"/>
+          <w:szCs w:val="18"/>
+        </w:rPr>
+        <w:t>"UTF-8"</w:t>
+      </w:r>
+      <w:r>
+        <w:rPr>
+          <w:rFonts w:ascii="Menlo" w:hAnsi="Menlo" w:cs="Menlo"/>
+          <w:color w:val="CCCCCC"/>
+          <w:sz w:val="18"/>
+          <w:szCs w:val="18"/>
+        </w:rPr>
+        <w:t>?&gt;</w:t>
+      </w:r>
+    </w:p>
+    <w:p>
+      <w:pPr>
+        <w:shd w:val="clear" w:color="auto" w:fill="1F1F1F"/>
+        <w:spacing w:line="270" w:lineRule="atLeast"/>
+        <w:rPr>
+          <w:rFonts w:ascii="Menlo" w:hAnsi="Menlo" w:cs="Menlo"/>
+          <w:color w:val="CCCCCC"/>
+          <w:sz w:val="18"/>
+          <w:szCs w:val="18"/>
+        </w:rPr>
+      </w:pPr>
+      <w:r>
+        <w:rPr>
+          <w:rFonts w:ascii="Menlo" w:hAnsi="Menlo" w:cs="Menlo"/>
+          <w:color w:val="CCCCCC"/>
+          <w:sz w:val="18"/>
+          <w:szCs w:val="18"/>
+        </w:rPr>
+        <w:t>&lt;configuration&gt;</w:t>
+      </w:r>
+    </w:p>
+    <w:p>
+      <w:pPr>
+        <w:shd w:val="clear" w:color="auto" w:fill="1F1F1F"/>
+        <w:spacing w:line="270" w:lineRule="atLeast"/>
+        <w:rPr>
+          <w:rFonts w:ascii="Menlo" w:hAnsi="Menlo" w:cs="Menlo"/>
+          <w:color w:val="CCCCCC"/>
+          <w:sz w:val="18"/>
+          <w:szCs w:val="18"/>
+        </w:rPr>
+      </w:pPr>
+      <w:r>
+        <w:rPr>
+          <w:rFonts w:ascii="Menlo" w:hAnsi="Menlo" w:cs="Menlo"/>
+          <w:color w:val="CCCCCC"/>
+          <w:sz w:val="18"/>
+          <w:szCs w:val="18"/>
+        </w:rPr>
+        <w:t xml:space="preserve">    &lt;property&gt;</w:t>
+      </w:r>
+    </w:p>
+    <w:p>
+      <w:pPr>
+        <w:shd w:val="clear" w:color="auto" w:fill="1F1F1F"/>
+        <w:spacing w:line="270" w:lineRule="atLeast"/>
+        <w:rPr>
+          <w:rFonts w:ascii="Menlo" w:hAnsi="Menlo" w:cs="Menlo"/>
+          <w:color w:val="CCCCCC"/>
+          <w:sz w:val="18"/>
+          <w:szCs w:val="18"/>
+        </w:rPr>
+      </w:pPr>
+      <w:r>
+        <w:rPr>
+          <w:rFonts w:ascii="Menlo" w:hAnsi="Menlo" w:cs="Menlo"/>
+          <w:color w:val="CCCCCC"/>
+          <w:sz w:val="18"/>
+          <w:szCs w:val="18"/>
+        </w:rPr>
+        <w:t xml:space="preserve">        &lt;name&gt;fs.s3a.endpoint&lt;/name&gt;</w:t>
+      </w:r>
+    </w:p>
+    <w:p>
+      <w:pPr>
+        <w:shd w:val="clear" w:color="auto" w:fill="1F1F1F"/>
+        <w:spacing w:line="270" w:lineRule="atLeast"/>
+        <w:rPr>
+          <w:rFonts w:ascii="Menlo" w:hAnsi="Menlo" w:cs="Menlo"/>
+          <w:color w:val="CCCCCC"/>
+          <w:sz w:val="18"/>
+          <w:szCs w:val="18"/>
+        </w:rPr>
+      </w:pPr>
+      <w:r>
+        <w:rPr>
+          <w:rFonts w:ascii="Menlo" w:hAnsi="Menlo" w:cs="Menlo"/>
+          <w:color w:val="CCCCCC"/>
+          <w:sz w:val="18"/>
+          <w:szCs w:val="18"/>
+        </w:rPr>
+        <w:t xml:space="preserve">        &lt;value&gt;http://minio:9000&lt;/value&gt;</w:t>
+      </w:r>
+    </w:p>
+    <w:p>
+      <w:pPr>
+        <w:shd w:val="clear" w:color="auto" w:fill="1F1F1F"/>
+        <w:spacing w:line="270" w:lineRule="atLeast"/>
+        <w:rPr>
+          <w:rFonts w:ascii="Menlo" w:hAnsi="Menlo" w:cs="Menlo"/>
+          <w:color w:val="CCCCCC"/>
+          <w:sz w:val="18"/>
+          <w:szCs w:val="18"/>
+        </w:rPr>
+      </w:pPr>
+      <w:r>
+        <w:rPr>
+          <w:rFonts w:ascii="Menlo" w:hAnsi="Menlo" w:cs="Menlo"/>
+          <w:color w:val="CCCCCC"/>
+          <w:sz w:val="18"/>
+          <w:szCs w:val="18"/>
+        </w:rPr>
+        <w:t xml:space="preserve">    &lt;/property&gt;</w:t>
+      </w:r>
+    </w:p>
+    <w:p>
+      <w:pPr>
+        <w:shd w:val="clear" w:color="auto" w:fill="1F1F1F"/>
+        <w:spacing w:line="270" w:lineRule="atLeast"/>
+        <w:rPr>
+          <w:rFonts w:ascii="Menlo" w:hAnsi="Menlo" w:cs="Menlo"/>
+          <w:color w:val="CCCCCC"/>
+          <w:sz w:val="18"/>
+          <w:szCs w:val="18"/>
+        </w:rPr>
+      </w:pPr>
+      <w:r>
+        <w:rPr>
+          <w:rFonts w:ascii="Menlo" w:hAnsi="Menlo" w:cs="Menlo"/>
+          <w:color w:val="CCCCCC"/>
+          <w:sz w:val="18"/>
+          <w:szCs w:val="18"/>
+        </w:rPr>
+        <w:t xml:space="preserve">    &lt;property&gt;</w:t>
+      </w:r>
+    </w:p>
+    <w:p>
+      <w:pPr>
+        <w:shd w:val="clear" w:color="auto" w:fill="1F1F1F"/>
+        <w:spacing w:line="270" w:lineRule="atLeast"/>
+        <w:rPr>
+          <w:rFonts w:ascii="Menlo" w:hAnsi="Menlo" w:cs="Menlo"/>
+          <w:color w:val="CCCCCC"/>
+          <w:sz w:val="18"/>
+          <w:szCs w:val="18"/>
+        </w:rPr>
+      </w:pPr>
+      <w:r>
+        <w:rPr>
+          <w:rFonts w:ascii="Menlo" w:hAnsi="Menlo" w:cs="Menlo"/>
+          <w:color w:val="CCCCCC"/>
+          <w:sz w:val="18"/>
+          <w:szCs w:val="18"/>
+        </w:rPr>
+        <w:t xml:space="preserve">        &lt;name&gt;fs.s3a.access.key&lt;/name&gt;</w:t>
+      </w:r>
+    </w:p>
+    <w:p>
+      <w:pPr>
+        <w:shd w:val="clear" w:color="auto" w:fill="1F1F1F"/>
+        <w:spacing w:line="270" w:lineRule="atLeast"/>
+        <w:rPr>
+          <w:rFonts w:ascii="Menlo" w:hAnsi="Menlo" w:cs="Menlo"/>
+          <w:color w:val="CCCCCC"/>
+          <w:sz w:val="18"/>
+          <w:szCs w:val="18"/>
+        </w:rPr>
+      </w:pPr>
+      <w:r>
+        <w:rPr>
+          <w:rFonts w:ascii="Menlo" w:hAnsi="Menlo" w:cs="Menlo"/>
+          <w:color w:val="CCCCCC"/>
+          <w:sz w:val="18"/>
+          <w:szCs w:val="18"/>
+        </w:rPr>
+        <w:t xml:space="preserve">        &lt;value&gt;</w:t>
+      </w:r>
+      <w:proofErr w:type="spellStart"/>
+      <w:r>
+        <w:rPr>
+          <w:rFonts w:ascii="Menlo" w:hAnsi="Menlo" w:cs="Menlo"/>
+          <w:color w:val="CCCCCC"/>
+          <w:sz w:val="18"/>
+          <w:szCs w:val="18"/>
+        </w:rPr>
+        <w:t>mnadmin</w:t>
+      </w:r>
+      <w:proofErr w:type="spellEnd"/>
+      <w:r>
+        <w:rPr>
+          <w:rFonts w:ascii="Menlo" w:hAnsi="Menlo" w:cs="Menlo"/>
+          <w:color w:val="CCCCCC"/>
+          <w:sz w:val="18"/>
+          <w:szCs w:val="18"/>
+        </w:rPr>
+        <w:t>&lt;/value&gt;</w:t>
+      </w:r>
+    </w:p>
+    <w:p>
+      <w:pPr>
+        <w:shd w:val="clear" w:color="auto" w:fill="1F1F1F"/>
+        <w:spacing w:line="270" w:lineRule="atLeast"/>
+        <w:rPr>
+          <w:rFonts w:ascii="Menlo" w:hAnsi="Menlo" w:cs="Menlo"/>
+          <w:color w:val="CCCCCC"/>
+          <w:sz w:val="18"/>
+          <w:szCs w:val="18"/>
+        </w:rPr>
+      </w:pPr>
+      <w:r>
+        <w:rPr>
+          <w:rFonts w:ascii="Menlo" w:hAnsi="Menlo" w:cs="Menlo"/>
+          <w:color w:val="CCCCCC"/>
+          <w:sz w:val="18"/>
+          <w:szCs w:val="18"/>
+        </w:rPr>
+        <w:t xml:space="preserve">    &lt;/property&gt;</w:t>
+      </w:r>
+    </w:p>
+    <w:p>
+      <w:pPr>
+        <w:shd w:val="clear" w:color="auto" w:fill="1F1F1F"/>
+        <w:spacing w:line="270" w:lineRule="atLeast"/>
+        <w:rPr>
+          <w:rFonts w:ascii="Menlo" w:hAnsi="Menlo" w:cs="Menlo"/>
+          <w:color w:val="CCCCCC"/>
+          <w:sz w:val="18"/>
+          <w:szCs w:val="18"/>
+        </w:rPr>
+      </w:pPr>
+      <w:r>
+        <w:rPr>
+          <w:rFonts w:ascii="Menlo" w:hAnsi="Menlo" w:cs="Menlo"/>
+          <w:color w:val="CCCCCC"/>
+          <w:sz w:val="18"/>
+          <w:szCs w:val="18"/>
+        </w:rPr>
+        <w:t xml:space="preserve">    &lt;property&gt;</w:t>
+      </w:r>
+    </w:p>
+    <w:p>
+      <w:pPr>
+        <w:shd w:val="clear" w:color="auto" w:fill="1F1F1F"/>
+        <w:spacing w:line="270" w:lineRule="atLeast"/>
+        <w:rPr>
+          <w:rFonts w:ascii="Menlo" w:hAnsi="Menlo" w:cs="Menlo"/>
+          <w:color w:val="CCCCCC"/>
+          <w:sz w:val="18"/>
+          <w:szCs w:val="18"/>
+        </w:rPr>
+      </w:pPr>
+      <w:r>
+        <w:rPr>
+          <w:rFonts w:ascii="Menlo" w:hAnsi="Menlo" w:cs="Menlo"/>
+          <w:color w:val="CCCCCC"/>
+          <w:sz w:val="18"/>
+          <w:szCs w:val="18"/>
+        </w:rPr>
+        <w:t xml:space="preserve">        &lt;name&gt;fs.s3a.secret.key&lt;/name&gt;</w:t>
+      </w:r>
+    </w:p>
+    <w:p>
+      <w:pPr>
+        <w:shd w:val="clear" w:color="auto" w:fill="1F1F1F"/>
+        <w:spacing w:line="270" w:lineRule="atLeast"/>
+        <w:rPr>
+          <w:rFonts w:ascii="Menlo" w:hAnsi="Menlo" w:cs="Menlo"/>
+          <w:color w:val="CCCCCC"/>
+          <w:sz w:val="18"/>
+          <w:szCs w:val="18"/>
+        </w:rPr>
+      </w:pPr>
+      <w:r>
+        <w:rPr>
+          <w:rFonts w:ascii="Menlo" w:hAnsi="Menlo" w:cs="Menlo"/>
+          <w:color w:val="CCCCCC"/>
+          <w:sz w:val="18"/>
+          <w:szCs w:val="18"/>
+        </w:rPr>
+        <w:t xml:space="preserve">        &lt;value&gt;</w:t>
+      </w:r>
+      <w:proofErr w:type="spellStart"/>
+      <w:r>
+        <w:rPr>
+          <w:rFonts w:ascii="Menlo" w:hAnsi="Menlo" w:cs="Menlo"/>
+          <w:color w:val="CCCCCC"/>
+          <w:sz w:val="18"/>
+          <w:szCs w:val="18"/>
+        </w:rPr>
+        <w:t>mnpassword</w:t>
+      </w:r>
+      <w:proofErr w:type="spellEnd"/>
+      <w:r>
+        <w:rPr>
+          <w:rFonts w:ascii="Menlo" w:hAnsi="Menlo" w:cs="Menlo"/>
+          <w:color w:val="CCCCCC"/>
+          <w:sz w:val="18"/>
+          <w:szCs w:val="18"/>
+        </w:rPr>
+        <w:t>&lt;/value&gt;</w:t>
+      </w:r>
+    </w:p>
+    <w:p>
+      <w:pPr>
+        <w:shd w:val="clear" w:color="auto" w:fill="1F1F1F"/>
+        <w:spacing w:line="270" w:lineRule="atLeast"/>
+        <w:rPr>
+          <w:rFonts w:ascii="Menlo" w:hAnsi="Menlo" w:cs="Menlo"/>
+          <w:color w:val="CCCCCC"/>
+          <w:sz w:val="18"/>
+          <w:szCs w:val="18"/>
+        </w:rPr>
+      </w:pPr>
+      <w:r>
+        <w:rPr>
+          <w:rFonts w:ascii="Menlo" w:hAnsi="Menlo" w:cs="Menlo"/>
+          <w:color w:val="CCCCCC"/>
+          <w:sz w:val="18"/>
+          <w:szCs w:val="18"/>
+        </w:rPr>
+        <w:t xml:space="preserve">    &lt;/property&gt;</w:t>
+      </w:r>
+    </w:p>
+    <w:p>
+      <w:pPr>
+        <w:shd w:val="clear" w:color="auto" w:fill="1F1F1F"/>
+        <w:spacing w:line="270" w:lineRule="atLeast"/>
+        <w:rPr>
+          <w:rFonts w:ascii="Menlo" w:hAnsi="Menlo" w:cs="Menlo"/>
+          <w:color w:val="CCCCCC"/>
+          <w:sz w:val="18"/>
+          <w:szCs w:val="18"/>
+        </w:rPr>
+      </w:pPr>
+      <w:r>
+        <w:rPr>
+          <w:rFonts w:ascii="Menlo" w:hAnsi="Menlo" w:cs="Menlo"/>
+          <w:color w:val="CCCCCC"/>
+          <w:sz w:val="18"/>
+          <w:szCs w:val="18"/>
+        </w:rPr>
+        <w:t xml:space="preserve">    &lt;property&gt;</w:t>
+      </w:r>
+    </w:p>
+    <w:p>
+      <w:pPr>
+        <w:shd w:val="clear" w:color="auto" w:fill="1F1F1F"/>
+        <w:spacing w:line="270" w:lineRule="atLeast"/>
+        <w:rPr>
+          <w:rFonts w:ascii="Menlo" w:hAnsi="Menlo" w:cs="Menlo"/>
+          <w:color w:val="CCCCCC"/>
+          <w:sz w:val="18"/>
+          <w:szCs w:val="18"/>
+        </w:rPr>
+      </w:pPr>
+      <w:r>
+        <w:rPr>
+          <w:rFonts w:ascii="Menlo" w:hAnsi="Menlo" w:cs="Menlo"/>
+          <w:color w:val="CCCCCC"/>
+          <w:sz w:val="18"/>
+          <w:szCs w:val="18"/>
+        </w:rPr>
+        <w:t xml:space="preserve">        &lt;name&gt;fs.s3a.path.style.access&lt;/name&gt;</w:t>
+      </w:r>
+    </w:p>
+    <w:p>
+      <w:pPr>
+        <w:shd w:val="clear" w:color="auto" w:fill="1F1F1F"/>
+        <w:spacing w:line="270" w:lineRule="atLeast"/>
+        <w:rPr>
+          <w:rFonts w:ascii="Menlo" w:hAnsi="Menlo" w:cs="Menlo"/>
+          <w:color w:val="CCCCCC"/>
+          <w:sz w:val="18"/>
+          <w:szCs w:val="18"/>
+        </w:rPr>
+      </w:pPr>
+      <w:r>
+        <w:rPr>
+          <w:rFonts w:ascii="Menlo" w:hAnsi="Menlo" w:cs="Menlo"/>
+          <w:color w:val="CCCCCC"/>
+          <w:sz w:val="18"/>
+          <w:szCs w:val="18"/>
+        </w:rPr>
+        <w:t xml:space="preserve">        &lt;value&gt;true&lt;/value&gt;</w:t>
+      </w:r>
+    </w:p>
+    <w:p>
+      <w:pPr>
+        <w:shd w:val="clear" w:color="auto" w:fill="1F1F1F"/>
+        <w:spacing w:line="270" w:lineRule="atLeast"/>
+        <w:rPr>
+          <w:rFonts w:ascii="Menlo" w:hAnsi="Menlo" w:cs="Menlo"/>
+          <w:color w:val="CCCCCC"/>
+          <w:sz w:val="18"/>
+          <w:szCs w:val="18"/>
+        </w:rPr>
+      </w:pPr>
+      <w:r>
+        <w:rPr>
+          <w:rFonts w:ascii="Menlo" w:hAnsi="Menlo" w:cs="Menlo"/>
+          <w:color w:val="CCCCCC"/>
+          <w:sz w:val="18"/>
+          <w:szCs w:val="18"/>
+        </w:rPr>
+        <w:t xml:space="preserve">    &lt;/property&gt;</w:t>
+      </w:r>
+    </w:p>
+    <w:p>
+      <w:pPr>
+        <w:shd w:val="clear" w:color="auto" w:fill="1F1F1F"/>
+        <w:spacing w:line="270" w:lineRule="atLeast"/>
+        <w:rPr>
+          <w:rFonts w:ascii="Menlo" w:hAnsi="Menlo" w:cs="Menlo"/>
+          <w:color w:val="CCCCCC"/>
+          <w:sz w:val="18"/>
+          <w:szCs w:val="18"/>
+        </w:rPr>
+      </w:pPr>
+      <w:r>
+        <w:rPr>
+          <w:rFonts w:ascii="Menlo" w:hAnsi="Menlo" w:cs="Menlo"/>
+          <w:color w:val="CCCCCC"/>
+          <w:sz w:val="18"/>
+          <w:szCs w:val="18"/>
+        </w:rPr>
+        <w:t xml:space="preserve">    &lt;property&gt;</w:t>
+      </w:r>
+    </w:p>
+    <w:p>
+      <w:pPr>
+        <w:shd w:val="clear" w:color="auto" w:fill="1F1F1F"/>
+        <w:spacing w:line="270" w:lineRule="atLeast"/>
+        <w:rPr>
+          <w:rFonts w:ascii="Menlo" w:hAnsi="Menlo" w:cs="Menlo"/>
+          <w:color w:val="CCCCCC"/>
+          <w:sz w:val="18"/>
+          <w:szCs w:val="18"/>
+        </w:rPr>
+      </w:pPr>
+      <w:r>
+        <w:rPr>
+          <w:rFonts w:ascii="Menlo" w:hAnsi="Menlo" w:cs="Menlo"/>
+          <w:color w:val="CCCCCC"/>
+          <w:sz w:val="18"/>
+          <w:szCs w:val="18"/>
+        </w:rPr>
+        <w:t xml:space="preserve">        &lt;name&gt;fs.s3a.connection.ssl.enabled&lt;/name&gt;</w:t>
+      </w:r>
+    </w:p>
+    <w:p>
+      <w:pPr>
+        <w:shd w:val="clear" w:color="auto" w:fill="1F1F1F"/>
+        <w:spacing w:line="270" w:lineRule="atLeast"/>
+        <w:rPr>
+          <w:rFonts w:ascii="Menlo" w:hAnsi="Menlo" w:cs="Menlo"/>
+          <w:color w:val="CCCCCC"/>
+          <w:sz w:val="18"/>
+          <w:szCs w:val="18"/>
+        </w:rPr>
+      </w:pPr>
+      <w:r>
+        <w:rPr>
+          <w:rFonts w:ascii="Menlo" w:hAnsi="Menlo" w:cs="Menlo"/>
+          <w:color w:val="CCCCCC"/>
+          <w:sz w:val="18"/>
+          <w:szCs w:val="18"/>
+        </w:rPr>
+        <w:lastRenderedPageBreak/>
+        <w:t xml:space="preserve">        &lt;value&gt;false&lt;/value&gt;</w:t>
+      </w:r>
+    </w:p>
+    <w:p>
+      <w:pPr>
+        <w:shd w:val="clear" w:color="auto" w:fill="1F1F1F"/>
+        <w:spacing w:line="270" w:lineRule="atLeast"/>
+        <w:rPr>
+          <w:rFonts w:ascii="Menlo" w:hAnsi="Menlo" w:cs="Menlo"/>
+          <w:color w:val="CCCCCC"/>
+          <w:sz w:val="18"/>
+          <w:szCs w:val="18"/>
+        </w:rPr>
+      </w:pPr>
+      <w:r>
+        <w:rPr>
+          <w:rFonts w:ascii="Menlo" w:hAnsi="Menlo" w:cs="Menlo"/>
+          <w:color w:val="CCCCCC"/>
+          <w:sz w:val="18"/>
+          <w:szCs w:val="18"/>
+        </w:rPr>
+        <w:t xml:space="preserve">    &lt;/property&gt;</w:t>
+      </w:r>
+    </w:p>
+    <w:p>
+      <w:pPr>
+        <w:shd w:val="clear" w:color="auto" w:fill="1F1F1F"/>
+        <w:spacing w:line="270" w:lineRule="atLeast"/>
+        <w:rPr>
+          <w:rFonts w:ascii="Menlo" w:hAnsi="Menlo" w:cs="Menlo"/>
+          <w:color w:val="CCCCCC"/>
+          <w:sz w:val="18"/>
+          <w:szCs w:val="18"/>
+        </w:rPr>
+      </w:pPr>
+      <w:r>
+        <w:rPr>
+          <w:rFonts w:ascii="Menlo" w:hAnsi="Menlo" w:cs="Menlo"/>
+          <w:color w:val="CCCCCC"/>
+          <w:sz w:val="18"/>
+          <w:szCs w:val="18"/>
+        </w:rPr>
+        <w:t xml:space="preserve">    &lt;property&gt;</w:t>
+      </w:r>
+    </w:p>
+    <w:p>
+      <w:pPr>
+        <w:shd w:val="clear" w:color="auto" w:fill="1F1F1F"/>
+        <w:spacing w:line="270" w:lineRule="atLeast"/>
+        <w:rPr>
+          <w:rFonts w:ascii="Menlo" w:hAnsi="Menlo" w:cs="Menlo"/>
+          <w:color w:val="CCCCCC"/>
+          <w:sz w:val="18"/>
+          <w:szCs w:val="18"/>
+        </w:rPr>
+      </w:pPr>
+      <w:r>
+        <w:rPr>
+          <w:rFonts w:ascii="Menlo" w:hAnsi="Menlo" w:cs="Menlo"/>
+          <w:color w:val="CCCCCC"/>
+          <w:sz w:val="18"/>
+          <w:szCs w:val="18"/>
+        </w:rPr>
+        <w:t xml:space="preserve">        &lt;name&gt;fs.s3a.impl&lt;/name&gt;</w:t>
+      </w:r>
+    </w:p>
+    <w:p>
+      <w:pPr>
+        <w:shd w:val="clear" w:color="auto" w:fill="1F1F1F"/>
+        <w:spacing w:line="270" w:lineRule="atLeast"/>
+        <w:rPr>
+          <w:rFonts w:ascii="Menlo" w:hAnsi="Menlo" w:cs="Menlo"/>
+          <w:color w:val="CCCCCC"/>
+          <w:sz w:val="18"/>
+          <w:szCs w:val="18"/>
+        </w:rPr>
+      </w:pPr>
+      <w:r>
+        <w:rPr>
+          <w:rFonts w:ascii="Menlo" w:hAnsi="Menlo" w:cs="Menlo"/>
+          <w:color w:val="CCCCCC"/>
+          <w:sz w:val="18"/>
+          <w:szCs w:val="18"/>
+        </w:rPr>
+        <w:t xml:space="preserve">        &lt;value&gt;org.apache.hadoop.fs.s3a.S3AFileSystem&lt;/value&gt;</w:t>
+      </w:r>
+    </w:p>
+    <w:p>
+      <w:pPr>
+        <w:shd w:val="clear" w:color="auto" w:fill="1F1F1F"/>
+        <w:spacing w:line="270" w:lineRule="atLeast"/>
+        <w:rPr>
+          <w:rFonts w:ascii="Menlo" w:hAnsi="Menlo" w:cs="Menlo"/>
+          <w:color w:val="CCCCCC"/>
+          <w:sz w:val="18"/>
+          <w:szCs w:val="18"/>
+        </w:rPr>
+      </w:pPr>
+      <w:r>
+        <w:rPr>
+          <w:rFonts w:ascii="Menlo" w:hAnsi="Menlo" w:cs="Menlo"/>
+          <w:color w:val="CCCCCC"/>
+          <w:sz w:val="18"/>
+          <w:szCs w:val="18"/>
+        </w:rPr>
+        <w:t xml:space="preserve">    &lt;/property&gt;</w:t>
+      </w:r>
+    </w:p>
+    <w:p>
+      <w:pPr>
+        <w:shd w:val="clear" w:color="auto" w:fill="1F1F1F"/>
+        <w:spacing w:line="270" w:lineRule="atLeast"/>
+        <w:rPr>
+          <w:rFonts w:ascii="Menlo" w:hAnsi="Menlo" w:cs="Menlo"/>
+          <w:color w:val="CCCCCC"/>
+          <w:sz w:val="18"/>
+          <w:szCs w:val="18"/>
+        </w:rPr>
+      </w:pPr>
+      <w:r>
+        <w:rPr>
+          <w:rFonts w:ascii="Menlo" w:hAnsi="Menlo" w:cs="Menlo"/>
+          <w:color w:val="CCCCCC"/>
+          <w:sz w:val="18"/>
+          <w:szCs w:val="18"/>
+        </w:rPr>
+        <w:t xml:space="preserve">    &lt;property&gt;</w:t>
+      </w:r>
+    </w:p>
+    <w:p>
+      <w:pPr>
+        <w:shd w:val="clear" w:color="auto" w:fill="1F1F1F"/>
+        <w:spacing w:line="270" w:lineRule="atLeast"/>
+        <w:rPr>
+          <w:rFonts w:ascii="Menlo" w:hAnsi="Menlo" w:cs="Menlo"/>
+          <w:color w:val="CCCCCC"/>
+          <w:sz w:val="18"/>
+          <w:szCs w:val="18"/>
+        </w:rPr>
+      </w:pPr>
+      <w:r>
+        <w:rPr>
+          <w:rFonts w:ascii="Menlo" w:hAnsi="Menlo" w:cs="Menlo"/>
+          <w:color w:val="CCCCCC"/>
+          <w:sz w:val="18"/>
+          <w:szCs w:val="18"/>
+        </w:rPr>
+        <w:t xml:space="preserve">        &lt;name&gt;fs.s3a.aws.credentials.provider&lt;/name&gt;</w:t>
+      </w:r>
+    </w:p>
+    <w:p>
+      <w:pPr>
+        <w:shd w:val="clear" w:color="auto" w:fill="1F1F1F"/>
+        <w:spacing w:line="270" w:lineRule="atLeast"/>
+        <w:rPr>
+          <w:rFonts w:ascii="Menlo" w:hAnsi="Menlo" w:cs="Menlo"/>
+          <w:color w:val="CCCCCC"/>
+          <w:sz w:val="18"/>
+          <w:szCs w:val="18"/>
+        </w:rPr>
+      </w:pPr>
+      <w:r>
+        <w:rPr>
+          <w:rFonts w:ascii="Menlo" w:hAnsi="Menlo" w:cs="Menlo"/>
+          <w:color w:val="CCCCCC"/>
+          <w:sz w:val="18"/>
+          <w:szCs w:val="18"/>
+        </w:rPr>
+        <w:t xml:space="preserve">        &lt;value&gt;org.apache.hadoop.fs.s3a.SimpleAWSCredentialsProvider&lt;/value&gt;</w:t>
+      </w:r>
+    </w:p>
+    <w:p>
+      <w:pPr>
+        <w:shd w:val="clear" w:color="auto" w:fill="1F1F1F"/>
+        <w:spacing w:line="270" w:lineRule="atLeast"/>
+        <w:rPr>
+          <w:rFonts w:ascii="Menlo" w:hAnsi="Menlo" w:cs="Menlo"/>
+          <w:color w:val="CCCCCC"/>
+          <w:sz w:val="18"/>
+          <w:szCs w:val="18"/>
+        </w:rPr>
+      </w:pPr>
+      <w:r>
+        <w:rPr>
+          <w:rFonts w:ascii="Menlo" w:hAnsi="Menlo" w:cs="Menlo"/>
+          <w:color w:val="CCCCCC"/>
+          <w:sz w:val="18"/>
+          <w:szCs w:val="18"/>
+        </w:rPr>
+        <w:t xml:space="preserve">    &lt;/property&gt;</w:t>
+      </w:r>
+    </w:p>
+    <w:p>
+      <w:pPr>
+        <w:shd w:val="clear" w:color="auto" w:fill="1F1F1F"/>
+        <w:spacing w:line="270" w:lineRule="atLeast"/>
+        <w:rPr>
+          <w:rFonts w:ascii="Menlo" w:hAnsi="Menlo" w:cs="Menlo"/>
+          <w:color w:val="CCCCCC"/>
+          <w:sz w:val="18"/>
+          <w:szCs w:val="18"/>
+        </w:rPr>
+      </w:pPr>
+      <w:r>
+        <w:rPr>
+          <w:rFonts w:ascii="Menlo" w:hAnsi="Menlo" w:cs="Menlo"/>
+          <w:color w:val="CCCCCC"/>
+          <w:sz w:val="18"/>
+          <w:szCs w:val="18"/>
+        </w:rPr>
+        <w:t>&lt;/configuration&gt;</w:t>
+      </w:r>
+    </w:p>
+    <w:p>
+      <w:pPr>
+        <w:shd w:val="clear" w:color="auto" w:fill="1F1F1F"/>
+        <w:spacing w:line="270" w:lineRule="atLeast"/>
+        <w:rPr>
+          <w:rFonts w:ascii="Menlo" w:hAnsi="Menlo" w:cs="Menlo"/>
+          <w:color w:val="CCCCCC"/>
+          <w:sz w:val="18"/>
+          <w:szCs w:val="18"/>
+        </w:rPr>
+      </w:pPr>
+      <w:r>
+        <w:rPr>
+          <w:rFonts w:ascii="Menlo" w:hAnsi="Menlo" w:cs="Menlo"/>
+          <w:color w:val="CCCCCC"/>
+          <w:sz w:val="18"/>
+          <w:szCs w:val="18"/>
+        </w:rPr>
+        <w:t>EOF</w:t>
+      </w:r>
+    </w:p>
+    <w:p>
+      <w:pPr>
+        <w:shd w:val="clear" w:color="auto" w:fill="1F1F1F"/>
+        <w:spacing w:after="240" w:line="270" w:lineRule="atLeast"/>
+        <w:rPr>
+          <w:rFonts w:ascii="Menlo" w:hAnsi="Menlo" w:cs="Menlo"/>
+          <w:color w:val="CCCCCC"/>
+          <w:sz w:val="18"/>
+          <w:szCs w:val="18"/>
+        </w:rPr>
+      </w:pPr>
+    </w:p>
+    <w:p>
+      <w:pPr>
+        <w:shd w:val="clear" w:color="auto" w:fill="1F1F1F"/>
+        <w:spacing w:line="270" w:lineRule="atLeast"/>
+        <w:rPr>
+          <w:rFonts w:ascii="Menlo" w:hAnsi="Menlo" w:cs="Menlo"/>
+          <w:color w:val="CCCCCC"/>
+          <w:sz w:val="18"/>
+          <w:szCs w:val="18"/>
+        </w:rPr>
+      </w:pPr>
+      <w:r>
+        <w:rPr>
+          <w:rFonts w:ascii="Menlo" w:hAnsi="Menlo" w:cs="Menlo"/>
+          <w:color w:val="569CD6"/>
+          <w:sz w:val="18"/>
+          <w:szCs w:val="18"/>
+        </w:rPr>
+        <w:t>USER</w:t>
+      </w:r>
+      <w:r>
+        <w:rPr>
+          <w:rFonts w:ascii="Menlo" w:hAnsi="Menlo" w:cs="Menlo"/>
+          <w:color w:val="CCCCCC"/>
+          <w:sz w:val="18"/>
+          <w:szCs w:val="18"/>
+        </w:rPr>
+        <w:t xml:space="preserve"> </w:t>
+      </w:r>
+      <w:proofErr w:type="spellStart"/>
+      <w:r>
+        <w:rPr>
+          <w:rFonts w:ascii="Menlo" w:hAnsi="Menlo" w:cs="Menlo"/>
+          <w:color w:val="CCCCCC"/>
+          <w:sz w:val="18"/>
+          <w:szCs w:val="18"/>
+        </w:rPr>
+        <w:t>flink:flink</w:t>
+      </w:r>
+      <w:proofErr w:type="spellEnd"/>
+    </w:p>
+    <w:p>
+      <w:pPr>
+        <w:shd w:val="clear" w:color="auto" w:fill="1F1F1F"/>
+        <w:spacing w:line="270" w:lineRule="atLeast"/>
+        <w:rPr>
+          <w:rFonts w:ascii="Menlo" w:hAnsi="Menlo" w:cs="Menlo"/>
+          <w:color w:val="CCCCCC"/>
+          <w:sz w:val="18"/>
+          <w:szCs w:val="18"/>
+        </w:rPr>
+      </w:pPr>
+      <w:r>
+        <w:rPr>
+          <w:rFonts w:ascii="Menlo" w:hAnsi="Menlo" w:cs="Menlo"/>
+          <w:color w:val="569CD6"/>
+          <w:sz w:val="18"/>
+          <w:szCs w:val="18"/>
+        </w:rPr>
+        <w:t>CMD</w:t>
+      </w:r>
+      <w:r>
+        <w:rPr>
+          <w:rFonts w:ascii="Menlo" w:hAnsi="Menlo" w:cs="Menlo"/>
+          <w:color w:val="CCCCCC"/>
+          <w:sz w:val="18"/>
+          <w:szCs w:val="18"/>
+        </w:rPr>
+        <w:t xml:space="preserve"> ./bin/start-cluster.sh &amp;&amp; sleep infinity</w:t>
+      </w:r>
+    </w:p>
+    <w:p>
+      <w:pPr>
+        <w:rPr>
+          <w:lang w:val="en-US"/>
+        </w:rPr>
+      </w:pPr>
+    </w:p>
+    <w:p>
+      <w:pPr>
+        <w:rPr>
+          <w:lang w:val="en-US"/>
+        </w:rPr>
+      </w:pPr>
+    </w:p>
+    <w:p>
+      <w:pPr>
+        <w:rPr>
+          <w:lang w:val="en-US"/>
+        </w:rPr>
+      </w:pPr>
+      <w:r>
+        <w:rPr>
+          <w:lang w:val="en-US"/>
+        </w:rPr>
+        <w:t xml:space="preserve">Once we have these </w:t>
+      </w:r>
+      <w:r>
+        <w:rPr>
+          <w:lang w:val="en-US"/>
+        </w:rPr>
+        <w:t>two</w:t>
+      </w:r>
+      <w:r>
+        <w:rPr>
+          <w:lang w:val="en-US"/>
+        </w:rPr>
+        <w:t xml:space="preserve"> containers build, we can run the </w:t>
+      </w:r>
+      <w:r>
+        <w:rPr>
+          <w:lang w:val="en-US"/>
+        </w:rPr>
+        <w:t>two</w:t>
+      </w:r>
+      <w:r>
+        <w:rPr>
+          <w:lang w:val="en-US"/>
+        </w:rPr>
+        <w:t xml:space="preserve"> labs, as contained in </w:t>
+      </w:r>
+      <w:r>
+        <w:rPr>
+          <w:rFonts w:ascii="Courier New" w:hAnsi="Courier New" w:cs="Courier New"/>
+          <w:lang w:val="en-US"/>
+        </w:rPr>
+        <w:t>&lt;Project root&gt;</w:t>
+      </w:r>
+      <w:r>
+        <w:rPr>
+          <w:lang w:val="en-US"/>
+        </w:rPr>
+        <w:t>/</w:t>
+      </w:r>
+      <w:r>
+        <w:rPr>
+          <w:rFonts w:ascii="Courier New" w:hAnsi="Courier New" w:cs="Courier New"/>
+          <w:lang w:val="en-US"/>
+        </w:rPr>
+        <w:t>devlab0</w:t>
+      </w:r>
+      <w:r>
+        <w:rPr>
+          <w:lang w:val="en-US"/>
+        </w:rPr>
+        <w:t xml:space="preserve"> </w:t>
+      </w:r>
+      <w:r>
+        <w:rPr>
+          <w:lang w:val="en-US"/>
+        </w:rPr>
+        <w:t>&amp;</w:t>
+      </w:r>
+      <w:r>
+        <w:rPr>
+          <w:lang w:val="en-US"/>
+        </w:rPr>
+        <w:t xml:space="preserve"> </w:t>
+      </w:r>
+      <w:r>
+        <w:rPr>
+          <w:rFonts w:ascii="Courier New" w:hAnsi="Courier New" w:cs="Courier New"/>
+          <w:lang w:val="en-US"/>
+        </w:rPr>
+        <w:t>&lt;Project root&gt;</w:t>
+      </w:r>
+      <w:r>
+        <w:rPr>
+          <w:lang w:val="en-US"/>
+        </w:rPr>
+        <w:t>/</w:t>
+      </w:r>
+      <w:r>
+        <w:rPr>
+          <w:rFonts w:ascii="Courier New" w:hAnsi="Courier New" w:cs="Courier New"/>
+          <w:lang w:val="en-US"/>
+        </w:rPr>
+        <w:t>devlab1</w:t>
+      </w:r>
+      <w:r>
+        <w:rPr>
+          <w:lang w:val="en-US"/>
+        </w:rPr>
+        <w:t xml:space="preserve"> directory structures.</w:t>
+      </w:r>
+    </w:p>
+    <w:p>
+      <w:pPr>
+        <w:rPr>
+          <w:lang w:val="en-US"/>
+        </w:rPr>
+      </w:pPr>
+    </w:p>
+    <w:p>
+      <w:pPr>
+        <w:rPr>
+          <w:lang w:val="en-US"/>
+        </w:rPr>
+      </w:pPr>
+      <w:r>
+        <w:rPr>
+          <w:lang w:val="en-US"/>
+        </w:rPr>
+        <w:t xml:space="preserve">The biggest difference </w:t>
+      </w:r>
+      <w:r>
+        <w:rPr>
+          <w:lang w:val="en-US"/>
+        </w:rPr>
+        <w:t xml:space="preserve">between the </w:t>
+      </w:r>
+      <w:r>
+        <w:rPr>
+          <w:lang w:val="en-US"/>
+        </w:rPr>
+        <w:t>two</w:t>
+      </w:r>
+      <w:r>
+        <w:rPr>
+          <w:lang w:val="en-US"/>
+        </w:rPr>
+        <w:t xml:space="preserve"> labs </w:t>
+      </w:r>
+      <w:r>
+        <w:rPr>
+          <w:lang w:val="en-US"/>
+        </w:rPr>
+        <w:t>now being the</w:t>
+      </w:r>
+      <w:r>
+        <w:rPr>
+          <w:lang w:val="en-US"/>
+        </w:rPr>
+        <w:t xml:space="preserve"> configuration of the</w:t>
+      </w:r>
+      <w:r>
+        <w:rPr>
+          <w:lang w:val="en-US"/>
+        </w:rPr>
+        <w:t xml:space="preserve"> </w:t>
+      </w:r>
+      <w:r>
+        <w:rPr>
+          <w:rFonts w:ascii="Courier New" w:hAnsi="Courier New" w:cs="Courier New"/>
+          <w:lang w:val="en-US"/>
+        </w:rPr>
+        <w:t>coordinator</w:t>
+      </w:r>
+      <w:r>
+        <w:rPr>
+          <w:lang w:val="en-US"/>
+        </w:rPr>
+        <w:t xml:space="preserve"> and </w:t>
+      </w:r>
+      <w:r>
+        <w:rPr>
+          <w:rFonts w:ascii="Courier New" w:hAnsi="Courier New" w:cs="Courier New"/>
+          <w:lang w:val="en-US"/>
+        </w:rPr>
+        <w:t>tablet-server</w:t>
+      </w:r>
+      <w:r>
+        <w:rPr>
+          <w:rFonts w:ascii="Courier New" w:hAnsi="Courier New" w:cs="Courier New"/>
+          <w:lang w:val="en-US"/>
+        </w:rPr>
+        <w:t xml:space="preserve"> </w:t>
+      </w:r>
+      <w:r>
+        <w:rPr>
+          <w:lang w:val="en-US"/>
+        </w:rPr>
+        <w:t xml:space="preserve">as per the </w:t>
+      </w:r>
+      <w:r>
+        <w:rPr>
+          <w:rFonts w:ascii="Courier New" w:hAnsi="Courier New" w:cs="Courier New"/>
+          <w:lang w:val="en-US"/>
+        </w:rPr>
+        <w:t>docker-compose-*.</w:t>
+      </w:r>
+      <w:proofErr w:type="spellStart"/>
+      <w:r>
+        <w:rPr>
+          <w:rFonts w:ascii="Courier New" w:hAnsi="Courier New" w:cs="Courier New"/>
+          <w:lang w:val="en-US"/>
+        </w:rPr>
+        <w:t>yaml</w:t>
+      </w:r>
+      <w:proofErr w:type="spellEnd"/>
+      <w:r>
+        <w:rPr>
+          <w:rFonts w:ascii="Courier New" w:hAnsi="Courier New" w:cs="Courier New"/>
+          <w:lang w:val="en-US"/>
+        </w:rPr>
+        <w:t xml:space="preserve"> </w:t>
+      </w:r>
+      <w:r>
+        <w:rPr>
+          <w:lang w:val="en-US"/>
+        </w:rPr>
+        <w:t xml:space="preserve">files </w:t>
+      </w:r>
+      <w:r>
+        <w:rPr>
+          <w:lang w:val="en-US"/>
+        </w:rPr>
+        <w:t xml:space="preserve">located </w:t>
+      </w:r>
+      <w:r>
+        <w:rPr>
+          <w:lang w:val="en-US"/>
+        </w:rPr>
+        <w:t>in</w:t>
+      </w:r>
+      <w:r>
+        <w:rPr>
+          <w:lang w:val="en-US"/>
+        </w:rPr>
+        <w:t xml:space="preserve"> the</w:t>
+      </w:r>
+      <w:r>
+        <w:rPr>
+          <w:lang w:val="en-US"/>
+        </w:rPr>
+        <w:t xml:space="preserve"> </w:t>
+      </w:r>
+      <w:r>
+        <w:rPr>
+          <w:rFonts w:ascii="Courier New" w:hAnsi="Courier New" w:cs="Courier New"/>
+          <w:lang w:val="en-US"/>
+        </w:rPr>
+        <w:t>devlab0</w:t>
+      </w:r>
+      <w:r>
+        <w:rPr>
+          <w:lang w:val="en-US"/>
+        </w:rPr>
+        <w:t xml:space="preserve"> and </w:t>
+      </w:r>
+      <w:r>
+        <w:rPr>
+          <w:rFonts w:ascii="Courier New" w:hAnsi="Courier New" w:cs="Courier New"/>
+          <w:lang w:val="en-US"/>
+        </w:rPr>
+        <w:t>devlab1</w:t>
+      </w:r>
+      <w:r>
+        <w:rPr>
+          <w:rFonts w:ascii="Courier New" w:hAnsi="Courier New" w:cs="Courier New"/>
+          <w:lang w:val="en-US"/>
+        </w:rPr>
+        <w:t xml:space="preserve"> </w:t>
+      </w:r>
+      <w:r>
+        <w:rPr>
+          <w:lang w:val="en-US"/>
+        </w:rPr>
+        <w:t>directories</w:t>
+      </w:r>
+      <w:r>
+        <w:rPr>
+          <w:lang w:val="en-US"/>
+        </w:rPr>
+        <w:t>.</w:t>
+      </w:r>
+    </w:p>
+    <w:p>
+      <w:pPr>
+        <w:rPr>
+          <w:lang w:val="en-US"/>
+        </w:rPr>
+      </w:pPr>
+    </w:p>
+    <w:p>
+      <w:pPr>
+        <w:rPr>
+          <w:lang w:val="en-US"/>
+        </w:rPr>
+      </w:pPr>
+      <w:r>
+        <w:rPr>
+          <w:lang w:val="en-US"/>
+        </w:rPr>
+        <w:t xml:space="preserve">Lastly is the configuration of our </w:t>
+      </w:r>
+      <w:hyperlink r:id="rId51" w:history="1">
+        <w:r>
+          <w:rPr>
+            <w:rStyle w:val="Hyperlink"/>
+            <w:lang w:val="en-US"/>
+          </w:rPr>
+          <w:t>Apache Flink</w:t>
+        </w:r>
+      </w:hyperlink>
+      <w:r>
+        <w:rPr>
+          <w:lang w:val="en-US"/>
+        </w:rPr>
+        <w:t xml:space="preserve"> </w:t>
+      </w:r>
+      <w:r>
+        <w:rPr>
+          <w:lang w:val="en-US"/>
+        </w:rPr>
+        <w:t xml:space="preserve">tiering job. </w:t>
+      </w:r>
+      <w:r>
+        <w:rPr>
+          <w:lang w:val="en-US"/>
+        </w:rPr>
+        <w:t xml:space="preserve">For this, </w:t>
+      </w:r>
+      <w:r>
+        <w:rPr>
+          <w:lang w:val="en-US"/>
+        </w:rPr>
+        <w:t xml:space="preserve">see </w:t>
+      </w:r>
+      <w:r>
+        <w:rPr>
+          <w:lang w:val="en-US"/>
+        </w:rPr>
+        <w:t xml:space="preserve">the </w:t>
+      </w:r>
+      <w:r>
+        <w:rPr>
+          <w:lang w:val="en-US"/>
+        </w:rPr>
+        <w:t>two</w:t>
+      </w:r>
+      <w:r>
+        <w:rPr>
+          <w:lang w:val="en-US"/>
+        </w:rPr>
+        <w:t xml:space="preserve"> </w:t>
+      </w:r>
+      <w:proofErr w:type="spellStart"/>
+      <w:r>
+        <w:rPr>
+          <w:rFonts w:ascii="Courier New" w:hAnsi="Courier New" w:cs="Courier New"/>
+          <w:lang w:val="en-US"/>
+        </w:rPr>
+        <w:t>Makefiles</w:t>
+      </w:r>
+      <w:proofErr w:type="spellEnd"/>
+      <w:r>
+        <w:rPr>
+          <w:lang w:val="en-US"/>
+        </w:rPr>
+        <w:t xml:space="preserve"> located at: </w:t>
+      </w:r>
+      <w:proofErr w:type="spellStart"/>
+      <w:r>
+        <w:rPr>
+          <w:rFonts w:ascii="Courier New" w:hAnsi="Courier New" w:cs="Courier New"/>
+          <w:lang w:val="en-US"/>
+        </w:rPr>
+        <w:t>devlab</w:t>
+      </w:r>
+      <w:proofErr w:type="spellEnd"/>
+      <w:r>
+        <w:rPr>
+          <w:rFonts w:ascii="Courier New" w:hAnsi="Courier New" w:cs="Courier New"/>
+          <w:lang w:val="en-US"/>
+        </w:rPr>
+        <w:t>#/Makefile</w:t>
+      </w:r>
+      <w:r>
+        <w:rPr>
+          <w:lang w:val="en-US"/>
+        </w:rPr>
+        <w:t>, at the end of the file... ;)</w:t>
+      </w:r>
+    </w:p>
+    <w:p>
+      <w:pPr>
+        <w:rPr>
+          <w:lang w:val="en-US"/>
+        </w:rPr>
+      </w:pPr>
+    </w:p>
+    <w:p>
+      <w:pPr>
+        <w:rPr>
+          <w:lang w:val="en-US"/>
+        </w:rPr>
+      </w:pPr>
+      <w:r>
+        <w:rPr>
+          <w:lang w:val="en-US"/>
+        </w:rPr>
+        <w:t>First is the tier jobs to push our data into our Lakehouse located on the file system.</w:t>
+      </w:r>
+    </w:p>
+    <w:p>
+      <w:pPr>
+        <w:rPr>
+          <w:lang w:val="en-US"/>
+        </w:rPr>
+      </w:pPr>
+      <w:r>
+        <w:rPr>
+          <w:lang w:val="en-US"/>
+        </w:rPr>
+        <w:t xml:space="preserve">For this we have </w:t>
+      </w:r>
+      <w:r>
+        <w:rPr>
+          <w:lang w:val="en-US"/>
+        </w:rPr>
+        <w:t>two</w:t>
+      </w:r>
+      <w:r>
+        <w:rPr>
+          <w:lang w:val="en-US"/>
+        </w:rPr>
+        <w:t xml:space="preserve"> examples,</w:t>
+      </w:r>
+    </w:p>
+    <w:p>
+      <w:pPr>
+        <w:rPr>
+          <w:lang w:val="en-US"/>
+        </w:rPr>
+      </w:pPr>
+    </w:p>
+    <w:p>
+      <w:pPr>
+        <w:rPr>
+          <w:lang w:val="en-US"/>
+        </w:rPr>
+      </w:pPr>
+      <w:r>
+        <w:rPr>
+          <w:lang w:val="en-US"/>
+        </w:rPr>
+        <w:t>T</w:t>
+      </w:r>
+      <w:r>
+        <w:rPr>
+          <w:lang w:val="en-US"/>
+        </w:rPr>
+        <w:t xml:space="preserve">he first </w:t>
+      </w:r>
+      <w:r>
+        <w:rPr>
+          <w:lang w:val="en-US"/>
+        </w:rPr>
+        <w:t xml:space="preserve">tiering job/example below </w:t>
+      </w:r>
+      <w:r>
+        <w:rPr>
+          <w:lang w:val="en-US"/>
+        </w:rPr>
+        <w:t xml:space="preserve">is </w:t>
+      </w:r>
+      <w:r>
+        <w:rPr>
+          <w:lang w:val="en-US"/>
+        </w:rPr>
+        <w:t>for</w:t>
+      </w:r>
+      <w:r>
+        <w:rPr>
+          <w:lang w:val="en-US"/>
+        </w:rPr>
+        <w:t xml:space="preserve"> </w:t>
+      </w:r>
+      <w:r>
+        <w:rPr>
+          <w:lang w:val="en-US"/>
+        </w:rPr>
+        <w:t xml:space="preserve">storage on local filesystem </w:t>
+      </w:r>
+      <w:r>
+        <w:rPr>
+          <w:lang w:val="en-US"/>
+        </w:rPr>
+        <w:t>with</w:t>
+      </w:r>
+      <w:r>
+        <w:rPr>
+          <w:lang w:val="en-US"/>
+        </w:rPr>
+        <w:t xml:space="preserve"> </w:t>
+      </w:r>
+      <w:r>
+        <w:rPr>
+          <w:lang w:val="en-US"/>
+        </w:rPr>
+        <w:t xml:space="preserve">a </w:t>
+      </w:r>
+      <w:r>
+        <w:rPr>
+          <w:lang w:val="en-US"/>
+        </w:rPr>
+        <w:t>filesystem-based</w:t>
+      </w:r>
+      <w:r>
+        <w:rPr>
+          <w:lang w:val="en-US"/>
+        </w:rPr>
+        <w:t xml:space="preserve"> catalog.</w:t>
+      </w:r>
+    </w:p>
+    <w:p>
+      <w:pPr>
+        <w:rPr>
+          <w:lang w:val="en-US"/>
+        </w:rPr>
+      </w:pPr>
+    </w:p>
+    <w:p>
+      <w:pPr>
+        <w:shd w:val="clear" w:color="auto" w:fill="1F1F1F"/>
+        <w:spacing w:line="270" w:lineRule="atLeast"/>
+        <w:rPr>
+          <w:rFonts w:ascii="Menlo" w:hAnsi="Menlo" w:cs="Menlo"/>
+          <w:color w:val="CCCCCC"/>
+          <w:sz w:val="18"/>
+          <w:szCs w:val="18"/>
+        </w:rPr>
+      </w:pPr>
+      <w:proofErr w:type="spellStart"/>
+      <w:r>
+        <w:rPr>
+          <w:rFonts w:ascii="Menlo" w:hAnsi="Menlo" w:cs="Menlo"/>
+          <w:color w:val="DCDCAA"/>
+          <w:sz w:val="18"/>
+          <w:szCs w:val="18"/>
+        </w:rPr>
+        <w:t>tier_fs</w:t>
+      </w:r>
+      <w:proofErr w:type="spellEnd"/>
+      <w:r>
+        <w:rPr>
+          <w:rFonts w:ascii="Menlo" w:hAnsi="Menlo" w:cs="Menlo"/>
+          <w:color w:val="CCCCCC"/>
+          <w:sz w:val="18"/>
+          <w:szCs w:val="18"/>
+        </w:rPr>
+        <w:t>:</w:t>
+      </w:r>
+    </w:p>
+    <w:p>
+      <w:pPr>
+        <w:shd w:val="clear" w:color="auto" w:fill="1F1F1F"/>
+        <w:spacing w:line="270" w:lineRule="atLeast"/>
+        <w:rPr>
+          <w:rFonts w:ascii="Menlo" w:hAnsi="Menlo" w:cs="Menlo"/>
+          <w:color w:val="CCCCCC"/>
+          <w:sz w:val="18"/>
+          <w:szCs w:val="18"/>
+        </w:rPr>
+      </w:pPr>
+      <w:r>
+        <w:rPr>
+          <w:rFonts w:ascii="Menlo" w:hAnsi="Menlo" w:cs="Menlo"/>
+          <w:color w:val="CCCCCC"/>
+          <w:sz w:val="18"/>
+          <w:szCs w:val="18"/>
+        </w:rPr>
+        <w:t xml:space="preserve">    </w:t>
+      </w:r>
+      <w:r>
+        <w:rPr>
+          <w:rFonts w:ascii="Menlo" w:hAnsi="Menlo" w:cs="Menlo"/>
+          <w:color w:val="C586C0"/>
+          <w:sz w:val="18"/>
+          <w:szCs w:val="18"/>
+        </w:rPr>
+        <w:t>@</w:t>
+      </w:r>
+      <w:r>
+        <w:rPr>
+          <w:rFonts w:ascii="Menlo" w:hAnsi="Menlo" w:cs="Menlo"/>
+          <w:color w:val="CCCCCC"/>
+          <w:sz w:val="18"/>
+          <w:szCs w:val="18"/>
+        </w:rPr>
+        <w:t xml:space="preserve">echo "-- Submitting Paimon Tiering Job -&gt; FS </w:t>
+      </w:r>
+      <w:proofErr w:type="spellStart"/>
+      <w:r>
+        <w:rPr>
+          <w:rFonts w:ascii="Menlo" w:hAnsi="Menlo" w:cs="Menlo"/>
+          <w:color w:val="CCCCCC"/>
+          <w:sz w:val="18"/>
+          <w:szCs w:val="18"/>
+        </w:rPr>
+        <w:t>Catalog</w:t>
+      </w:r>
+      <w:proofErr w:type="spellEnd"/>
+      <w:r>
+        <w:rPr>
+          <w:rFonts w:ascii="Menlo" w:hAnsi="Menlo" w:cs="Menlo"/>
+          <w:color w:val="CCCCCC"/>
+          <w:sz w:val="18"/>
+          <w:szCs w:val="18"/>
+        </w:rPr>
+        <w:t>..."</w:t>
+      </w:r>
+    </w:p>
+    <w:p>
+      <w:pPr>
+        <w:shd w:val="clear" w:color="auto" w:fill="1F1F1F"/>
+        <w:spacing w:line="270" w:lineRule="atLeast"/>
+        <w:rPr>
+          <w:rFonts w:ascii="Menlo" w:hAnsi="Menlo" w:cs="Menlo"/>
+          <w:color w:val="CCCCCC"/>
+          <w:sz w:val="18"/>
+          <w:szCs w:val="18"/>
+        </w:rPr>
+      </w:pPr>
+      <w:r>
+        <w:rPr>
+          <w:rFonts w:ascii="Menlo" w:hAnsi="Menlo" w:cs="Menlo"/>
+          <w:color w:val="CCCCCC"/>
+          <w:sz w:val="18"/>
+          <w:szCs w:val="18"/>
+        </w:rPr>
+        <w:t xml:space="preserve">    docker compose exec --interactive --</w:t>
+      </w:r>
+      <w:proofErr w:type="spellStart"/>
+      <w:r>
+        <w:rPr>
+          <w:rFonts w:ascii="Menlo" w:hAnsi="Menlo" w:cs="Menlo"/>
+          <w:color w:val="CCCCCC"/>
+          <w:sz w:val="18"/>
+          <w:szCs w:val="18"/>
+        </w:rPr>
+        <w:t>tty</w:t>
+      </w:r>
+      <w:proofErr w:type="spellEnd"/>
+      <w:r>
+        <w:rPr>
+          <w:rFonts w:ascii="Menlo" w:hAnsi="Menlo" w:cs="Menlo"/>
+          <w:color w:val="CCCCCC"/>
+          <w:sz w:val="18"/>
+          <w:szCs w:val="18"/>
+        </w:rPr>
+        <w:t xml:space="preserve"> </w:t>
+      </w:r>
+      <w:proofErr w:type="spellStart"/>
+      <w:r>
+        <w:rPr>
+          <w:rFonts w:ascii="Menlo" w:hAnsi="Menlo" w:cs="Menlo"/>
+          <w:color w:val="CCCCCC"/>
+          <w:sz w:val="18"/>
+          <w:szCs w:val="18"/>
+        </w:rPr>
+        <w:t>jobmanager</w:t>
+      </w:r>
+      <w:proofErr w:type="spellEnd"/>
+      <w:r>
+        <w:rPr>
+          <w:rFonts w:ascii="Menlo" w:hAnsi="Menlo" w:cs="Menlo"/>
+          <w:color w:val="CCCCCC"/>
+          <w:sz w:val="18"/>
+          <w:szCs w:val="18"/>
+        </w:rPr>
+        <w:t xml:space="preserve"> </w:t>
+      </w:r>
+      <w:r>
+        <w:rPr>
+          <w:rFonts w:ascii="Menlo" w:hAnsi="Menlo" w:cs="Menlo"/>
+          <w:color w:val="D7BA7D"/>
+          <w:sz w:val="18"/>
+          <w:szCs w:val="18"/>
+        </w:rPr>
+        <w:t>\</w:t>
+      </w:r>
+    </w:p>
+    <w:p>
+      <w:pPr>
+        <w:shd w:val="clear" w:color="auto" w:fill="1F1F1F"/>
+        <w:spacing w:line="270" w:lineRule="atLeast"/>
+        <w:rPr>
+          <w:rFonts w:ascii="Menlo" w:hAnsi="Menlo" w:cs="Menlo"/>
+          <w:color w:val="CCCCCC"/>
+          <w:sz w:val="18"/>
+          <w:szCs w:val="18"/>
+        </w:rPr>
+      </w:pPr>
+      <w:r>
+        <w:rPr>
+          <w:rFonts w:ascii="Menlo" w:hAnsi="Menlo" w:cs="Menlo"/>
+          <w:color w:val="CCCCCC"/>
+          <w:sz w:val="18"/>
+          <w:szCs w:val="18"/>
+        </w:rPr>
+        <w:t xml:space="preserve">        /opt/</w:t>
+      </w:r>
+      <w:proofErr w:type="spellStart"/>
+      <w:r>
+        <w:rPr>
+          <w:rFonts w:ascii="Menlo" w:hAnsi="Menlo" w:cs="Menlo"/>
+          <w:color w:val="CCCCCC"/>
+          <w:sz w:val="18"/>
+          <w:szCs w:val="18"/>
+        </w:rPr>
+        <w:t>flink</w:t>
+      </w:r>
+      <w:proofErr w:type="spellEnd"/>
+      <w:r>
+        <w:rPr>
+          <w:rFonts w:ascii="Menlo" w:hAnsi="Menlo" w:cs="Menlo"/>
+          <w:color w:val="CCCCCC"/>
+          <w:sz w:val="18"/>
+          <w:szCs w:val="18"/>
+        </w:rPr>
+        <w:t>/bin/</w:t>
+      </w:r>
+      <w:proofErr w:type="spellStart"/>
+      <w:r>
+        <w:rPr>
+          <w:rFonts w:ascii="Menlo" w:hAnsi="Menlo" w:cs="Menlo"/>
+          <w:color w:val="CCCCCC"/>
+          <w:sz w:val="18"/>
+          <w:szCs w:val="18"/>
+        </w:rPr>
+        <w:t>flink</w:t>
+      </w:r>
+      <w:proofErr w:type="spellEnd"/>
+      <w:r>
+        <w:rPr>
+          <w:rFonts w:ascii="Menlo" w:hAnsi="Menlo" w:cs="Menlo"/>
+          <w:color w:val="CCCCCC"/>
+          <w:sz w:val="18"/>
+          <w:szCs w:val="18"/>
+        </w:rPr>
+        <w:t xml:space="preserve"> run </w:t>
+      </w:r>
+      <w:r>
+        <w:rPr>
+          <w:rFonts w:ascii="Menlo" w:hAnsi="Menlo" w:cs="Menlo"/>
+          <w:color w:val="D7BA7D"/>
+          <w:sz w:val="18"/>
+          <w:szCs w:val="18"/>
+        </w:rPr>
+        <w:t>\</w:t>
+      </w:r>
+    </w:p>
+    <w:p>
+      <w:pPr>
+        <w:shd w:val="clear" w:color="auto" w:fill="1F1F1F"/>
+        <w:spacing w:line="270" w:lineRule="atLeast"/>
+        <w:rPr>
+          <w:rFonts w:ascii="Menlo" w:hAnsi="Menlo" w:cs="Menlo"/>
+          <w:color w:val="CCCCCC"/>
+          <w:sz w:val="18"/>
+          <w:szCs w:val="18"/>
+        </w:rPr>
+      </w:pPr>
+      <w:r>
+        <w:rPr>
+          <w:rFonts w:ascii="Menlo" w:hAnsi="Menlo" w:cs="Menlo"/>
+          <w:color w:val="CCCCCC"/>
+          <w:sz w:val="18"/>
+          <w:szCs w:val="18"/>
+        </w:rPr>
+        <w:t xml:space="preserve">            -Dpipeline.name="My Fluss Tiering Service, output to Paimon" </w:t>
+      </w:r>
+      <w:r>
+        <w:rPr>
+          <w:rFonts w:ascii="Menlo" w:hAnsi="Menlo" w:cs="Menlo"/>
+          <w:color w:val="D7BA7D"/>
+          <w:sz w:val="18"/>
+          <w:szCs w:val="18"/>
+        </w:rPr>
+        <w:t>\</w:t>
+      </w:r>
+    </w:p>
+    <w:p>
+      <w:pPr>
+        <w:shd w:val="clear" w:color="auto" w:fill="1F1F1F"/>
+        <w:spacing w:line="270" w:lineRule="atLeast"/>
+        <w:rPr>
+          <w:rFonts w:ascii="Menlo" w:hAnsi="Menlo" w:cs="Menlo"/>
+          <w:color w:val="CCCCCC"/>
+          <w:sz w:val="18"/>
+          <w:szCs w:val="18"/>
+        </w:rPr>
+      </w:pPr>
+      <w:r>
+        <w:rPr>
+          <w:rFonts w:ascii="Menlo" w:hAnsi="Menlo" w:cs="Menlo"/>
+          <w:color w:val="CCCCCC"/>
+          <w:sz w:val="18"/>
+          <w:szCs w:val="18"/>
+        </w:rPr>
+        <w:t xml:space="preserve">            -</w:t>
+      </w:r>
+      <w:proofErr w:type="spellStart"/>
+      <w:r>
+        <w:rPr>
+          <w:rFonts w:ascii="Menlo" w:hAnsi="Menlo" w:cs="Menlo"/>
+          <w:color w:val="CCCCCC"/>
+          <w:sz w:val="18"/>
+          <w:szCs w:val="18"/>
+        </w:rPr>
+        <w:t>Dparallelism.default</w:t>
+      </w:r>
+      <w:proofErr w:type="spellEnd"/>
+      <w:r>
+        <w:rPr>
+          <w:rFonts w:ascii="Menlo" w:hAnsi="Menlo" w:cs="Menlo"/>
+          <w:color w:val="CCCCCC"/>
+          <w:sz w:val="18"/>
+          <w:szCs w:val="18"/>
+        </w:rPr>
+        <w:t xml:space="preserve">=2 </w:t>
+      </w:r>
+      <w:r>
+        <w:rPr>
+          <w:rFonts w:ascii="Menlo" w:hAnsi="Menlo" w:cs="Menlo"/>
+          <w:color w:val="D7BA7D"/>
+          <w:sz w:val="18"/>
+          <w:szCs w:val="18"/>
+        </w:rPr>
+        <w:t>\</w:t>
+      </w:r>
+    </w:p>
+    <w:p>
+      <w:pPr>
+        <w:shd w:val="clear" w:color="auto" w:fill="1F1F1F"/>
+        <w:spacing w:line="270" w:lineRule="atLeast"/>
+        <w:rPr>
+          <w:rFonts w:ascii="Menlo" w:hAnsi="Menlo" w:cs="Menlo"/>
+          <w:color w:val="CCCCCC"/>
+          <w:sz w:val="18"/>
+          <w:szCs w:val="18"/>
+        </w:rPr>
+      </w:pPr>
+      <w:r>
+        <w:rPr>
+          <w:rFonts w:ascii="Menlo" w:hAnsi="Menlo" w:cs="Menlo"/>
+          <w:color w:val="CCCCCC"/>
+          <w:sz w:val="18"/>
+          <w:szCs w:val="18"/>
+        </w:rPr>
+        <w:t xml:space="preserve">            /opt/</w:t>
+      </w:r>
+      <w:proofErr w:type="spellStart"/>
+      <w:r>
+        <w:rPr>
+          <w:rFonts w:ascii="Menlo" w:hAnsi="Menlo" w:cs="Menlo"/>
+          <w:color w:val="CCCCCC"/>
+          <w:sz w:val="18"/>
+          <w:szCs w:val="18"/>
+        </w:rPr>
+        <w:t>flink</w:t>
+      </w:r>
+      <w:proofErr w:type="spellEnd"/>
+      <w:r>
+        <w:rPr>
+          <w:rFonts w:ascii="Menlo" w:hAnsi="Menlo" w:cs="Menlo"/>
+          <w:color w:val="CCCCCC"/>
+          <w:sz w:val="18"/>
+          <w:szCs w:val="18"/>
+        </w:rPr>
+        <w:t xml:space="preserve">/lib/fluss-flink-tiering-0.8.0-incubating.jar </w:t>
+      </w:r>
+      <w:r>
+        <w:rPr>
+          <w:rFonts w:ascii="Menlo" w:hAnsi="Menlo" w:cs="Menlo"/>
+          <w:color w:val="D7BA7D"/>
+          <w:sz w:val="18"/>
+          <w:szCs w:val="18"/>
+        </w:rPr>
+        <w:t>\</w:t>
+      </w:r>
+    </w:p>
+    <w:p>
+      <w:pPr>
+        <w:shd w:val="clear" w:color="auto" w:fill="1F1F1F"/>
+        <w:spacing w:line="270" w:lineRule="atLeast"/>
+        <w:rPr>
+          <w:rFonts w:ascii="Menlo" w:hAnsi="Menlo" w:cs="Menlo"/>
+          <w:color w:val="CCCCCC"/>
+          <w:sz w:val="18"/>
+          <w:szCs w:val="18"/>
+        </w:rPr>
+      </w:pPr>
+      <w:r>
+        <w:rPr>
+          <w:rFonts w:ascii="Menlo" w:hAnsi="Menlo" w:cs="Menlo"/>
+          <w:color w:val="CCCCCC"/>
+          <w:sz w:val="18"/>
+          <w:szCs w:val="18"/>
+        </w:rPr>
+        <w:t xml:space="preserve">            --</w:t>
+      </w:r>
+      <w:proofErr w:type="spellStart"/>
+      <w:r>
+        <w:rPr>
+          <w:rFonts w:ascii="Menlo" w:hAnsi="Menlo" w:cs="Menlo"/>
+          <w:color w:val="CCCCCC"/>
+          <w:sz w:val="18"/>
+          <w:szCs w:val="18"/>
+        </w:rPr>
+        <w:t>fluss.bootstrap.servers</w:t>
+      </w:r>
+      <w:proofErr w:type="spellEnd"/>
+      <w:r>
+        <w:rPr>
+          <w:rFonts w:ascii="Menlo" w:hAnsi="Menlo" w:cs="Menlo"/>
+          <w:color w:val="CCCCCC"/>
+          <w:sz w:val="18"/>
+          <w:szCs w:val="18"/>
+        </w:rPr>
+        <w:t xml:space="preserve"> coordinator-server:9123 </w:t>
+      </w:r>
+      <w:r>
+        <w:rPr>
+          <w:rFonts w:ascii="Menlo" w:hAnsi="Menlo" w:cs="Menlo"/>
+          <w:color w:val="D7BA7D"/>
+          <w:sz w:val="18"/>
+          <w:szCs w:val="18"/>
+        </w:rPr>
+        <w:t>\</w:t>
+      </w:r>
+    </w:p>
+    <w:p>
+      <w:pPr>
+        <w:shd w:val="clear" w:color="auto" w:fill="1F1F1F"/>
+        <w:spacing w:line="270" w:lineRule="atLeast"/>
+        <w:rPr>
+          <w:rFonts w:ascii="Menlo" w:hAnsi="Menlo" w:cs="Menlo"/>
+          <w:color w:val="CCCCCC"/>
+          <w:sz w:val="18"/>
+          <w:szCs w:val="18"/>
+        </w:rPr>
+      </w:pPr>
+      <w:r>
+        <w:rPr>
+          <w:rFonts w:ascii="Menlo" w:hAnsi="Menlo" w:cs="Menlo"/>
+          <w:color w:val="CCCCCC"/>
+          <w:sz w:val="18"/>
+          <w:szCs w:val="18"/>
+        </w:rPr>
+        <w:t xml:space="preserve">            --</w:t>
+      </w:r>
+      <w:proofErr w:type="spellStart"/>
+      <w:r>
+        <w:rPr>
+          <w:rFonts w:ascii="Menlo" w:hAnsi="Menlo" w:cs="Menlo"/>
+          <w:color w:val="CCCCCC"/>
+          <w:sz w:val="18"/>
+          <w:szCs w:val="18"/>
+        </w:rPr>
+        <w:t>datalake.format</w:t>
+      </w:r>
+      <w:proofErr w:type="spellEnd"/>
+      <w:r>
+        <w:rPr>
+          <w:rFonts w:ascii="Menlo" w:hAnsi="Menlo" w:cs="Menlo"/>
+          <w:color w:val="CCCCCC"/>
+          <w:sz w:val="18"/>
+          <w:szCs w:val="18"/>
+        </w:rPr>
+        <w:t xml:space="preserve"> </w:t>
+      </w:r>
+      <w:proofErr w:type="spellStart"/>
+      <w:r>
+        <w:rPr>
+          <w:rFonts w:ascii="Menlo" w:hAnsi="Menlo" w:cs="Menlo"/>
+          <w:color w:val="CCCCCC"/>
+          <w:sz w:val="18"/>
+          <w:szCs w:val="18"/>
+        </w:rPr>
+        <w:t>paimon</w:t>
+      </w:r>
+      <w:proofErr w:type="spellEnd"/>
+      <w:r>
+        <w:rPr>
+          <w:rFonts w:ascii="Menlo" w:hAnsi="Menlo" w:cs="Menlo"/>
+          <w:color w:val="CCCCCC"/>
+          <w:sz w:val="18"/>
+          <w:szCs w:val="18"/>
+        </w:rPr>
+        <w:t xml:space="preserve"> </w:t>
+      </w:r>
+      <w:r>
+        <w:rPr>
+          <w:rFonts w:ascii="Menlo" w:hAnsi="Menlo" w:cs="Menlo"/>
+          <w:color w:val="D7BA7D"/>
+          <w:sz w:val="18"/>
+          <w:szCs w:val="18"/>
+        </w:rPr>
+        <w:t>\</w:t>
+      </w:r>
+    </w:p>
+    <w:p>
+      <w:pPr>
+        <w:shd w:val="clear" w:color="auto" w:fill="1F1F1F"/>
+        <w:spacing w:line="270" w:lineRule="atLeast"/>
+        <w:rPr>
+          <w:rFonts w:ascii="Menlo" w:hAnsi="Menlo" w:cs="Menlo"/>
+          <w:color w:val="CCCCCC"/>
+          <w:sz w:val="18"/>
+          <w:szCs w:val="18"/>
+        </w:rPr>
+      </w:pPr>
+      <w:r>
+        <w:rPr>
+          <w:rFonts w:ascii="Menlo" w:hAnsi="Menlo" w:cs="Menlo"/>
+          <w:color w:val="CCCCCC"/>
+          <w:sz w:val="18"/>
+          <w:szCs w:val="18"/>
+        </w:rPr>
+        <w:t xml:space="preserve">            --</w:t>
+      </w:r>
+      <w:proofErr w:type="spellStart"/>
+      <w:r>
+        <w:rPr>
+          <w:rFonts w:ascii="Menlo" w:hAnsi="Menlo" w:cs="Menlo"/>
+          <w:color w:val="CCCCCC"/>
+          <w:sz w:val="18"/>
+          <w:szCs w:val="18"/>
+        </w:rPr>
+        <w:t>datalake.paimon.warehouse</w:t>
+      </w:r>
+      <w:proofErr w:type="spellEnd"/>
+      <w:r>
+        <w:rPr>
+          <w:rFonts w:ascii="Menlo" w:hAnsi="Menlo" w:cs="Menlo"/>
+          <w:color w:val="CCCCCC"/>
+          <w:sz w:val="18"/>
+          <w:szCs w:val="18"/>
+        </w:rPr>
+        <w:t xml:space="preserve"> /</w:t>
+      </w:r>
+      <w:proofErr w:type="spellStart"/>
+      <w:r>
+        <w:rPr>
+          <w:rFonts w:ascii="Menlo" w:hAnsi="Menlo" w:cs="Menlo"/>
+          <w:color w:val="CCCCCC"/>
+          <w:sz w:val="18"/>
+          <w:szCs w:val="18"/>
+        </w:rPr>
+        <w:t>tmp</w:t>
+      </w:r>
+      <w:proofErr w:type="spellEnd"/>
+      <w:r>
+        <w:rPr>
+          <w:rFonts w:ascii="Menlo" w:hAnsi="Menlo" w:cs="Menlo"/>
+          <w:color w:val="CCCCCC"/>
+          <w:sz w:val="18"/>
+          <w:szCs w:val="18"/>
+        </w:rPr>
+        <w:t>/</w:t>
+      </w:r>
+      <w:proofErr w:type="spellStart"/>
+      <w:r>
+        <w:rPr>
+          <w:rFonts w:ascii="Menlo" w:hAnsi="Menlo" w:cs="Menlo"/>
+          <w:color w:val="CCCCCC"/>
+          <w:sz w:val="18"/>
+          <w:szCs w:val="18"/>
+        </w:rPr>
+        <w:t>paimon</w:t>
+      </w:r>
+      <w:proofErr w:type="spellEnd"/>
+      <w:r>
+        <w:rPr>
+          <w:rFonts w:ascii="Menlo" w:hAnsi="Menlo" w:cs="Menlo"/>
+          <w:color w:val="CCCCCC"/>
+          <w:sz w:val="18"/>
+          <w:szCs w:val="18"/>
+        </w:rPr>
+        <w:t xml:space="preserve"> </w:t>
+      </w:r>
+      <w:r>
+        <w:rPr>
+          <w:rFonts w:ascii="Menlo" w:hAnsi="Menlo" w:cs="Menlo"/>
+          <w:color w:val="D7BA7D"/>
+          <w:sz w:val="18"/>
+          <w:szCs w:val="18"/>
+        </w:rPr>
+        <w:t>\</w:t>
+      </w:r>
+    </w:p>
+    <w:p>
+      <w:pPr>
+        <w:shd w:val="clear" w:color="auto" w:fill="1F1F1F"/>
+        <w:spacing w:line="270" w:lineRule="atLeast"/>
+        <w:rPr>
+          <w:rFonts w:ascii="Menlo" w:hAnsi="Menlo" w:cs="Menlo"/>
+          <w:color w:val="CCCCCC"/>
+          <w:sz w:val="18"/>
+          <w:szCs w:val="18"/>
+        </w:rPr>
+      </w:pPr>
+      <w:r>
+        <w:rPr>
+          <w:rFonts w:ascii="Menlo" w:hAnsi="Menlo" w:cs="Menlo"/>
+          <w:color w:val="CCCCCC"/>
+          <w:sz w:val="18"/>
+          <w:szCs w:val="18"/>
+        </w:rPr>
+        <w:t xml:space="preserve">            --</w:t>
+      </w:r>
+      <w:proofErr w:type="spellStart"/>
+      <w:r>
+        <w:rPr>
+          <w:rFonts w:ascii="Menlo" w:hAnsi="Menlo" w:cs="Menlo"/>
+          <w:color w:val="CCCCCC"/>
+          <w:sz w:val="18"/>
+          <w:szCs w:val="18"/>
+        </w:rPr>
+        <w:t>datalake.paimon.metastore</w:t>
+      </w:r>
+      <w:proofErr w:type="spellEnd"/>
+      <w:r>
+        <w:rPr>
+          <w:rFonts w:ascii="Menlo" w:hAnsi="Menlo" w:cs="Menlo"/>
+          <w:color w:val="CCCCCC"/>
+          <w:sz w:val="18"/>
+          <w:szCs w:val="18"/>
+        </w:rPr>
+        <w:t xml:space="preserve"> filesystem </w:t>
+      </w:r>
+    </w:p>
+    <w:p>
+      <w:pPr>
+        <w:shd w:val="clear" w:color="auto" w:fill="1F1F1F"/>
+        <w:spacing w:line="270" w:lineRule="atLeast"/>
+        <w:rPr>
+          <w:rFonts w:ascii="Menlo" w:hAnsi="Menlo" w:cs="Menlo"/>
+          <w:color w:val="CCCCCC"/>
+          <w:sz w:val="18"/>
+          <w:szCs w:val="18"/>
+        </w:rPr>
+      </w:pPr>
     </w:p>
     <w:p>
       <w:pPr>
@@ -9241,7 +9284,7 @@
         <w:lastRenderedPageBreak/>
         <w:t xml:space="preserve">Next, we again store/tier our </w:t>
       </w:r>
-      <w:hyperlink r:id="rId51" w:history="1">
+      <w:hyperlink r:id="rId52" w:history="1">
         <w:r>
           <w:rPr>
             <w:rStyle w:val="Hyperlink"/>
@@ -9271,7 +9314,7 @@
         </w:rPr>
         <w:t xml:space="preserve"> for you </w:t>
       </w:r>
-      <w:hyperlink r:id="rId52" w:history="1">
+      <w:hyperlink r:id="rId53" w:history="1">
         <w:r>
           <w:rPr>
             <w:rStyle w:val="Hyperlink"/>
@@ -9362,7 +9405,7 @@
         </w:rPr>
         <w:t xml:space="preserve"> in our </w:t>
       </w:r>
-      <w:hyperlink r:id="rId53" w:history="1">
+      <w:hyperlink r:id="rId54" w:history="1">
         <w:r>
           <w:rPr>
             <w:rStyle w:val="Hyperlink"/>
@@ -10526,7 +10569,7 @@
         </w:rPr>
         <w:t xml:space="preserve">is our </w:t>
       </w:r>
-      <w:hyperlink r:id="rId54" w:history="1">
+      <w:hyperlink r:id="rId55" w:history="1">
         <w:r>
           <w:rPr>
             <w:rStyle w:val="Hyperlink"/>
@@ -10704,7 +10747,7 @@
         </w:rPr>
         <w:t xml:space="preserve">the information we have in our various </w:t>
       </w:r>
-      <w:hyperlink r:id="rId55" w:history="1">
+      <w:hyperlink r:id="rId56" w:history="1">
         <w:r>
           <w:rPr>
             <w:rStyle w:val="Hyperlink"/>
@@ -10769,7 +10812,7 @@
         </w:rPr>
         <w:t xml:space="preserve"> </w:t>
       </w:r>
-      <w:hyperlink r:id="rId56" w:history="1">
+      <w:hyperlink r:id="rId57" w:history="1">
         <w:r>
           <w:rPr>
             <w:rStyle w:val="Hyperlink"/>
@@ -10823,7 +10866,7 @@
         </w:rPr>
         <w:t xml:space="preserve">move our data from the </w:t>
       </w:r>
-      <w:hyperlink r:id="rId57" w:history="1">
+      <w:hyperlink r:id="rId58" w:history="1">
         <w:r>
           <w:rPr>
             <w:rStyle w:val="Hyperlink"/>
@@ -10844,7 +10887,7 @@
         </w:rPr>
         <w:t xml:space="preserve">table into our </w:t>
       </w:r>
-      <w:hyperlink r:id="rId58" w:history="1">
+      <w:hyperlink r:id="rId59" w:history="1">
         <w:r>
           <w:rPr>
             <w:rStyle w:val="Hyperlink"/>
@@ -10942,7 +10985,7 @@
         </w:rPr>
         <w:t xml:space="preserve">, persisted into a </w:t>
       </w:r>
-      <w:hyperlink r:id="rId59" w:history="1">
+      <w:hyperlink r:id="rId60" w:history="1">
         <w:r>
           <w:rPr>
             <w:rStyle w:val="Hyperlink"/>
@@ -12449,7 +12492,7 @@
         </w:rPr>
         <w:t xml:space="preserve">BLOG: </w:t>
       </w:r>
-      <w:hyperlink r:id="rId60" w:history="1">
+      <w:hyperlink r:id="rId61" w:history="1">
         <w:r>
           <w:rPr>
             <w:rStyle w:val="Hyperlink"/>
@@ -12494,7 +12537,7 @@
         </w:rPr>
         <w:t xml:space="preserve">GIT REPO: </w:t>
       </w:r>
-      <w:hyperlink r:id="rId61" w:history="1">
+      <w:hyperlink r:id="rId62" w:history="1">
         <w:proofErr w:type="spellStart"/>
         <w:r>
           <w:rPr>
@@ -12587,7 +12630,7 @@
         </w:rPr>
         <w:t xml:space="preserve">: For the above deploy I ran into an interesting situation. As you will notice the </w:t>
       </w:r>
-      <w:hyperlink r:id="rId62" w:history="1">
+      <w:hyperlink r:id="rId63" w:history="1">
         <w:r>
           <w:rPr>
             <w:rStyle w:val="Hyperlink"/>
@@ -12648,7 +12691,7 @@
         </w:rPr>
         <w:t xml:space="preserve"> as per </w:t>
       </w:r>
-      <w:hyperlink r:id="rId63" w:history="1">
+      <w:hyperlink r:id="rId64" w:history="1">
         <w:r>
           <w:rPr>
             <w:rStyle w:val="Hyperlink"/>
@@ -13036,7 +13079,7 @@
         </w:rPr>
         <w:t xml:space="preserve">Execute our </w:t>
       </w:r>
-      <w:hyperlink r:id="rId64" w:history="1">
+      <w:hyperlink r:id="rId65" w:history="1">
         <w:proofErr w:type="spellStart"/>
         <w:r>
           <w:rPr>
@@ -13176,7 +13219,7 @@
         </w:rPr>
         <w:t xml:space="preserve">utput into two </w:t>
       </w:r>
-      <w:hyperlink r:id="rId65" w:history="1">
+      <w:hyperlink r:id="rId66" w:history="1">
         <w:r>
           <w:rPr>
             <w:rStyle w:val="Hyperlink"/>
@@ -13401,7 +13444,7 @@
         </w:rPr>
         <w:t xml:space="preserve"> file. You can get a trial/demo license from the </w:t>
       </w:r>
-      <w:hyperlink r:id="rId66" w:history="1">
+      <w:hyperlink r:id="rId67" w:history="1">
         <w:r>
           <w:rPr>
             <w:rStyle w:val="Hyperlink"/>
@@ -13631,7 +13674,7 @@
           <w:lang w:val="en-US"/>
         </w:rPr>
       </w:pPr>
-      <w:hyperlink r:id="rId67" w:history="1">
+      <w:hyperlink r:id="rId68" w:history="1">
         <w:r>
           <w:rPr>
             <w:rStyle w:val="Hyperlink"/>
@@ -13658,7 +13701,7 @@
           <w:lang w:val="en-US"/>
         </w:rPr>
       </w:pPr>
-      <w:hyperlink r:id="rId68" w:history="1">
+      <w:hyperlink r:id="rId69" w:history="1">
         <w:r>
           <w:rPr>
             <w:rStyle w:val="Hyperlink"/>
@@ -13679,7 +13722,7 @@
           <w:lang w:val="en-US"/>
         </w:rPr>
       </w:pPr>
-      <w:hyperlink r:id="rId69" w:history="1">
+      <w:hyperlink r:id="rId70" w:history="1">
         <w:r>
           <w:rPr>
             <w:rStyle w:val="Hyperlink"/>
@@ -13700,7 +13743,7 @@
           <w:lang w:val="en-US"/>
         </w:rPr>
       </w:pPr>
-      <w:hyperlink r:id="rId70" w:history="1">
+      <w:hyperlink r:id="rId71" w:history="1">
         <w:r>
           <w:rPr>
             <w:rStyle w:val="Hyperlink"/>
@@ -13728,7 +13771,7 @@
           <w:lang w:val="en-US"/>
         </w:rPr>
       </w:pPr>
-      <w:hyperlink r:id="rId71" w:history="1">
+      <w:hyperlink r:id="rId72" w:history="1">
         <w:proofErr w:type="spellStart"/>
         <w:r>
           <w:rPr>
@@ -13757,7 +13800,7 @@
           <w:lang w:val="en-US"/>
         </w:rPr>
       </w:pPr>
-      <w:hyperlink r:id="rId72" w:history="1">
+      <w:hyperlink r:id="rId73" w:history="1">
         <w:proofErr w:type="spellStart"/>
         <w:r>
           <w:rPr>
@@ -13893,7 +13936,7 @@
         </w:rPr>
         <w:t xml:space="preserve">What’s next, well, the thinking is to repeat the above, but for </w:t>
       </w:r>
-      <w:hyperlink r:id="rId73" w:history="1">
+      <w:hyperlink r:id="rId74" w:history="1">
         <w:r>
           <w:rPr>
             <w:rStyle w:val="Hyperlink"/>
@@ -13934,7 +13977,7 @@
         </w:rPr>
         <w:t xml:space="preserve"> based on </w:t>
       </w:r>
-      <w:hyperlink r:id="rId74" w:history="1">
+      <w:hyperlink r:id="rId75" w:history="1">
         <w:r>
           <w:rPr>
             <w:rStyle w:val="Hyperlink"/>
@@ -14032,7 +14075,7 @@
                     <pic:cNvPicPr/>
                   </pic:nvPicPr>
                   <pic:blipFill>
-                    <a:blip r:embed="rId75">
+                    <a:blip r:embed="rId76">
                       <a:extLst>
                         <a:ext uri="{28A0092B-C50C-407E-A947-70E740481C1C}">
                           <a14:useLocalDpi xmlns:a14="http://schemas.microsoft.com/office/drawing/2010/main" val="0"/>
@@ -14121,7 +14164,7 @@
                     <pic:cNvPicPr/>
                   </pic:nvPicPr>
                   <pic:blipFill>
-                    <a:blip r:embed="rId76">
+                    <a:blip r:embed="rId77">
                       <a:extLst>
                         <a:ext uri="{28A0092B-C50C-407E-A947-70E740481C1C}">
                           <a14:useLocalDpi xmlns:a14="http://schemas.microsoft.com/office/drawing/2010/main" val="0"/>
@@ -14209,7 +14252,7 @@
         </w:rPr>
         <w:t xml:space="preserve">This blog would not have been possible without the assistance of </w:t>
       </w:r>
-      <w:hyperlink r:id="rId77" w:history="1">
+      <w:hyperlink r:id="rId78" w:history="1">
         <w:proofErr w:type="spellStart"/>
         <w:r>
           <w:rPr>
@@ -14239,7 +14282,7 @@
         </w:rPr>
         <w:t xml:space="preserve">om the </w:t>
       </w:r>
-      <w:hyperlink r:id="rId78" w:history="1">
+      <w:hyperlink r:id="rId79" w:history="1">
         <w:r>
           <w:rPr>
             <w:rStyle w:val="Hyperlink"/>
@@ -14512,7 +14555,7 @@
           <w:lang w:val="en-US"/>
         </w:rPr>
       </w:pPr>
-      <w:hyperlink r:id="rId79" w:history="1">
+      <w:hyperlink r:id="rId80" w:history="1">
         <w:r>
           <w:rPr>
             <w:rStyle w:val="Hyperlink"/>
@@ -14523,7 +14566,7 @@
       </w:hyperlink>
     </w:p>
     <w:p>
-      <w:hyperlink r:id="rId80" w:history="1">
+      <w:hyperlink r:id="rId81" w:history="1">
         <w:r>
           <w:rPr>
             <w:rStyle w:val="Hyperlink"/>
@@ -14539,7 +14582,7 @@
           <w:lang w:val="en-US"/>
         </w:rPr>
       </w:pPr>
-      <w:hyperlink r:id="rId81" w:history="1">
+      <w:hyperlink r:id="rId82" w:history="1">
         <w:r>
           <w:rPr>
             <w:rStyle w:val="Hyperlink"/>
@@ -14598,7 +14641,7 @@
                     <pic:cNvPicPr/>
                   </pic:nvPicPr>
                   <pic:blipFill>
-                    <a:blip r:embed="rId82">
+                    <a:blip r:embed="rId83">
                       <a:extLst>
                         <a:ext uri="{28A0092B-C50C-407E-A947-70E740481C1C}">
                           <a14:useLocalDpi xmlns:a14="http://schemas.microsoft.com/office/drawing/2010/main" val="0"/>
